--- a/docs/DroidBridge_Project_Document.docx
+++ b/docs/DroidBridge_Project_Document.docx
@@ -9195,246 +9195,6 @@
       </w:pPr>
       <w:r>
         <w:t>schema as a starting point, if a separate project is ever started.</w:t>
-      </w:r>
-    </w:p>
-    <w:p>
-      <w:pPr>
-        <w:spacing w:before="80" w:after="80"/>
-        <w:pBdr>
-          <w:bottom w:val="single" w:sz="6" w:space="1" w:color="AAAAAA"/>
-        </w:pBdr>
-      </w:pPr>
-    </w:p>
-    <w:p>
-      <w:pPr>
-        <w:pStyle w:val="Heading2"/>
-      </w:pPr>
-      <w:r>
-        <w:t>18. Claude Code Prompt</w:t>
-      </w:r>
-    </w:p>
-    <w:p>
-      <w:pPr>
-        <w:spacing w:after="80"/>
-      </w:pPr>
-      <w:r>
-        <w:t>Use the following prompt when initiating the DroidBridge project with Claude Code CLI. It instructs Claude Code to follow the phased plan above, starting with Phase 1.</w:t>
-      </w:r>
-    </w:p>
-    <w:p>
-      <w:pPr>
-        <w:spacing w:before="80" w:after="80"/>
-        <w:ind w:left="360"/>
-      </w:pPr>
-      <w:r>
-        <w:rPr>
-          <w:rFonts w:ascii="Courier New" w:hAnsi="Courier New"/>
-          <w:color w:val="004000"/>
-          <w:sz w:val="17"/>
-        </w:rPr>
-        <w:t>Build DroidBridge — an ADB-powered Android device management tool.</w:t>
-        <w:br/>
-        <w:br/>
-        <w:t>FIRST STEP — READ THE FULL SPECIFICATION:</w:t>
-        <w:br/>
-        <w:t>Before writing any code, read the entire DroidBridge_Project_Document.md file</w:t>
-        <w:br/>
-        <w:t>in this directory from top to bottom. It contains the full project overview,</w:t>
-        <w:br/>
-        <w:t>design principles, tech stack, platform strategy, all 9 module specifications</w:t>
-        <w:br/>
-        <w:t>in detail (especially Module 4 — WhatsApp Toolkit), the CLI and GUI interface</w:t>
-        <w:br/>
-        <w:t>specs, non-functional requirements, and the 6-phase implementation plan.</w:t>
-        <w:br/>
-        <w:t>Confirm you understand the project scope before starting Phase 1. Refer back</w:t>
-        <w:br/>
-        <w:t>to this document throughout development — it is the source of truth for all</w:t>
-        <w:br/>
-        <w:t>features, folder structures, CLI commands, and exit criteria per phase.</w:t>
-        <w:br/>
-        <w:br/>
-        <w:t>PROJECT STRUCTURE:</w:t>
-        <w:br/>
-        <w:t>Create a Python project with the following layout:</w:t>
-        <w:br/>
-        <w:br/>
-        <w:t>droidbridge/</w:t>
-        <w:br/>
-        <w:t xml:space="preserve">  core/          # ADB wrapper, device management</w:t>
-        <w:br/>
-        <w:t xml:space="preserve">  modules/       # One file per module (whatsapp, storage, backup, etc.)</w:t>
-        <w:br/>
-        <w:t xml:space="preserve">  cli/           # Click-based CLI entry points</w:t>
-        <w:br/>
-        <w:t xml:space="preserve">  gui/           # PyQt6 GUI (optional, separate entry point)</w:t>
-        <w:br/>
-        <w:t xml:space="preserve">  reports/       # Report generators (TXT, HTML, CSV, JSON)</w:t>
-        <w:br/>
-        <w:t xml:space="preserve">  utils/         # Shared helpers (date parsing, size formatting, etc.)</w:t>
-        <w:br/>
-        <w:br/>
-        <w:t>IMPLEMENTATION APPROACH — follow these phases in order, do not skip ahead:</w:t>
-        <w:br/>
-        <w:br/>
-        <w:t>PHASE 1 — Foundation:</w:t>
-        <w:br/>
-        <w:t>Implement core/adb.py (ADB wrapper for devices/shell/pull/push with error</w:t>
-        <w:br/>
-        <w:t>handling) and Module 1 (Device Manager: detection, info, storage breakdown,</w:t>
-        <w:br/>
-        <w:t>connection health). Add CLI commands: device info, device connect. Bundle</w:t>
-        <w:br/>
-        <w:t>Linux ADB binary first.</w:t>
-        <w:br/>
-        <w:br/>
-        <w:t>PHASE 2 — File Operations:</w:t>
-        <w:br/>
-        <w:t>Implement Module 2 (File Browser), Module 7 (Search &amp; Discovery), and Module 3</w:t>
-        <w:br/>
-        <w:t>(Smart Transfer Engine) with batch ADB pull/push (500 files per call), progress</w:t>
-        <w:br/>
-        <w:t>tracking, conflict resolution, post-transfer verification, and resume support.</w:t>
-        <w:br/>
-        <w:t>Add Linux sleep inhibitor (systemd-inhibit). CLI: files browse/search,</w:t>
-        <w:br/>
-        <w:t>transfer pull/push.</w:t>
-        <w:br/>
-        <w:br/>
-        <w:t>PHASE 3 — WhatsApp Toolkit (highest priority, largest phase):</w:t>
-        <w:br/>
-        <w:t>Implement Module 4 in 5 sub-steps:</w:t>
-        <w:br/>
-        <w:t xml:space="preserve">  (a) Analysis: auto-detect WhatsApp/WhatsApp Business media paths, scan all</w:t>
-        <w:br/>
-        <w:t xml:space="preserve">      14 media folder types, report by folder/section/year/month/extension,</w:t>
-        <w:br/>
-        <w:t xml:space="preserve">      pre/post cutoff comparison. (Orphaned media detection: out of scope on</w:t>
-        <w:br/>
-        <w:t xml:space="preserve">      non-rooted devices, see §4.1 caveat.)</w:t>
-        <w:br/>
-        <w:t xml:space="preserve">  (b) Backup: full/selective backup using Phase 2 transfer engine,</w:t>
-        <w:br/>
-        <w:t xml:space="preserve">      direct-to-external-drive, post-backup verification, session logs.</w:t>
-        <w:br/>
-        <w:t xml:space="preserve">  (c) Organization (OPTIONAL step, not automatic): organize-by-date for</w:t>
-        <w:br/>
-        <w:t xml:space="preserve">      Voice Notes/Images/Video, organize-by-category for Documents,</w:t>
-        <w:br/>
-        <w:t xml:space="preserve">      MIME-type extension fixing, double-dot filename fixing, bad year</w:t>
-        <w:br/>
-        <w:t xml:space="preserve">      folder correction.</w:t>
-        <w:br/>
-        <w:t xml:space="preserve">  (d) Cleanup: pre-deletion preview, keep/delete rules, mandatory typed</w:t>
-        <w:br/>
-        <w:t xml:space="preserve">      'YES DELETE' confirmation, batch deletion (500/call), resume via</w:t>
-        <w:br/>
-        <w:t xml:space="preserve">      rescan, post-deletion verification, block deletion if backup unverified.</w:t>
-        <w:br/>
-        <w:t xml:space="preserve">  (e) Database: backup Databases/, Backups/, accounts/ folders.</w:t>
-        <w:br/>
-        <w:t>CLI: whatsapp scan/analyze/backup/organize/delete/backup-db.</w:t>
-        <w:br/>
-        <w:br/>
-        <w:t>PHASE 4 — Storage, Apps, Backup Manager + Cross-Platform:</w:t>
-        <w:br/>
-        <w:t>Implement Module 5 (Storage Analyzer), Module 8 (App Manager), Module 6</w:t>
-        <w:br/>
-        <w:t>(Backup Manager with profiles/incremental/restore). Add core/platform/</w:t>
-        <w:br/>
-        <w:t>abstraction layer (windows.py, linux.py, macos.py), bundle Windows and macOS</w:t>
-        <w:br/>
-        <w:t>ADB binaries, add Windows/macOS sleep inhibitors. Test full CLI on all 3</w:t>
-        <w:br/>
-        <w:t>platforms.</w:t>
-        <w:br/>
-        <w:br/>
-        <w:t>PHASE 5 — Reports &amp; Analysis:</w:t>
-        <w:br/>
-        <w:t>Implement Module 9 with TXT/HTML/CSV/JSON report generators reused by all</w:t>
-        <w:br/>
-        <w:t>modules, unify session log structure, add storage trend comparison across</w:t>
-        <w:br/>
-        <w:t>sessions. CLI: report generate --format.</w:t>
-        <w:br/>
-        <w:br/>
-        <w:t>PHASE 6 — GUI &amp; Packaging:</w:t>
-        <w:br/>
-        <w:t>Build PyQt6 GUI with sidebar navigation for all 9 modules, calling the same</w:t>
-        <w:br/>
-        <w:t>core/modules logic as CLI (no duplication). Add progress/confirmation dialogs,</w:t>
-        <w:br/>
-        <w:t>dark/light mode. Produce PyInstaller executables for Windows, Linux, macOS.</w:t>
-        <w:br/>
-        <w:br/>
-        <w:t>KEY TECHNICAL REQUIREMENTS:</w:t>
-        <w:br/>
-        <w:t>- Single Python codebase shared across platforms; platform differences</w:t>
-        <w:br/>
-        <w:t xml:space="preserve">  isolated in core/platform/</w:t>
-        <w:br/>
-        <w:t>- Bundle ADB platform-tools per platform (Linux first in Phase 1,</w:t>
-        <w:br/>
-        <w:t xml:space="preserve">  Windows/macOS in Phase 4)</w:t>
-        <w:br/>
-        <w:t>- Backup organization (by date for media, by category for documents) is</w:t>
-        <w:br/>
-        <w:t xml:space="preserve">  OPTIONAL — a separate user-triggered step, never automatic</w:t>
-        <w:br/>
-        <w:t>- All destructive operations require verified backup + explicit typed</w:t>
-        <w:br/>
-        <w:t xml:space="preserve">  'YES DELETE' confirmation</w:t>
-        <w:br/>
-        <w:t>- Batch ADB commands (500 files per rm call) for fast deletion</w:t>
-        <w:br/>
-        <w:t>- Sleep inhibitor during long transfers (systemd-inhibit on Linux; add</w:t>
-        <w:br/>
-        <w:t xml:space="preserve">  Windows/macOS in Phase 4)</w:t>
-        <w:br/>
-        <w:t>- WhatsApp path auto-detection for both com.whatsapp and com.whatsapp.w4b</w:t>
-        <w:br/>
-        <w:t xml:space="preserve">  (supports Android 8–14)</w:t>
-        <w:br/>
-        <w:t>- Date validation: year 2009–2030, month 01–12, reject false matches from</w:t>
-        <w:br/>
-        <w:t xml:space="preserve">  serial numbers/student IDs</w:t>
-        <w:br/>
-        <w:t>- MIME type detection for files with missing/wrong extensions</w:t>
-        <w:br/>
-        <w:t>- All operations resumable after interruption (transfers and deletions)</w:t>
-        <w:br/>
-        <w:t>- Fully offline — no internet, no cloud, no telemetry</w:t>
-        <w:br/>
-        <w:t>- Open source, MIT license</w:t>
-        <w:br/>
-        <w:br/>
-        <w:t>START WITH PHASE 1 RIGHT NOW:</w:t>
-        <w:br/>
-        <w:t>1. Create the project structure and requirements.txt (click, etc.)</w:t>
-        <w:br/>
-        <w:t>2. Implement core/adb.py — the ADB wrapper with devices/shell/pull/push and</w:t>
-        <w:br/>
-        <w:t xml:space="preserve">   error handling</w:t>
-        <w:br/>
-        <w:t>3. Implement modules/device.py — Module 1 (Device Manager)</w:t>
-        <w:br/>
-        <w:t>4. Implement cli/main.py — Click-based CLI entry point with 'device info'</w:t>
-        <w:br/>
-        <w:t xml:space="preserve">   and 'device connect' commands</w:t>
-        <w:br/>
-        <w:t>5. Test against a real connected Android device before moving to Phase 2</w:t>
-      </w:r>
-    </w:p>
-    <w:p>
-      <w:pPr>
-        <w:spacing w:after="80" w:before="40"/>
-        <w:ind w:left="504"/>
-      </w:pPr>
-      <w:r>
-        <w:rPr>
-          <w:i/>
-        </w:rPr>
-        <w:t>This document was generated as part of the DroidBridge open source project specification. Start with Phase 1 and progress sequentially — the WhatsApp Toolkit (Phase 3) contains the most complex and battle-tested logic.</w:t>
       </w:r>
     </w:p>
     <w:p>

--- a/docs/DroidBridge_Project_Document.docx
+++ b/docs/DroidBridge_Project_Document.docx
@@ -4,137 +4,243 @@
   <w:body>
     <w:p>
       <w:pPr>
-        <w:pStyle w:val="Heading1"/>
-      </w:pPr>
-      <w:r>
-        <w:t>DroidBridge — ADB-Powered Android Device Management Tool</w:t>
-      </w:r>
-    </w:p>
-    <w:p>
-      <w:pPr>
-        <w:spacing w:after="80"/>
-      </w:pPr>
-      <w:r/>
+        <w:spacing w:before="0" w:after="40"/>
+      </w:pPr>
+    </w:p>
+    <w:p>
+      <w:pPr>
+        <w:spacing w:before="0" w:after="40"/>
+      </w:pPr>
+    </w:p>
+    <w:p>
+      <w:pPr>
+        <w:spacing w:before="0" w:after="40"/>
+      </w:pPr>
+    </w:p>
+    <w:p>
+      <w:pPr>
+        <w:spacing w:before="0" w:after="40"/>
+      </w:pPr>
+    </w:p>
+    <w:p>
+      <w:pPr>
+        <w:spacing w:before="0" w:after="40"/>
+      </w:pPr>
+    </w:p>
+    <w:p>
+      <w:pPr>
+        <w:spacing w:before="0" w:after="40"/>
+      </w:pPr>
+    </w:p>
+    <w:p>
+      <w:pPr>
+        <w:spacing w:before="0" w:after="40"/>
+      </w:pPr>
+    </w:p>
+    <w:p>
+      <w:pPr>
+        <w:spacing w:before="0" w:after="40"/>
+      </w:pPr>
+    </w:p>
+    <w:p>
+      <w:pPr>
+        <w:spacing w:before="0" w:after="40"/>
+      </w:pPr>
+    </w:p>
+    <w:p>
+      <w:pPr>
+        <w:spacing w:before="0" w:after="40"/>
+      </w:pPr>
+    </w:p>
+    <w:p>
+      <w:pPr>
+        <w:spacing w:before="0" w:after="160"/>
+        <w:jc w:val="center"/>
+      </w:pPr>
       <w:r>
         <w:rPr>
           <w:b/>
+          <w:color w:val="2E75B6"/>
+          <w:sz w:val="104"/>
+        </w:rPr>
+        <w:t>DROIDBRIDGE</w:t>
+      </w:r>
+    </w:p>
+    <w:p>
+      <w:pPr>
+        <w:spacing w:after="240"/>
+        <w:jc w:val="center"/>
+      </w:pPr>
+      <w:r>
+        <w:rPr>
+          <w:sz w:val="32"/>
+        </w:rPr>
+        <w:t>ADB-Powered Android Device Management Tool</w:t>
+      </w:r>
+    </w:p>
+    <w:p>
+      <w:pPr>
+        <w:spacing w:before="0" w:after="280"/>
+        <w:ind w:left="0" w:right="5040"/>
+        <w:jc w:val="left"/>
+        <w:shd w:val="clear" w:color="auto" w:fill="2E75B6"/>
+      </w:pPr>
+      <w:r>
+        <w:rPr>
+          <w:sz w:val="10"/>
+        </w:rPr>
+        <w:t xml:space="preserve"> </w:t>
+      </w:r>
+    </w:p>
+    <w:p>
+      <w:pPr>
+        <w:spacing w:after="360"/>
+        <w:jc w:val="center"/>
+      </w:pPr>
+      <w:r>
+        <w:rPr>
+          <w:i/>
+          <w:sz w:val="28"/>
         </w:rPr>
         <w:t>Project Requirements, Feature Specification &amp; Implementation Record</w:t>
       </w:r>
-      <w:r/>
     </w:p>
     <w:p>
       <w:pPr>
         <w:spacing w:after="80"/>
-      </w:pPr>
-      <w:r>
-        <w:t>Version 1.0.0 | Released June 2026 | Open Source Project (MIT License)</w:t>
-      </w:r>
-    </w:p>
-    <w:p>
-      <w:pPr>
-        <w:spacing w:after="80" w:before="40"/>
-        <w:ind w:left="504"/>
+        <w:jc w:val="center"/>
       </w:pPr>
       <w:r>
         <w:rPr>
-          <w:i/>
+          <w:color w:val="595959"/>
+          <w:sz w:val="22"/>
         </w:rPr>
-      </w:r>
+        <w:t>Version 1.0.0 | Released June 2026</w:t>
+      </w:r>
+    </w:p>
+    <w:p>
+      <w:pPr>
+        <w:spacing w:after="80"/>
+        <w:jc w:val="center"/>
+      </w:pPr>
+      <w:r>
+        <w:rPr>
+          <w:color w:val="595959"/>
+          <w:sz w:val="22"/>
+        </w:rPr>
+        <w:t>Open Source Project (MIT License)</w:t>
+      </w:r>
+    </w:p>
+    <w:p>
+      <w:r>
+        <w:br w:type="page"/>
+      </w:r>
+    </w:p>
+    <w:p>
+      <w:pPr>
+        <w:pStyle w:val="Heading2"/>
+        <w:spacing w:before="0"/>
+        <w:pBdr>
+          <w:bottom w:val="single" w:sz="4" w:space="4" w:color="CCCCCC"/>
+        </w:pBdr>
+      </w:pPr>
+      <w:r>
+        <w:t>Table of Contents</w:t>
+      </w:r>
+    </w:p>
+    <w:p>
+      <w:pPr>
+        <w:spacing w:after="160"/>
+      </w:pPr>
+    </w:p>
+    <w:p>
+      <w:r>
+        <w:fldChar w:fldCharType="begin"/>
+      </w:r>
+      <w:r>
+        <w:instrText xml:space="preserve"> TOC \o "1-3" \h \z \u </w:instrText>
+      </w:r>
+      <w:r>
+        <w:fldChar w:fldCharType="separate"/>
+      </w:r>
+      <w:r>
+        <w:t>[Right-click → Update Field to generate table of contents]</w:t>
+      </w:r>
+      <w:r>
+        <w:fldChar w:fldCharType="end"/>
+      </w:r>
+    </w:p>
+    <w:p>
+      <w:r>
+        <w:br w:type="page"/>
+      </w:r>
+    </w:p>
+    <w:p>
+      <w:pPr>
+        <w:pStyle w:val="Heading2"/>
+        <w:jc w:val="left"/>
+        <w:pBdr>
+          <w:bottom w:val="single" w:sz="4" w:space="4" w:color="CCCCCC"/>
+        </w:pBdr>
+      </w:pPr>
+      <w:r>
+        <w:t>1. Project Overview</w:t>
+      </w:r>
+    </w:p>
+    <w:p>
+      <w:pPr>
+        <w:spacing w:after="120"/>
+      </w:pPr>
+      <w:r>
+        <w:t>DroidBridge is an open-source, cross-platform desktop tool for managing Android devices via ADB (Android Debug Bridge). It provides significantly faster file transfers than standard MTP, intelligent media analysis and organization, a complete WhatsApp backup and cleanup toolkit, app management, and rich report generation — all without requiring internet access or cloud services.</w:t>
+      </w:r>
+    </w:p>
+    <w:p>
+      <w:pPr>
+        <w:spacing w:after="120"/>
+      </w:pPr>
+      <w:r>
+        <w:t>The tool was born from a real need: Android users face painfully slow MTP transfers, no smart file discovery, and no native tools for managing large WhatsApp media archives accumulated over years. DroidBridge solves all of these problems in a single, privacy-first, offline application.</w:t>
+      </w:r>
+    </w:p>
+    <w:p>
+      <w:pPr>
+        <w:spacing w:before="120" w:after="160"/>
+        <w:ind w:left="144" w:right="144"/>
+        <w:shd w:val="clear" w:color="auto" w:fill="DEEAF1"/>
+      </w:pPr>
       <w:r>
         <w:rPr>
           <w:b/>
-          <w:i/>
+          <w:color w:val="1F497D"/>
+          <w:sz w:val="22"/>
         </w:rPr>
-        <w:t>Status:</w:t>
+        <w:t>Core Value Proposition:</w:t>
       </w:r>
       <w:r>
         <w:rPr>
-          <w:i/>
+          <w:color w:val="1F497D"/>
+          <w:sz w:val="22"/>
         </w:rPr>
-        <w:t xml:space="preserve"> All 6 phases complete. Version 1.0.0 shipped. See §19 for implementation</w:t>
-      </w:r>
-    </w:p>
-    <w:p>
-      <w:pPr>
-        <w:spacing w:after="80" w:before="40"/>
-        <w:ind w:left="504"/>
-      </w:pPr>
-      <w:r>
-        <w:rPr>
-          <w:i/>
-        </w:rPr>
-        <w:t>notes, §20 for deferred/future work.</w:t>
+        <w:t xml:space="preserve"> 3–5x faster than MTP | Smart media analysis | Complete WhatsApp toolkit | 100% offline &amp; private</w:t>
       </w:r>
     </w:p>
     <w:p>
       <w:pPr>
         <w:spacing w:before="80" w:after="80"/>
         <w:pBdr>
-          <w:bottom w:val="single" w:sz="6" w:space="1" w:color="AAAAAA"/>
+          <w:bottom w:val="single" w:sz="6" w:space="4" w:color="CCCCCC"/>
         </w:pBdr>
       </w:pPr>
     </w:p>
     <w:p>
       <w:pPr>
         <w:pStyle w:val="Heading2"/>
-      </w:pPr>
-      <w:r>
-        <w:t>1. Project Overview</w:t>
-      </w:r>
-    </w:p>
-    <w:p>
-      <w:pPr>
-        <w:spacing w:after="80"/>
-      </w:pPr>
-      <w:r>
-        <w:t>DroidBridge is an open-source, cross-platform desktop tool for managing Android devices via ADB (Android Debug Bridge). It provides significantly faster file transfers than standard MTP, intelligent media analysis and organization, a complete WhatsApp backup and cleanup toolkit, app management, and rich report generation — all without requiring internet access or cloud services.</w:t>
-      </w:r>
-    </w:p>
-    <w:p>
-      <w:pPr>
-        <w:spacing w:after="80"/>
-      </w:pPr>
-      <w:r>
-        <w:t>The tool was born from a real need: Android users face painfully slow MTP transfers, no smart file discovery, and no native tools for managing large WhatsApp media archives accumulated over years. DroidBridge solves all of these problems in a single, privacy-first, offline application.</w:t>
-      </w:r>
-    </w:p>
-    <w:p>
-      <w:pPr>
-        <w:spacing w:after="80" w:before="40"/>
-        <w:ind w:left="504"/>
-      </w:pPr>
-      <w:r>
-        <w:rPr>
-          <w:i/>
-        </w:rPr>
-      </w:r>
-      <w:r>
-        <w:rPr>
-          <w:b/>
-          <w:i/>
-        </w:rPr>
-        <w:t>Core Value Proposition:</w:t>
-      </w:r>
-      <w:r>
-        <w:rPr>
-          <w:i/>
-        </w:rPr>
-        <w:t xml:space="preserve"> 3–5x faster than MTP | Smart media analysis | Complete WhatsApp toolkit | 100% offline &amp; private</w:t>
-      </w:r>
-    </w:p>
-    <w:p>
-      <w:pPr>
-        <w:spacing w:before="80" w:after="80"/>
+        <w:jc w:val="left"/>
         <w:pBdr>
-          <w:bottom w:val="single" w:sz="6" w:space="1" w:color="AAAAAA"/>
+          <w:bottom w:val="single" w:sz="4" w:space="4" w:color="CCCCCC"/>
         </w:pBdr>
       </w:pPr>
-    </w:p>
-    <w:p>
-      <w:pPr>
-        <w:pStyle w:val="Heading2"/>
-      </w:pPr>
       <w:r>
         <w:t>2. Goals &amp; Design Principles</w:t>
       </w:r>
@@ -150,7 +256,7 @@
     <w:p>
       <w:pPr>
         <w:pStyle w:val="ListBullet"/>
-        <w:spacing w:after="80"/>
+        <w:spacing w:after="40"/>
       </w:pPr>
       <w:r>
         <w:t>Replace slow MTP with ADB-powered transfers that are 3–5x faster</w:t>
@@ -159,7 +265,7 @@
     <w:p>
       <w:pPr>
         <w:pStyle w:val="ListBullet"/>
-        <w:spacing w:after="80"/>
+        <w:spacing w:after="40"/>
       </w:pPr>
       <w:r>
         <w:t>Provide complete WhatsApp media analysis, backup, organization, and cleanup</w:t>
@@ -168,7 +274,7 @@
     <w:p>
       <w:pPr>
         <w:pStyle w:val="ListBullet"/>
-        <w:spacing w:after="80"/>
+        <w:spacing w:after="40"/>
       </w:pPr>
       <w:r>
         <w:t>Enable intelligent storage analysis and space recovery on Android devices</w:t>
@@ -177,7 +283,7 @@
     <w:p>
       <w:pPr>
         <w:pStyle w:val="ListBullet"/>
-        <w:spacing w:after="80"/>
+        <w:spacing w:after="40"/>
       </w:pPr>
       <w:r>
         <w:t>Work entirely offline with no cloud dependency or internet requirement</w:t>
@@ -186,7 +292,7 @@
     <w:p>
       <w:pPr>
         <w:pStyle w:val="ListBullet"/>
-        <w:spacing w:after="80"/>
+        <w:spacing w:after="40"/>
       </w:pPr>
       <w:r>
         <w:t>Be accessible via both CLI (for power users) and GUI (for general users)</w:t>
@@ -195,7 +301,7 @@
     <w:p>
       <w:pPr>
         <w:pStyle w:val="ListBullet"/>
-        <w:spacing w:after="80"/>
+        <w:spacing w:after="40"/>
       </w:pPr>
       <w:r>
         <w:t>Generate detailed human-readable reports for all operations</w:t>
@@ -223,11 +329,14 @@
         <w:tc>
           <w:tcPr>
             <w:tcW w:type="dxa" w:w="4320"/>
+            <w:shd w:val="clear" w:color="auto" w:fill="1F497D"/>
           </w:tcPr>
           <w:p>
             <w:r>
               <w:rPr>
                 <w:b/>
+                <w:color w:val="FFFFFF"/>
+                <w:sz w:val="22"/>
               </w:rPr>
               <w:t>Principle</w:t>
             </w:r>
@@ -236,11 +345,14 @@
         <w:tc>
           <w:tcPr>
             <w:tcW w:type="dxa" w:w="4320"/>
+            <w:shd w:val="clear" w:color="auto" w:fill="1F497D"/>
           </w:tcPr>
           <w:p>
             <w:r>
               <w:rPr>
                 <w:b/>
+                <w:color w:val="FFFFFF"/>
+                <w:sz w:val="22"/>
               </w:rPr>
               <w:t>Description</w:t>
             </w:r>
@@ -424,18 +536,26 @@
         </w:tc>
       </w:tr>
     </w:tbl>
-    <w:p/>
+    <w:p>
+      <w:pPr>
+        <w:spacing w:after="80"/>
+      </w:pPr>
+    </w:p>
     <w:p>
       <w:pPr>
         <w:spacing w:before="80" w:after="80"/>
         <w:pBdr>
-          <w:bottom w:val="single" w:sz="6" w:space="1" w:color="AAAAAA"/>
+          <w:bottom w:val="single" w:sz="6" w:space="4" w:color="CCCCCC"/>
         </w:pBdr>
       </w:pPr>
     </w:p>
     <w:p>
       <w:pPr>
         <w:pStyle w:val="Heading2"/>
+        <w:jc w:val="left"/>
+        <w:pBdr>
+          <w:bottom w:val="single" w:sz="4" w:space="4" w:color="CCCCCC"/>
+        </w:pBdr>
       </w:pPr>
       <w:r>
         <w:t>3. Technology Stack</w:t>
@@ -456,11 +576,14 @@
         <w:tc>
           <w:tcPr>
             <w:tcW w:type="dxa" w:w="2880"/>
+            <w:shd w:val="clear" w:color="auto" w:fill="1F497D"/>
           </w:tcPr>
           <w:p>
             <w:r>
               <w:rPr>
                 <w:b/>
+                <w:color w:val="FFFFFF"/>
+                <w:sz w:val="22"/>
               </w:rPr>
               <w:t>Component</w:t>
             </w:r>
@@ -469,11 +592,14 @@
         <w:tc>
           <w:tcPr>
             <w:tcW w:type="dxa" w:w="2880"/>
+            <w:shd w:val="clear" w:color="auto" w:fill="1F497D"/>
           </w:tcPr>
           <w:p>
             <w:r>
               <w:rPr>
                 <w:b/>
+                <w:color w:val="FFFFFF"/>
+                <w:sz w:val="22"/>
               </w:rPr>
               <w:t>Technology</w:t>
             </w:r>
@@ -482,11 +608,14 @@
         <w:tc>
           <w:tcPr>
             <w:tcW w:type="dxa" w:w="2880"/>
+            <w:shd w:val="clear" w:color="auto" w:fill="1F497D"/>
           </w:tcPr>
           <w:p>
             <w:r>
               <w:rPr>
                 <w:b/>
+                <w:color w:val="FFFFFF"/>
+                <w:sz w:val="22"/>
               </w:rPr>
               <w:t>Reason</w:t>
             </w:r>
@@ -814,27 +943,29 @@
         </w:tc>
       </w:tr>
     </w:tbl>
-    <w:p/>
-    <w:p>
-      <w:pPr>
-        <w:spacing w:after="80" w:before="40"/>
-        <w:ind w:left="504"/>
-      </w:pPr>
-      <w:r>
-        <w:rPr>
-          <w:i/>
-        </w:rPr>
-      </w:r>
+    <w:p>
+      <w:pPr>
+        <w:spacing w:after="80"/>
+      </w:pPr>
+    </w:p>
+    <w:p>
+      <w:pPr>
+        <w:spacing w:before="120" w:after="160"/>
+        <w:ind w:left="144" w:right="144"/>
+        <w:shd w:val="clear" w:color="auto" w:fill="E2EFDA"/>
+      </w:pPr>
       <w:r>
         <w:rPr>
           <w:b/>
-          <w:i/>
+          <w:color w:val="375623"/>
+          <w:sz w:val="22"/>
         </w:rPr>
         <w:t>Note:</w:t>
       </w:r>
       <w:r>
         <w:rPr>
-          <w:i/>
+          <w:color w:val="375623"/>
+          <w:sz w:val="22"/>
         </w:rPr>
         <w:t xml:space="preserve"> The tool bundles ADB platform-tools for Windows, Linux, and macOS. Users do not need to install Android SDK separately.</w:t>
       </w:r>
@@ -843,13 +974,17 @@
       <w:pPr>
         <w:spacing w:before="80" w:after="80"/>
         <w:pBdr>
-          <w:bottom w:val="single" w:sz="6" w:space="1" w:color="AAAAAA"/>
+          <w:bottom w:val="single" w:sz="6" w:space="4" w:color="CCCCCC"/>
         </w:pBdr>
       </w:pPr>
     </w:p>
     <w:p>
       <w:pPr>
         <w:pStyle w:val="Heading2"/>
+        <w:jc w:val="left"/>
+        <w:pBdr>
+          <w:bottom w:val="single" w:sz="4" w:space="4" w:color="CCCCCC"/>
+        </w:pBdr>
       </w:pPr>
       <w:r>
         <w:t>3a. Platform Strategy</w:t>
@@ -857,7 +992,7 @@
     </w:p>
     <w:p>
       <w:pPr>
-        <w:spacing w:after="80"/>
+        <w:spacing w:after="120"/>
       </w:pPr>
       <w:r>
         <w:t xml:space="preserve">DroidBridge is built as a </w:t>
@@ -883,7 +1018,7 @@
     <w:p>
       <w:pPr>
         <w:pStyle w:val="ListBullet"/>
-        <w:spacing w:after="80"/>
+        <w:spacing w:after="40"/>
       </w:pPr>
       <w:r>
         <w:t>One Python codebase for core logic, CLI, and GUI</w:t>
@@ -892,7 +1027,7 @@
     <w:p>
       <w:pPr>
         <w:pStyle w:val="ListBullet"/>
-        <w:spacing w:after="80"/>
+        <w:spacing w:after="40"/>
       </w:pPr>
       <w:r>
         <w:t xml:space="preserve">Platform-specific code isolated in </w:t>
@@ -900,7 +1035,7 @@
       <w:r>
         <w:rPr>
           <w:rFonts w:ascii="Courier New" w:hAnsi="Courier New"/>
-          <w:sz w:val="18"/>
+          <w:sz w:val="19"/>
         </w:rPr>
         <w:t>core/platform/</w:t>
       </w:r>
@@ -910,7 +1045,7 @@
       <w:r>
         <w:rPr>
           <w:rFonts w:ascii="Courier New" w:hAnsi="Courier New"/>
-          <w:sz w:val="18"/>
+          <w:sz w:val="19"/>
         </w:rPr>
         <w:t>windows.py</w:t>
       </w:r>
@@ -920,7 +1055,7 @@
       <w:r>
         <w:rPr>
           <w:rFonts w:ascii="Courier New" w:hAnsi="Courier New"/>
-          <w:sz w:val="18"/>
+          <w:sz w:val="19"/>
         </w:rPr>
         <w:t>linux.py</w:t>
       </w:r>
@@ -930,7 +1065,7 @@
       <w:r>
         <w:rPr>
           <w:rFonts w:ascii="Courier New" w:hAnsi="Courier New"/>
-          <w:sz w:val="18"/>
+          <w:sz w:val="19"/>
         </w:rPr>
         <w:t>macos.py</w:t>
       </w:r>
@@ -941,7 +1076,7 @@
     <w:p>
       <w:pPr>
         <w:pStyle w:val="ListBullet"/>
-        <w:spacing w:after="80"/>
+        <w:spacing w:after="40"/>
       </w:pPr>
       <w:r>
         <w:t xml:space="preserve">Bundled ADB binaries: </w:t>
@@ -949,7 +1084,7 @@
       <w:r>
         <w:rPr>
           <w:rFonts w:ascii="Courier New" w:hAnsi="Courier New"/>
-          <w:sz w:val="18"/>
+          <w:sz w:val="19"/>
         </w:rPr>
         <w:t>platform-tools-windows</w:t>
       </w:r>
@@ -959,7 +1094,7 @@
       <w:r>
         <w:rPr>
           <w:rFonts w:ascii="Courier New" w:hAnsi="Courier New"/>
-          <w:sz w:val="18"/>
+          <w:sz w:val="19"/>
         </w:rPr>
         <w:t>platform-tools-linux</w:t>
       </w:r>
@@ -969,16 +1104,15 @@
       <w:r>
         <w:rPr>
           <w:rFonts w:ascii="Courier New" w:hAnsi="Courier New"/>
-          <w:sz w:val="18"/>
+          <w:sz w:val="19"/>
         </w:rPr>
         <w:t>platform-tools-darwin</w:t>
       </w:r>
-      <w:r/>
     </w:p>
     <w:p>
       <w:pPr>
         <w:pStyle w:val="ListBullet"/>
-        <w:spacing w:after="80"/>
+        <w:spacing w:after="40"/>
       </w:pPr>
       <w:r>
         <w:t>Sleep inhibitor implementations per OS:</w:t>
@@ -987,7 +1121,7 @@
     <w:p>
       <w:pPr>
         <w:pStyle w:val="ListBullet2"/>
-        <w:spacing w:after="80"/>
+        <w:spacing w:after="40"/>
       </w:pPr>
       <w:r>
         <w:t xml:space="preserve">Linux: </w:t>
@@ -995,16 +1129,15 @@
       <w:r>
         <w:rPr>
           <w:rFonts w:ascii="Courier New" w:hAnsi="Courier New"/>
-          <w:sz w:val="18"/>
+          <w:sz w:val="19"/>
         </w:rPr>
         <w:t>systemd-inhibit</w:t>
       </w:r>
-      <w:r/>
     </w:p>
     <w:p>
       <w:pPr>
         <w:pStyle w:val="ListBullet2"/>
-        <w:spacing w:after="80"/>
+        <w:spacing w:after="40"/>
       </w:pPr>
       <w:r>
         <w:t xml:space="preserve">Windows: </w:t>
@@ -1012,7 +1145,7 @@
       <w:r>
         <w:rPr>
           <w:rFonts w:ascii="Courier New" w:hAnsi="Courier New"/>
-          <w:sz w:val="18"/>
+          <w:sz w:val="19"/>
         </w:rPr>
         <w:t>SetThreadExecutionState</w:t>
       </w:r>
@@ -1023,7 +1156,7 @@
     <w:p>
       <w:pPr>
         <w:pStyle w:val="ListBullet2"/>
-        <w:spacing w:after="80"/>
+        <w:spacing w:after="40"/>
       </w:pPr>
       <w:r>
         <w:t xml:space="preserve">macOS: </w:t>
@@ -1031,7 +1164,7 @@
       <w:r>
         <w:rPr>
           <w:rFonts w:ascii="Courier New" w:hAnsi="Courier New"/>
-          <w:sz w:val="18"/>
+          <w:sz w:val="19"/>
         </w:rPr>
         <w:t>caffeinate</w:t>
       </w:r>
@@ -1042,7 +1175,7 @@
     <w:p>
       <w:pPr>
         <w:pStyle w:val="ListBullet"/>
-        <w:spacing w:after="80"/>
+        <w:spacing w:after="40"/>
       </w:pPr>
       <w:r>
         <w:t>Build &amp; release separately per platform via PyInstaller (one executable per OS), but from the same source</w:t>
@@ -1059,7 +1192,7 @@
     <w:p>
       <w:pPr>
         <w:pStyle w:val="ListBullet"/>
-        <w:spacing w:after="80"/>
+        <w:spacing w:after="40"/>
       </w:pPr>
       <w:r>
         <w:t>WhatsApp toolkit logic (the core value) is 100% identical across platforms</w:t>
@@ -1068,7 +1201,7 @@
     <w:p>
       <w:pPr>
         <w:pStyle w:val="ListBullet"/>
-        <w:spacing w:after="80"/>
+        <w:spacing w:after="40"/>
       </w:pPr>
       <w:r>
         <w:t>Maintaining 3 codebases triples bug-fix effort for marginal gain</w:t>
@@ -1077,7 +1210,7 @@
     <w:p>
       <w:pPr>
         <w:pStyle w:val="ListBullet"/>
-        <w:spacing w:after="80"/>
+        <w:spacing w:after="40"/>
       </w:pPr>
       <w:r>
         <w:t>ADB commands themselves are identical across platforms — only the binary path and OS-level helpers differ</w:t>
@@ -1106,11 +1239,14 @@
         <w:tc>
           <w:tcPr>
             <w:tcW w:type="dxa" w:w="2880"/>
+            <w:shd w:val="clear" w:color="auto" w:fill="1F497D"/>
           </w:tcPr>
           <w:p>
             <w:r>
               <w:rPr>
                 <w:b/>
+                <w:color w:val="FFFFFF"/>
+                <w:sz w:val="22"/>
               </w:rPr>
               <w:t>Stage</w:t>
             </w:r>
@@ -1119,11 +1255,14 @@
         <w:tc>
           <w:tcPr>
             <w:tcW w:type="dxa" w:w="2880"/>
+            <w:shd w:val="clear" w:color="auto" w:fill="1F497D"/>
           </w:tcPr>
           <w:p>
             <w:r>
               <w:rPr>
                 <w:b/>
+                <w:color w:val="FFFFFF"/>
+                <w:sz w:val="22"/>
               </w:rPr>
               <w:t>Primary Platform</w:t>
             </w:r>
@@ -1132,11 +1271,14 @@
         <w:tc>
           <w:tcPr>
             <w:tcW w:type="dxa" w:w="2880"/>
+            <w:shd w:val="clear" w:color="auto" w:fill="1F497D"/>
           </w:tcPr>
           <w:p>
             <w:r>
               <w:rPr>
                 <w:b/>
+                <w:color w:val="FFFFFF"/>
+                <w:sz w:val="22"/>
               </w:rPr>
               <w:t>Reason</w:t>
             </w:r>
@@ -1272,27 +1414,29 @@
         </w:tc>
       </w:tr>
     </w:tbl>
-    <w:p/>
-    <w:p>
-      <w:pPr>
-        <w:spacing w:after="80" w:before="40"/>
-        <w:ind w:left="504"/>
-      </w:pPr>
-      <w:r>
-        <w:rPr>
-          <w:i/>
-        </w:rPr>
-      </w:r>
+    <w:p>
+      <w:pPr>
+        <w:spacing w:after="80"/>
+      </w:pPr>
+    </w:p>
+    <w:p>
+      <w:pPr>
+        <w:spacing w:before="120" w:after="160"/>
+        <w:ind w:left="144" w:right="144"/>
+        <w:shd w:val="clear" w:color="auto" w:fill="E2EFDA"/>
+      </w:pPr>
       <w:r>
         <w:rPr>
           <w:b/>
-          <w:i/>
+          <w:color w:val="375623"/>
+          <w:sz w:val="22"/>
         </w:rPr>
         <w:t>Recommendation:</w:t>
       </w:r>
       <w:r>
         <w:rPr>
-          <w:i/>
+          <w:color w:val="375623"/>
+          <w:sz w:val="22"/>
         </w:rPr>
         <w:t xml:space="preserve"> Build and validate on Linux first (matches the original development environment), then add Windows/macOS platform adapters in Phase 4. The CLI works on all 3 platforms before GUI work begins.</w:t>
       </w:r>
@@ -1301,21 +1445,30 @@
       <w:pPr>
         <w:spacing w:before="80" w:after="80"/>
         <w:pBdr>
-          <w:bottom w:val="single" w:sz="6" w:space="1" w:color="AAAAAA"/>
+          <w:bottom w:val="single" w:sz="6" w:space="4" w:color="CCCCCC"/>
         </w:pBdr>
       </w:pPr>
     </w:p>
     <w:p>
       <w:pPr>
         <w:pStyle w:val="Heading2"/>
-      </w:pPr>
-      <w:r>
-        <w:t>4. Module 1 — Device Manager 📱</w:t>
-      </w:r>
-    </w:p>
-    <w:p>
-      <w:pPr>
-        <w:spacing w:after="80"/>
+        <w:spacing w:before="200" w:after="280"/>
+        <w:jc w:val="center"/>
+        <w:shd w:val="clear" w:color="auto" w:fill="1F497D"/>
+      </w:pPr>
+      <w:r>
+        <w:rPr>
+          <w:rFonts w:ascii="Calibri" w:hAnsi="Calibri"/>
+          <w:b/>
+          <w:color w:val="FFFFFF"/>
+          <w:sz w:val="32"/>
+        </w:rPr>
+        <w:t>4. Module 1 — Device Manager</w:t>
+      </w:r>
+    </w:p>
+    <w:p>
+      <w:pPr>
+        <w:spacing w:after="120"/>
       </w:pPr>
       <w:r>
         <w:t>Handles device detection, connection management, and device information display.</w:t>
@@ -1323,16 +1476,21 @@
     </w:p>
     <w:p>
       <w:pPr>
-        <w:pStyle w:val="Heading3"/>
-      </w:pPr>
-      <w:r>
+        <w:spacing w:before="200" w:after="80"/>
+      </w:pPr>
+      <w:r>
+        <w:rPr>
+          <w:rFonts w:ascii="Calibri" w:hAnsi="Calibri"/>
+          <w:b/>
+          <w:sz w:val="26"/>
+        </w:rPr>
         <w:t>1.1 Device Detection &amp; Connection</w:t>
       </w:r>
     </w:p>
     <w:p>
       <w:pPr>
         <w:pStyle w:val="ListBullet"/>
-        <w:spacing w:after="80"/>
+        <w:spacing w:after="40"/>
       </w:pPr>
       <w:r>
         <w:t>Auto-detect connected Android devices via ADB on startup</w:t>
@@ -1341,7 +1499,7 @@
     <w:p>
       <w:pPr>
         <w:pStyle w:val="ListBullet"/>
-        <w:spacing w:after="80"/>
+        <w:spacing w:after="40"/>
       </w:pPr>
       <w:r>
         <w:t>Display connection status with clear indicators (connected / unauthorized / offline)</w:t>
@@ -1350,7 +1508,7 @@
     <w:p>
       <w:pPr>
         <w:pStyle w:val="ListBullet"/>
-        <w:spacing w:after="80"/>
+        <w:spacing w:after="40"/>
       </w:pPr>
       <w:r>
         <w:t>Guide user through USB debugging setup if not enabled</w:t>
@@ -1359,7 +1517,7 @@
     <w:p>
       <w:pPr>
         <w:pStyle w:val="ListBullet"/>
-        <w:spacing w:after="80"/>
+        <w:spacing w:after="40"/>
       </w:pPr>
       <w:r>
         <w:t>Support multiple simultaneously connected devices with device selector</w:t>
@@ -1368,7 +1526,7 @@
     <w:p>
       <w:pPr>
         <w:pStyle w:val="ListBullet"/>
-        <w:spacing w:after="80"/>
+        <w:spacing w:after="40"/>
       </w:pPr>
       <w:r>
         <w:t>Reconnect automatically if device disconnects and reconnects</w:t>
@@ -1377,7 +1535,7 @@
     <w:p>
       <w:pPr>
         <w:pStyle w:val="ListBullet"/>
-        <w:spacing w:after="80"/>
+        <w:spacing w:after="40"/>
       </w:pPr>
       <w:r>
         <w:t>Show device serial number, model name, Android version</w:t>
@@ -1385,16 +1543,21 @@
     </w:p>
     <w:p>
       <w:pPr>
-        <w:pStyle w:val="Heading3"/>
-      </w:pPr>
-      <w:r>
+        <w:spacing w:before="200" w:after="80"/>
+      </w:pPr>
+      <w:r>
+        <w:rPr>
+          <w:rFonts w:ascii="Calibri" w:hAnsi="Calibri"/>
+          <w:b/>
+          <w:sz w:val="26"/>
+        </w:rPr>
         <w:t>1.2 Device Information Display</w:t>
       </w:r>
     </w:p>
     <w:p>
       <w:pPr>
         <w:pStyle w:val="ListBullet"/>
-        <w:spacing w:after="80"/>
+        <w:spacing w:after="40"/>
       </w:pPr>
       <w:r>
         <w:t>Device model, manufacturer, Android version, build number</w:t>
@@ -1403,7 +1566,7 @@
     <w:p>
       <w:pPr>
         <w:pStyle w:val="ListBullet"/>
-        <w:spacing w:after="80"/>
+        <w:spacing w:after="40"/>
       </w:pPr>
       <w:r>
         <w:t>Storage breakdown: total, used, free (internal storage)</w:t>
@@ -1412,7 +1575,7 @@
     <w:p>
       <w:pPr>
         <w:pStyle w:val="ListBullet"/>
-        <w:spacing w:after="80"/>
+        <w:spacing w:after="40"/>
       </w:pPr>
       <w:r>
         <w:t>Battery level and charging status</w:t>
@@ -1421,7 +1584,7 @@
     <w:p>
       <w:pPr>
         <w:pStyle w:val="ListBullet"/>
-        <w:spacing w:after="80"/>
+        <w:spacing w:after="40"/>
       </w:pPr>
       <w:r>
         <w:t>USB connection type (USB 2.0 / 3.0 / 3.1)</w:t>
@@ -1430,7 +1593,7 @@
     <w:p>
       <w:pPr>
         <w:pStyle w:val="ListBullet"/>
-        <w:spacing w:after="80"/>
+        <w:spacing w:after="40"/>
       </w:pPr>
       <w:r>
         <w:t>Estimated transfer speed based on connection type</w:t>
@@ -1438,16 +1601,21 @@
     </w:p>
     <w:p>
       <w:pPr>
-        <w:pStyle w:val="Heading3"/>
-      </w:pPr>
-      <w:r>
+        <w:spacing w:before="200" w:after="80"/>
+      </w:pPr>
+      <w:r>
+        <w:rPr>
+          <w:rFonts w:ascii="Calibri" w:hAnsi="Calibri"/>
+          <w:b/>
+          <w:sz w:val="26"/>
+        </w:rPr>
         <w:t>1.3 Storage Overview</w:t>
       </w:r>
     </w:p>
     <w:p>
       <w:pPr>
         <w:pStyle w:val="ListBullet"/>
-        <w:spacing w:after="80"/>
+        <w:spacing w:after="40"/>
       </w:pPr>
       <w:r>
         <w:t>Visual storage bar showing used vs free</w:t>
@@ -1456,7 +1624,7 @@
     <w:p>
       <w:pPr>
         <w:pStyle w:val="ListBullet"/>
-        <w:spacing w:after="80"/>
+        <w:spacing w:after="40"/>
       </w:pPr>
       <w:r>
         <w:t>Breakdown by category: Apps, Images, Videos, Audio, Documents, System</w:t>
@@ -1465,7 +1633,7 @@
     <w:p>
       <w:pPr>
         <w:pStyle w:val="ListBullet"/>
-        <w:spacing w:after="80"/>
+        <w:spacing w:after="40"/>
       </w:pPr>
       <w:r>
         <w:t>Top space-consuming apps list</w:t>
@@ -1474,7 +1642,7 @@
     <w:p>
       <w:pPr>
         <w:pStyle w:val="ListBullet"/>
-        <w:spacing w:after="80"/>
+        <w:spacing w:after="40"/>
       </w:pPr>
       <w:r>
         <w:t>WhatsApp-specific storage summary</w:t>
@@ -1482,16 +1650,21 @@
     </w:p>
     <w:p>
       <w:pPr>
-        <w:pStyle w:val="Heading3"/>
-      </w:pPr>
-      <w:r>
+        <w:spacing w:before="200" w:after="80"/>
+      </w:pPr>
+      <w:r>
+        <w:rPr>
+          <w:rFonts w:ascii="Calibri" w:hAnsi="Calibri"/>
+          <w:b/>
+          <w:sz w:val="26"/>
+        </w:rPr>
         <w:t>1.4 Connection Health</w:t>
       </w:r>
     </w:p>
     <w:p>
       <w:pPr>
         <w:pStyle w:val="ListBullet"/>
-        <w:spacing w:after="80"/>
+        <w:spacing w:after="40"/>
       </w:pPr>
       <w:r>
         <w:t>ADB daemon status check</w:t>
@@ -1500,7 +1673,7 @@
     <w:p>
       <w:pPr>
         <w:pStyle w:val="ListBullet"/>
-        <w:spacing w:after="80"/>
+        <w:spacing w:after="40"/>
       </w:pPr>
       <w:r>
         <w:t>Auto-restart ADB daemon if needed</w:t>
@@ -1509,7 +1682,7 @@
     <w:p>
       <w:pPr>
         <w:pStyle w:val="ListBullet"/>
-        <w:spacing w:after="80"/>
+        <w:spacing w:after="40"/>
       </w:pPr>
       <w:r>
         <w:t>USB mode detection and guidance (must be File Transfer / MTP)</w:t>
@@ -1518,7 +1691,7 @@
     <w:p>
       <w:pPr>
         <w:pStyle w:val="ListBullet"/>
-        <w:spacing w:after="80"/>
+        <w:spacing w:after="40"/>
       </w:pPr>
       <w:r>
         <w:t>Sleep prevention during active operations</w:t>
@@ -1528,21 +1701,30 @@
       <w:pPr>
         <w:spacing w:before="80" w:after="80"/>
         <w:pBdr>
-          <w:bottom w:val="single" w:sz="6" w:space="1" w:color="AAAAAA"/>
+          <w:bottom w:val="single" w:sz="6" w:space="4" w:color="CCCCCC"/>
         </w:pBdr>
       </w:pPr>
     </w:p>
     <w:p>
       <w:pPr>
         <w:pStyle w:val="Heading2"/>
-      </w:pPr>
-      <w:r>
-        <w:t>5. Module 2 — File Browser 📂</w:t>
-      </w:r>
-    </w:p>
-    <w:p>
-      <w:pPr>
-        <w:spacing w:after="80"/>
+        <w:spacing w:before="200" w:after="280"/>
+        <w:jc w:val="center"/>
+        <w:shd w:val="clear" w:color="auto" w:fill="1F497D"/>
+      </w:pPr>
+      <w:r>
+        <w:rPr>
+          <w:rFonts w:ascii="Calibri" w:hAnsi="Calibri"/>
+          <w:b/>
+          <w:color w:val="FFFFFF"/>
+          <w:sz w:val="32"/>
+        </w:rPr>
+        <w:t>5. Module 2 — File Browser</w:t>
+      </w:r>
+    </w:p>
+    <w:p>
+      <w:pPr>
+        <w:spacing w:after="120"/>
       </w:pPr>
       <w:r>
         <w:t>Browse, search, and preview files on the connected Android device without copying them first.</w:t>
@@ -1550,16 +1732,21 @@
     </w:p>
     <w:p>
       <w:pPr>
-        <w:pStyle w:val="Heading3"/>
-      </w:pPr>
-      <w:r>
+        <w:spacing w:before="200" w:after="80"/>
+      </w:pPr>
+      <w:r>
+        <w:rPr>
+          <w:rFonts w:ascii="Calibri" w:hAnsi="Calibri"/>
+          <w:b/>
+          <w:sz w:val="26"/>
+        </w:rPr>
         <w:t>2.1 Directory Navigation</w:t>
       </w:r>
     </w:p>
     <w:p>
       <w:pPr>
         <w:pStyle w:val="ListBullet"/>
-        <w:spacing w:after="80"/>
+        <w:spacing w:after="40"/>
       </w:pPr>
       <w:r>
         <w:t>Tree-view navigation of phone filesystem</w:t>
@@ -1568,7 +1755,7 @@
     <w:p>
       <w:pPr>
         <w:pStyle w:val="ListBullet"/>
-        <w:spacing w:after="80"/>
+        <w:spacing w:after="40"/>
       </w:pPr>
       <w:r>
         <w:t>Show file count and total size per folder</w:t>
@@ -1577,7 +1764,7 @@
     <w:p>
       <w:pPr>
         <w:pStyle w:val="ListBullet"/>
-        <w:spacing w:after="80"/>
+        <w:spacing w:after="40"/>
       </w:pPr>
       <w:r>
         <w:t xml:space="preserve">Hidden file toggle (show/hide </w:t>
@@ -1585,7 +1772,7 @@
       <w:r>
         <w:rPr>
           <w:rFonts w:ascii="Courier New" w:hAnsi="Courier New"/>
-          <w:sz w:val="18"/>
+          <w:sz w:val="19"/>
         </w:rPr>
         <w:t>.nomedia</w:t>
       </w:r>
@@ -1596,7 +1783,7 @@
     <w:p>
       <w:pPr>
         <w:pStyle w:val="ListBullet"/>
-        <w:spacing w:after="80"/>
+        <w:spacing w:after="40"/>
       </w:pPr>
       <w:r>
         <w:t>Breadcrumb navigation path</w:t>
@@ -1605,7 +1792,7 @@
     <w:p>
       <w:pPr>
         <w:pStyle w:val="ListBullet"/>
-        <w:spacing w:after="80"/>
+        <w:spacing w:after="40"/>
       </w:pPr>
       <w:r>
         <w:t>Bookmarks for frequently accessed folders</w:t>
@@ -1614,7 +1801,7 @@
     <w:p>
       <w:pPr>
         <w:pStyle w:val="ListBullet"/>
-        <w:spacing w:after="80"/>
+        <w:spacing w:after="40"/>
       </w:pPr>
       <w:r>
         <w:t>Quick-jump to common locations (WhatsApp, DCIM, Downloads, etc.)</w:t>
@@ -1622,16 +1809,21 @@
     </w:p>
     <w:p>
       <w:pPr>
-        <w:pStyle w:val="Heading3"/>
-      </w:pPr>
-      <w:r>
+        <w:spacing w:before="200" w:after="80"/>
+      </w:pPr>
+      <w:r>
+        <w:rPr>
+          <w:rFonts w:ascii="Calibri" w:hAnsi="Calibri"/>
+          <w:b/>
+          <w:sz w:val="26"/>
+        </w:rPr>
         <w:t>2.2 File Listing &amp; Filtering</w:t>
       </w:r>
     </w:p>
     <w:p>
       <w:pPr>
         <w:pStyle w:val="ListBullet"/>
-        <w:spacing w:after="80"/>
+        <w:spacing w:after="40"/>
       </w:pPr>
       <w:r>
         <w:t>Sort by: name, date modified, size, file type</w:t>
@@ -1640,7 +1832,7 @@
     <w:p>
       <w:pPr>
         <w:pStyle w:val="ListBullet"/>
-        <w:spacing w:after="80"/>
+        <w:spacing w:after="40"/>
       </w:pPr>
       <w:r>
         <w:t>Filter by: file extension, date range, size range</w:t>
@@ -1649,7 +1841,7 @@
     <w:p>
       <w:pPr>
         <w:pStyle w:val="ListBullet"/>
-        <w:spacing w:after="80"/>
+        <w:spacing w:after="40"/>
       </w:pPr>
       <w:r>
         <w:t>Show: filename, size, date modified, extension</w:t>
@@ -1658,7 +1850,7 @@
     <w:p>
       <w:pPr>
         <w:pStyle w:val="ListBullet"/>
-        <w:spacing w:after="80"/>
+        <w:spacing w:after="40"/>
       </w:pPr>
       <w:r>
         <w:t>Multi-select files and folders</w:t>
@@ -1667,7 +1859,7 @@
     <w:p>
       <w:pPr>
         <w:pStyle w:val="ListBullet"/>
-        <w:spacing w:after="80"/>
+        <w:spacing w:after="40"/>
       </w:pPr>
       <w:r>
         <w:t>Select all / deselect all</w:t>
@@ -1676,7 +1868,7 @@
     <w:p>
       <w:pPr>
         <w:pStyle w:val="ListBullet"/>
-        <w:spacing w:after="80"/>
+        <w:spacing w:after="40"/>
       </w:pPr>
       <w:r>
         <w:t>Invert selection</w:t>
@@ -1684,16 +1876,21 @@
     </w:p>
     <w:p>
       <w:pPr>
-        <w:pStyle w:val="Heading3"/>
-      </w:pPr>
-      <w:r>
+        <w:spacing w:before="200" w:after="80"/>
+      </w:pPr>
+      <w:r>
+        <w:rPr>
+          <w:rFonts w:ascii="Calibri" w:hAnsi="Calibri"/>
+          <w:b/>
+          <w:sz w:val="26"/>
+        </w:rPr>
         <w:t>2.3 File Preview</w:t>
       </w:r>
     </w:p>
     <w:p>
       <w:pPr>
         <w:pStyle w:val="ListBullet"/>
-        <w:spacing w:after="80"/>
+        <w:spacing w:after="40"/>
       </w:pPr>
       <w:r>
         <w:t>Inline image preview (JPEG, PNG, HEIC, GIF, WebP)</w:t>
@@ -1702,7 +1899,7 @@
     <w:p>
       <w:pPr>
         <w:pStyle w:val="ListBullet"/>
-        <w:spacing w:after="80"/>
+        <w:spacing w:after="40"/>
       </w:pPr>
       <w:r>
         <w:t>Video thumbnail preview</w:t>
@@ -1711,7 +1908,7 @@
     <w:p>
       <w:pPr>
         <w:pStyle w:val="ListBullet"/>
-        <w:spacing w:after="80"/>
+        <w:spacing w:after="40"/>
       </w:pPr>
       <w:r>
         <w:t>Audio file metadata (duration, bitrate)</w:t>
@@ -1720,7 +1917,7 @@
     <w:p>
       <w:pPr>
         <w:pStyle w:val="ListBullet"/>
-        <w:spacing w:after="80"/>
+        <w:spacing w:after="40"/>
       </w:pPr>
       <w:r>
         <w:t>Document type icon with file size</w:t>
@@ -1729,7 +1926,7 @@
     <w:p>
       <w:pPr>
         <w:pStyle w:val="ListBullet"/>
-        <w:spacing w:after="80"/>
+        <w:spacing w:after="40"/>
       </w:pPr>
       <w:r>
         <w:t>Preview without copying file to laptop</w:t>
@@ -1737,16 +1934,21 @@
     </w:p>
     <w:p>
       <w:pPr>
-        <w:pStyle w:val="Heading3"/>
-      </w:pPr>
-      <w:r>
+        <w:spacing w:before="200" w:after="80"/>
+      </w:pPr>
+      <w:r>
+        <w:rPr>
+          <w:rFonts w:ascii="Calibri" w:hAnsi="Calibri"/>
+          <w:b/>
+          <w:sz w:val="26"/>
+        </w:rPr>
         <w:t>2.4 File Operations (via right-click menu)</w:t>
       </w:r>
     </w:p>
     <w:p>
       <w:pPr>
         <w:pStyle w:val="ListBullet"/>
-        <w:spacing w:after="80"/>
+        <w:spacing w:after="40"/>
       </w:pPr>
       <w:r>
         <w:t>Copy to laptop (single or batch)</w:t>
@@ -1755,7 +1957,7 @@
     <w:p>
       <w:pPr>
         <w:pStyle w:val="ListBullet"/>
-        <w:spacing w:after="80"/>
+        <w:spacing w:after="40"/>
       </w:pPr>
       <w:r>
         <w:t>Delete from phone (with confirmation)</w:t>
@@ -1764,7 +1966,7 @@
     <w:p>
       <w:pPr>
         <w:pStyle w:val="ListBullet"/>
-        <w:spacing w:after="80"/>
+        <w:spacing w:after="40"/>
       </w:pPr>
       <w:r>
         <w:t>Rename file on phone</w:t>
@@ -1773,7 +1975,7 @@
     <w:p>
       <w:pPr>
         <w:pStyle w:val="ListBullet"/>
-        <w:spacing w:after="80"/>
+        <w:spacing w:after="40"/>
       </w:pPr>
       <w:r>
         <w:t>Show full file path</w:t>
@@ -1782,7 +1984,7 @@
     <w:p>
       <w:pPr>
         <w:pStyle w:val="ListBullet"/>
-        <w:spacing w:after="80"/>
+        <w:spacing w:after="40"/>
       </w:pPr>
       <w:r>
         <w:t>Copy file path to clipboard</w:t>
@@ -1792,21 +1994,30 @@
       <w:pPr>
         <w:spacing w:before="80" w:after="80"/>
         <w:pBdr>
-          <w:bottom w:val="single" w:sz="6" w:space="1" w:color="AAAAAA"/>
+          <w:bottom w:val="single" w:sz="6" w:space="4" w:color="CCCCCC"/>
         </w:pBdr>
       </w:pPr>
     </w:p>
     <w:p>
       <w:pPr>
         <w:pStyle w:val="Heading2"/>
-      </w:pPr>
-      <w:r>
-        <w:t>6. Module 3 — Smart Transfer Engine ⚡</w:t>
-      </w:r>
-    </w:p>
-    <w:p>
-      <w:pPr>
-        <w:spacing w:after="80"/>
+        <w:spacing w:before="200" w:after="280"/>
+        <w:jc w:val="center"/>
+        <w:shd w:val="clear" w:color="auto" w:fill="1F497D"/>
+      </w:pPr>
+      <w:r>
+        <w:rPr>
+          <w:rFonts w:ascii="Calibri" w:hAnsi="Calibri"/>
+          <w:b/>
+          <w:color w:val="FFFFFF"/>
+          <w:sz w:val="32"/>
+        </w:rPr>
+        <w:t>6. Module 3 — Smart Transfer Engine</w:t>
+      </w:r>
+    </w:p>
+    <w:p>
+      <w:pPr>
+        <w:spacing w:after="120"/>
       </w:pPr>
       <w:r>
         <w:t>ADB-powered file transfer that is 3–5x faster than standard MTP, with resume support, progress tracking, and conflict resolution.</w:t>
@@ -1814,16 +2025,21 @@
     </w:p>
     <w:p>
       <w:pPr>
-        <w:pStyle w:val="Heading3"/>
-      </w:pPr>
-      <w:r>
+        <w:spacing w:before="200" w:after="80"/>
+      </w:pPr>
+      <w:r>
+        <w:rPr>
+          <w:rFonts w:ascii="Calibri" w:hAnsi="Calibri"/>
+          <w:b/>
+          <w:sz w:val="26"/>
+        </w:rPr>
         <w:t>3.1 Transfer Modes</w:t>
       </w:r>
     </w:p>
     <w:p>
       <w:pPr>
         <w:pStyle w:val="ListBullet"/>
-        <w:spacing w:after="80"/>
+        <w:spacing w:after="40"/>
       </w:pPr>
       <w:r>
         <w:t>Phone → Laptop (pull)</w:t>
@@ -1832,7 +2048,7 @@
     <w:p>
       <w:pPr>
         <w:pStyle w:val="ListBullet"/>
-        <w:spacing w:after="80"/>
+        <w:spacing w:after="40"/>
       </w:pPr>
       <w:r>
         <w:t>Laptop → Phone (push)</w:t>
@@ -1841,7 +2057,7 @@
     <w:p>
       <w:pPr>
         <w:pStyle w:val="ListBullet"/>
-        <w:spacing w:after="80"/>
+        <w:spacing w:after="40"/>
       </w:pPr>
       <w:r>
         <w:t>Batch transfer: multiple files or entire folders</w:t>
@@ -1850,7 +2066,7 @@
     <w:p>
       <w:pPr>
         <w:pStyle w:val="ListBullet"/>
-        <w:spacing w:after="80"/>
+        <w:spacing w:after="40"/>
       </w:pPr>
       <w:r>
         <w:t>Selective transfer: transfer only files matching filter criteria</w:t>
@@ -1859,7 +2075,7 @@
     <w:p>
       <w:pPr>
         <w:pStyle w:val="ListBullet"/>
-        <w:spacing w:after="80"/>
+        <w:spacing w:after="40"/>
       </w:pPr>
       <w:r>
         <w:t>Mirror mode: sync phone folder to laptop folder</w:t>
@@ -1867,16 +2083,21 @@
     </w:p>
     <w:p>
       <w:pPr>
-        <w:pStyle w:val="Heading3"/>
-      </w:pPr>
-      <w:r>
+        <w:spacing w:before="200" w:after="80"/>
+      </w:pPr>
+      <w:r>
+        <w:rPr>
+          <w:rFonts w:ascii="Calibri" w:hAnsi="Calibri"/>
+          <w:b/>
+          <w:sz w:val="26"/>
+        </w:rPr>
         <w:t>3.2 Performance</w:t>
       </w:r>
     </w:p>
     <w:p>
       <w:pPr>
         <w:pStyle w:val="ListBullet"/>
-        <w:spacing w:after="80"/>
+        <w:spacing w:after="40"/>
       </w:pPr>
       <w:r>
         <w:t>ADB batch commands (500 files per ADB call) for 10–20x speed vs one-by-one</w:t>
@@ -1885,7 +2106,7 @@
     <w:p>
       <w:pPr>
         <w:pStyle w:val="ListBullet"/>
-        <w:spacing w:after="80"/>
+        <w:spacing w:after="40"/>
       </w:pPr>
       <w:r>
         <w:t>Automatic USB sleep prevention during transfer</w:t>
@@ -1894,7 +2115,7 @@
     <w:p>
       <w:pPr>
         <w:pStyle w:val="ListBullet"/>
-        <w:spacing w:after="80"/>
+        <w:spacing w:after="40"/>
       </w:pPr>
       <w:r>
         <w:t>Transfer speed display (MB/s)</w:t>
@@ -1903,7 +2124,7 @@
     <w:p>
       <w:pPr>
         <w:pStyle w:val="ListBullet"/>
-        <w:spacing w:after="80"/>
+        <w:spacing w:after="40"/>
       </w:pPr>
       <w:r>
         <w:t>Estimated time remaining</w:t>
@@ -1912,7 +2133,7 @@
     <w:p>
       <w:pPr>
         <w:pStyle w:val="ListBullet"/>
-        <w:spacing w:after="80"/>
+        <w:spacing w:after="40"/>
       </w:pPr>
       <w:r>
         <w:t>Progress bar with file count and bytes transferred</w:t>
@@ -1920,16 +2141,21 @@
     </w:p>
     <w:p>
       <w:pPr>
-        <w:pStyle w:val="Heading3"/>
-      </w:pPr>
-      <w:r>
+        <w:spacing w:before="200" w:after="80"/>
+      </w:pPr>
+      <w:r>
+        <w:rPr>
+          <w:rFonts w:ascii="Calibri" w:hAnsi="Calibri"/>
+          <w:b/>
+          <w:sz w:val="26"/>
+        </w:rPr>
         <w:t>3.3 Resume &amp; Reliability</w:t>
       </w:r>
     </w:p>
     <w:p>
       <w:pPr>
         <w:pStyle w:val="ListBullet"/>
-        <w:spacing w:after="80"/>
+        <w:spacing w:after="40"/>
       </w:pPr>
       <w:r>
         <w:t>Detect interrupted transfers and offer resume</w:t>
@@ -1938,7 +2164,7 @@
     <w:p>
       <w:pPr>
         <w:pStyle w:val="ListBullet"/>
-        <w:spacing w:after="80"/>
+        <w:spacing w:after="40"/>
       </w:pPr>
       <w:r>
         <w:t>Skip already-transferred files (by name + size comparison)</w:t>
@@ -1947,7 +2173,7 @@
     <w:p>
       <w:pPr>
         <w:pStyle w:val="ListBullet"/>
-        <w:spacing w:after="80"/>
+        <w:spacing w:after="40"/>
       </w:pPr>
       <w:r>
         <w:t>Retry failed transfers automatically (configurable retry count)</w:t>
@@ -1956,7 +2182,7 @@
     <w:p>
       <w:pPr>
         <w:pStyle w:val="ListBullet"/>
-        <w:spacing w:after="80"/>
+        <w:spacing w:after="40"/>
       </w:pPr>
       <w:r>
         <w:t>Transfer log saved to disk for post-session review</w:t>
@@ -1964,16 +2190,21 @@
     </w:p>
     <w:p>
       <w:pPr>
-        <w:pStyle w:val="Heading3"/>
-      </w:pPr>
-      <w:r>
+        <w:spacing w:before="200" w:after="80"/>
+      </w:pPr>
+      <w:r>
+        <w:rPr>
+          <w:rFonts w:ascii="Calibri" w:hAnsi="Calibri"/>
+          <w:b/>
+          <w:sz w:val="26"/>
+        </w:rPr>
         <w:t>3.4 Conflict Resolution</w:t>
       </w:r>
     </w:p>
     <w:p>
       <w:pPr>
         <w:pStyle w:val="ListBullet"/>
-        <w:spacing w:after="80"/>
+        <w:spacing w:after="40"/>
       </w:pPr>
       <w:r>
         <w:t>Skip: keep existing file, don't overwrite</w:t>
@@ -1982,7 +2213,7 @@
     <w:p>
       <w:pPr>
         <w:pStyle w:val="ListBullet"/>
-        <w:spacing w:after="80"/>
+        <w:spacing w:after="40"/>
       </w:pPr>
       <w:r>
         <w:t>Overwrite: replace existing file</w:t>
@@ -1991,7 +2222,7 @@
     <w:p>
       <w:pPr>
         <w:pStyle w:val="ListBullet"/>
-        <w:spacing w:after="80"/>
+        <w:spacing w:after="40"/>
       </w:pPr>
       <w:r>
         <w:t>Rename: add suffix to new file (</w:t>
@@ -1999,7 +2230,7 @@
       <w:r>
         <w:rPr>
           <w:rFonts w:ascii="Courier New" w:hAnsi="Courier New"/>
-          <w:sz w:val="18"/>
+          <w:sz w:val="19"/>
         </w:rPr>
         <w:t>_dup</w:t>
       </w:r>
@@ -2009,7 +2240,7 @@
       <w:r>
         <w:rPr>
           <w:rFonts w:ascii="Courier New" w:hAnsi="Courier New"/>
-          <w:sz w:val="18"/>
+          <w:sz w:val="19"/>
         </w:rPr>
         <w:t>_1</w:t>
       </w:r>
@@ -2019,7 +2250,7 @@
       <w:r>
         <w:rPr>
           <w:rFonts w:ascii="Courier New" w:hAnsi="Courier New"/>
-          <w:sz w:val="18"/>
+          <w:sz w:val="19"/>
         </w:rPr>
         <w:t>_2</w:t>
       </w:r>
@@ -2030,7 +2261,7 @@
     <w:p>
       <w:pPr>
         <w:pStyle w:val="ListBullet"/>
-        <w:spacing w:after="80"/>
+        <w:spacing w:after="40"/>
       </w:pPr>
       <w:r>
         <w:t>Ask each time: prompt user per conflict</w:t>
@@ -2039,7 +2270,7 @@
     <w:p>
       <w:pPr>
         <w:pStyle w:val="ListBullet"/>
-        <w:spacing w:after="80"/>
+        <w:spacing w:after="40"/>
       </w:pPr>
       <w:r>
         <w:t>Remember choice for session</w:t>
@@ -2047,160 +2278,73 @@
     </w:p>
     <w:p>
       <w:pPr>
-        <w:spacing w:after="80" w:before="40"/>
-        <w:ind w:left="504"/>
-      </w:pPr>
-      <w:r>
-        <w:rPr>
-          <w:i/>
-        </w:rPr>
-      </w:r>
+        <w:spacing w:before="120" w:after="160"/>
+        <w:ind w:left="144" w:right="144"/>
+        <w:shd w:val="clear" w:color="auto" w:fill="DEEAF1"/>
+      </w:pPr>
       <w:r>
         <w:rPr>
           <w:b/>
-          <w:i/>
+          <w:color w:val="1F497D"/>
+          <w:sz w:val="22"/>
         </w:rPr>
         <w:t>Resume takes precedence over conflict mode:</w:t>
       </w:r>
       <w:r>
         <w:rPr>
-          <w:i/>
+          <w:color w:val="1F497D"/>
+          <w:sz w:val="22"/>
         </w:rPr>
-        <w:t xml:space="preserve"> a destination file is only</w:t>
-      </w:r>
-    </w:p>
-    <w:p>
-      <w:pPr>
-        <w:spacing w:after="80" w:before="40"/>
-        <w:ind w:left="504"/>
-      </w:pPr>
-      <w:r>
-        <w:rPr>
-          <w:i/>
-        </w:rPr>
-        <w:t>a *conflict* (subject to skip/overwrite/rename above) if it has the **same</w:t>
-      </w:r>
-    </w:p>
-    <w:p>
-      <w:pPr>
-        <w:spacing w:after="80" w:before="40"/>
-        <w:ind w:left="504"/>
-      </w:pPr>
-      <w:r>
-        <w:rPr>
-          <w:i/>
-        </w:rPr>
-        <w:t>name but a different size** than the source — a genuine naming collision</w:t>
-      </w:r>
-    </w:p>
-    <w:p>
-      <w:pPr>
-        <w:spacing w:after="80" w:before="40"/>
-        <w:ind w:left="504"/>
-      </w:pPr>
-      <w:r>
-        <w:rPr>
-          <w:i/>
-        </w:rPr>
-        <w:t>between two different files. If a destination file already exists with the</w:t>
-      </w:r>
-    </w:p>
-    <w:p>
-      <w:pPr>
-        <w:spacing w:after="80" w:before="40"/>
-        <w:ind w:left="504"/>
-      </w:pPr>
-      <w:r>
-        <w:rPr>
-          <w:i/>
-        </w:rPr>
+        <w:t xml:space="preserve"> a destination file is only a *conflict* (subject to skip/overwrite/rename above) if it has the </w:t>
       </w:r>
       <w:r>
         <w:rPr>
           <w:b/>
-          <w:i/>
+          <w:color w:val="1F497D"/>
+          <w:sz w:val="22"/>
+        </w:rPr>
+        <w:t>same name but a different size</w:t>
+      </w:r>
+      <w:r>
+        <w:rPr>
+          <w:color w:val="1F497D"/>
+          <w:sz w:val="22"/>
+        </w:rPr>
+        <w:t xml:space="preserve"> than the source — a genuine naming collision between two different files. If a destination file already exists with the </w:t>
+      </w:r>
+      <w:r>
+        <w:rPr>
+          <w:b/>
+          <w:color w:val="1F497D"/>
+          <w:sz w:val="22"/>
         </w:rPr>
         <w:t>same name and the same size</w:t>
       </w:r>
       <w:r>
         <w:rPr>
-          <w:i/>
+          <w:color w:val="1F497D"/>
+          <w:sz w:val="22"/>
         </w:rPr>
-        <w:t xml:space="preserve"> as the source, it's treated as</w:t>
-      </w:r>
-    </w:p>
-    <w:p>
-      <w:pPr>
-        <w:spacing w:after="80" w:before="40"/>
-        <w:ind w:left="504"/>
+        <w:t xml:space="preserve"> as the source, it's treated as "already transferred" (resume support, §3.3) and is left alone regardless of the selected conflict mode. This applies symmetrically to both transfer directions — pull (destination on the laptop) and push (destination on the device) — and has been verified on a real device for all three conflict modes in both directions.</w:t>
+      </w:r>
+    </w:p>
+    <w:p>
+      <w:pPr>
+        <w:spacing w:before="200" w:after="80"/>
       </w:pPr>
       <w:r>
         <w:rPr>
-          <w:i/>
+          <w:rFonts w:ascii="Calibri" w:hAnsi="Calibri"/>
+          <w:b/>
+          <w:sz w:val="26"/>
         </w:rPr>
-        <w:t>"already transferred" (resume support, §3.3) and is left alone regardless</w:t>
-      </w:r>
-    </w:p>
-    <w:p>
-      <w:pPr>
-        <w:spacing w:after="80" w:before="40"/>
-        <w:ind w:left="504"/>
-      </w:pPr>
-      <w:r>
-        <w:rPr>
-          <w:i/>
-        </w:rPr>
-        <w:t>of the selected conflict mode. This applies symmetrically to both transfer</w:t>
-      </w:r>
-    </w:p>
-    <w:p>
-      <w:pPr>
-        <w:spacing w:after="80" w:before="40"/>
-        <w:ind w:left="504"/>
-      </w:pPr>
-      <w:r>
-        <w:rPr>
-          <w:i/>
-        </w:rPr>
-        <w:t>directions — pull (destination on the laptop) and push (destination on the</w:t>
-      </w:r>
-    </w:p>
-    <w:p>
-      <w:pPr>
-        <w:spacing w:after="80" w:before="40"/>
-        <w:ind w:left="504"/>
-      </w:pPr>
-      <w:r>
-        <w:rPr>
-          <w:i/>
-        </w:rPr>
-        <w:t>device) — and has been verified on a real device for all three conflict</w:t>
-      </w:r>
-    </w:p>
-    <w:p>
-      <w:pPr>
-        <w:spacing w:after="80" w:before="40"/>
-        <w:ind w:left="504"/>
-      </w:pPr>
-      <w:r>
-        <w:rPr>
-          <w:i/>
-        </w:rPr>
-        <w:t>modes in both directions.</w:t>
-      </w:r>
-    </w:p>
-    <w:p>
-      <w:pPr>
-        <w:pStyle w:val="Heading3"/>
-      </w:pPr>
-      <w:r>
         <w:t>3.5 Post-Transfer Verification</w:t>
       </w:r>
     </w:p>
     <w:p>
       <w:pPr>
         <w:pStyle w:val="ListBullet"/>
-        <w:spacing w:after="80"/>
+        <w:spacing w:after="40"/>
       </w:pPr>
       <w:r>
         <w:t>File count verification: source vs destination</w:t>
@@ -2209,7 +2353,7 @@
     <w:p>
       <w:pPr>
         <w:pStyle w:val="ListBullet"/>
-        <w:spacing w:after="80"/>
+        <w:spacing w:after="40"/>
       </w:pPr>
       <w:r>
         <w:t>Total size verification</w:t>
@@ -2218,7 +2362,7 @@
     <w:p>
       <w:pPr>
         <w:pStyle w:val="ListBullet"/>
-        <w:spacing w:after="80"/>
+        <w:spacing w:after="40"/>
       </w:pPr>
       <w:r>
         <w:t>Generate transfer report with success/failure summary</w:t>
@@ -2228,21 +2372,30 @@
       <w:pPr>
         <w:spacing w:before="80" w:after="80"/>
         <w:pBdr>
-          <w:bottom w:val="single" w:sz="6" w:space="1" w:color="AAAAAA"/>
+          <w:bottom w:val="single" w:sz="6" w:space="4" w:color="CCCCCC"/>
         </w:pBdr>
       </w:pPr>
     </w:p>
     <w:p>
       <w:pPr>
         <w:pStyle w:val="Heading2"/>
-      </w:pPr>
-      <w:r>
-        <w:t>7. Module 4 — WhatsApp Toolkit 💬</w:t>
-      </w:r>
-    </w:p>
-    <w:p>
-      <w:pPr>
-        <w:spacing w:after="80"/>
+        <w:spacing w:before="200" w:after="280"/>
+        <w:jc w:val="center"/>
+        <w:shd w:val="clear" w:color="auto" w:fill="1F497D"/>
+      </w:pPr>
+      <w:r>
+        <w:rPr>
+          <w:rFonts w:ascii="Calibri" w:hAnsi="Calibri"/>
+          <w:b/>
+          <w:color w:val="FFFFFF"/>
+          <w:sz w:val="32"/>
+        </w:rPr>
+        <w:t>7. Module 4 — WhatsApp Toolkit</w:t>
+      </w:r>
+    </w:p>
+    <w:p>
+      <w:pPr>
+        <w:spacing w:after="120"/>
       </w:pPr>
       <w:r>
         <w:t>A comprehensive toolkit for WhatsApp media management built from real-world experience. Covers analysis, backup, organization, cleanup, and database preservation.</w:t>
@@ -2250,68 +2403,73 @@
     </w:p>
     <w:p>
       <w:pPr>
-        <w:spacing w:after="80" w:before="40"/>
-        <w:ind w:left="504"/>
-      </w:pPr>
-      <w:r>
-        <w:rPr>
-          <w:i/>
-        </w:rPr>
-      </w:r>
+        <w:spacing w:before="120" w:after="160"/>
+        <w:ind w:left="144" w:right="144"/>
+        <w:shd w:val="clear" w:color="auto" w:fill="FCE4D6"/>
+      </w:pPr>
       <w:r>
         <w:rPr>
           <w:b/>
-          <w:i/>
+          <w:color w:val="C55A11"/>
+          <w:sz w:val="22"/>
         </w:rPr>
         <w:t>Important:</w:t>
       </w:r>
       <w:r>
         <w:rPr>
-          <w:i/>
+          <w:color w:val="C55A11"/>
+          <w:sz w:val="22"/>
         </w:rPr>
         <w:t xml:space="preserve"> This module supports both WhatsApp (</w:t>
       </w:r>
       <w:r>
         <w:rPr>
           <w:rFonts w:ascii="Courier New" w:hAnsi="Courier New"/>
-          <w:i/>
-          <w:sz w:val="18"/>
+          <w:color w:val="C55A11"/>
+          <w:sz w:val="19"/>
         </w:rPr>
         <w:t>com.whatsapp</w:t>
       </w:r>
       <w:r>
         <w:rPr>
-          <w:i/>
+          <w:color w:val="C55A11"/>
+          <w:sz w:val="22"/>
         </w:rPr>
         <w:t>) and WhatsApp Business (</w:t>
       </w:r>
       <w:r>
         <w:rPr>
           <w:rFonts w:ascii="Courier New" w:hAnsi="Courier New"/>
-          <w:i/>
-          <w:sz w:val="18"/>
+          <w:color w:val="C55A11"/>
+          <w:sz w:val="19"/>
         </w:rPr>
         <w:t>com.whatsapp.w4b</w:t>
       </w:r>
       <w:r>
         <w:rPr>
-          <w:i/>
+          <w:color w:val="C55A11"/>
+          <w:sz w:val="22"/>
         </w:rPr>
         <w:t>) — selectable at runtime.</w:t>
       </w:r>
     </w:p>
     <w:p>
       <w:pPr>
-        <w:pStyle w:val="Heading3"/>
-      </w:pPr>
-      <w:r>
+        <w:spacing w:before="200" w:after="80"/>
+      </w:pPr>
+      <w:r>
+        <w:rPr>
+          <w:rFonts w:ascii="Calibri" w:hAnsi="Calibri"/>
+          <w:b/>
+          <w:sz w:val="26"/>
+        </w:rPr>
         <w:t>4.1 Media Analysis &amp; Reporting</w:t>
       </w:r>
     </w:p>
     <w:p>
       <w:pPr>
         <w:pStyle w:val="ListBullet"/>
-        <w:spacing w:after="80"/>
+        <w:spacing w:after="40"/>
       </w:pPr>
       <w:r>
         <w:t>Scan all WhatsApp media folders on the phone</w:t>
@@ -2320,7 +2478,7 @@
     <w:p>
       <w:pPr>
         <w:pStyle w:val="ListBullet"/>
-        <w:spacing w:after="80"/>
+        <w:spacing w:after="40"/>
       </w:pPr>
       <w:r>
         <w:t>Detect WhatsApp media path automatically (varies by Android version):</w:t>
@@ -2329,13 +2487,12 @@
     <w:p>
       <w:pPr>
         <w:pStyle w:val="ListBullet2"/>
-        <w:spacing w:after="80"/>
-      </w:pPr>
-      <w:r/>
+        <w:spacing w:after="40"/>
+      </w:pPr>
       <w:r>
         <w:rPr>
           <w:rFonts w:ascii="Courier New" w:hAnsi="Courier New"/>
-          <w:sz w:val="18"/>
+          <w:sz w:val="19"/>
         </w:rPr>
         <w:t>/sdcard/Android/media/com.whatsapp/WhatsApp/Media/</w:t>
       </w:r>
@@ -2346,13 +2503,12 @@
     <w:p>
       <w:pPr>
         <w:pStyle w:val="ListBullet2"/>
-        <w:spacing w:after="80"/>
-      </w:pPr>
-      <w:r/>
+        <w:spacing w:after="40"/>
+      </w:pPr>
       <w:r>
         <w:rPr>
           <w:rFonts w:ascii="Courier New" w:hAnsi="Courier New"/>
-          <w:sz w:val="18"/>
+          <w:sz w:val="19"/>
         </w:rPr>
         <w:t>/sdcard/WhatsApp/Media/</w:t>
       </w:r>
@@ -2363,7 +2519,7 @@
     <w:p>
       <w:pPr>
         <w:pStyle w:val="ListBullet"/>
-        <w:spacing w:after="80"/>
+        <w:spacing w:after="40"/>
       </w:pPr>
       <w:r>
         <w:t>Generate report broken down by:</w:t>
@@ -2372,7 +2528,7 @@
     <w:p>
       <w:pPr>
         <w:pStyle w:val="ListBullet2"/>
-        <w:spacing w:after="80"/>
+        <w:spacing w:after="40"/>
       </w:pPr>
       <w:r>
         <w:t>Folder type (Voice Notes, Images, Video, Documents, Stickers, Audio, Gifs, etc.)</w:t>
@@ -2381,7 +2537,7 @@
     <w:p>
       <w:pPr>
         <w:pStyle w:val="ListBullet2"/>
-        <w:spacing w:after="80"/>
+        <w:spacing w:after="40"/>
       </w:pPr>
       <w:r>
         <w:t>Section (Received, Sent, Private)</w:t>
@@ -2390,7 +2546,7 @@
     <w:p>
       <w:pPr>
         <w:pStyle w:val="ListBullet2"/>
-        <w:spacing w:after="80"/>
+        <w:spacing w:after="40"/>
       </w:pPr>
       <w:r>
         <w:t>Year and month</w:t>
@@ -2399,7 +2555,7 @@
     <w:p>
       <w:pPr>
         <w:pStyle w:val="ListBullet2"/>
-        <w:spacing w:after="80"/>
+        <w:spacing w:after="40"/>
       </w:pPr>
       <w:r>
         <w:t>File type / extension</w:t>
@@ -2408,7 +2564,7 @@
     <w:p>
       <w:pPr>
         <w:pStyle w:val="ListBullet2"/>
-        <w:spacing w:after="80"/>
+        <w:spacing w:after="40"/>
       </w:pPr>
       <w:r>
         <w:t>File count and actual size per group</w:t>
@@ -2417,7 +2573,7 @@
     <w:p>
       <w:pPr>
         <w:pStyle w:val="ListBullet"/>
-        <w:spacing w:after="80"/>
+        <w:spacing w:after="40"/>
       </w:pPr>
       <w:r>
         <w:t>Pre vs post user-defined cutoff date comparison</w:t>
@@ -2426,7 +2582,7 @@
     <w:p>
       <w:pPr>
         <w:pStyle w:val="ListBullet"/>
-        <w:spacing w:after="80"/>
+        <w:spacing w:after="40"/>
       </w:pPr>
       <w:r>
         <w:t>Identify orphaned media: files with no linked chat in database — **out of</w:t>
@@ -2434,7 +2590,7 @@
     </w:p>
     <w:p>
       <w:pPr>
-        <w:spacing w:after="80"/>
+        <w:spacing w:after="120"/>
       </w:pPr>
       <w:r>
         <w:t xml:space="preserve">scope on non-rooted devices** (caveat, not a command): </w:t>
@@ -2442,15 +2598,14 @@
       <w:r>
         <w:rPr>
           <w:rFonts w:ascii="Courier New" w:hAnsi="Courier New"/>
-          <w:sz w:val="18"/>
+          <w:sz w:val="19"/>
         </w:rPr>
         <w:t>Databases/msgstore.db*</w:t>
       </w:r>
-      <w:r/>
-    </w:p>
-    <w:p>
-      <w:pPr>
-        <w:spacing w:after="80"/>
+    </w:p>
+    <w:p>
+      <w:pPr>
+        <w:spacing w:after="120"/>
       </w:pPr>
       <w:r>
         <w:t xml:space="preserve">is always </w:t>
@@ -2458,7 +2613,7 @@
       <w:r>
         <w:rPr>
           <w:rFonts w:ascii="Courier New" w:hAnsi="Courier New"/>
-          <w:sz w:val="18"/>
+          <w:sz w:val="19"/>
         </w:rPr>
         <w:t>.crypt14</w:t>
       </w:r>
@@ -2468,13 +2623,12 @@
     </w:p>
     <w:p>
       <w:pPr>
-        <w:spacing w:after="80"/>
-      </w:pPr>
-      <w:r/>
+        <w:spacing w:after="120"/>
+      </w:pPr>
       <w:r>
         <w:rPr>
           <w:rFonts w:ascii="Courier New" w:hAnsi="Courier New"/>
-          <w:sz w:val="18"/>
+          <w:sz w:val="19"/>
         </w:rPr>
         <w:t>/data/data/com.whatsapp/files/key</w:t>
       </w:r>
@@ -2484,15 +2638,14 @@
       <w:r>
         <w:rPr>
           <w:rFonts w:ascii="Courier New" w:hAnsi="Courier New"/>
-          <w:sz w:val="18"/>
+          <w:sz w:val="19"/>
         </w:rPr>
         <w:t>adb</w:t>
       </w:r>
-      <w:r/>
-    </w:p>
-    <w:p>
-      <w:pPr>
-        <w:spacing w:after="80"/>
+    </w:p>
+    <w:p>
+      <w:pPr>
+        <w:spacing w:after="120"/>
       </w:pPr>
       <w:r>
         <w:t>cannot read without root. Document this caveat rather than implementing</w:t>
@@ -2500,7 +2653,7 @@
     </w:p>
     <w:p>
       <w:pPr>
-        <w:spacing w:after="80"/>
+        <w:spacing w:after="120"/>
       </w:pPr>
       <w:r>
         <w:t>orphaned-media detection.</w:t>
@@ -2509,7 +2662,7 @@
     <w:p>
       <w:pPr>
         <w:pStyle w:val="ListBullet"/>
-        <w:spacing w:after="80"/>
+        <w:spacing w:after="40"/>
       </w:pPr>
       <w:r>
         <w:t>Detect files with missing or incorrect extensions using MIME type detection</w:t>
@@ -2518,7 +2671,7 @@
     <w:p>
       <w:pPr>
         <w:pStyle w:val="ListBullet"/>
-        <w:spacing w:after="80"/>
+        <w:spacing w:after="40"/>
       </w:pPr>
       <w:r>
         <w:t>Detect files with malformed dates (student IDs, serial numbers mistaken as dates)</w:t>
@@ -2527,7 +2680,7 @@
     <w:p>
       <w:pPr>
         <w:pStyle w:val="ListBullet"/>
-        <w:spacing w:after="80"/>
+        <w:spacing w:after="40"/>
       </w:pPr>
       <w:r>
         <w:t>Save analysis reports to disk (TXT and HTML formats)</w:t>
@@ -2535,9 +2688,14 @@
     </w:p>
     <w:p>
       <w:pPr>
-        <w:pStyle w:val="Heading3"/>
-      </w:pPr>
-      <w:r>
+        <w:spacing w:before="200" w:after="80"/>
+      </w:pPr>
+      <w:r>
+        <w:rPr>
+          <w:rFonts w:ascii="Calibri" w:hAnsi="Calibri"/>
+          <w:b/>
+          <w:sz w:val="26"/>
+        </w:rPr>
         <w:t>4.2 Folder Coverage</w:t>
       </w:r>
     </w:p>
@@ -2556,11 +2714,14 @@
         <w:tc>
           <w:tcPr>
             <w:tcW w:type="dxa" w:w="2880"/>
+            <w:shd w:val="clear" w:color="auto" w:fill="1F497D"/>
           </w:tcPr>
           <w:p>
             <w:r>
               <w:rPr>
                 <w:b/>
+                <w:color w:val="FFFFFF"/>
+                <w:sz w:val="22"/>
               </w:rPr>
               <w:t>Folder</w:t>
             </w:r>
@@ -2569,11 +2730,14 @@
         <w:tc>
           <w:tcPr>
             <w:tcW w:type="dxa" w:w="2880"/>
+            <w:shd w:val="clear" w:color="auto" w:fill="1F497D"/>
           </w:tcPr>
           <w:p>
             <w:r>
               <w:rPr>
                 <w:b/>
+                <w:color w:val="FFFFFF"/>
+                <w:sz w:val="22"/>
               </w:rPr>
               <w:t>Content</w:t>
             </w:r>
@@ -2582,11 +2746,14 @@
         <w:tc>
           <w:tcPr>
             <w:tcW w:type="dxa" w:w="2880"/>
+            <w:shd w:val="clear" w:color="auto" w:fill="1F497D"/>
           </w:tcPr>
           <w:p>
             <w:r>
               <w:rPr>
                 <w:b/>
+                <w:color w:val="FFFFFF"/>
+                <w:sz w:val="22"/>
               </w:rPr>
               <w:t>Notes</w:t>
             </w:r>
@@ -3042,19 +3209,28 @@
         </w:tc>
       </w:tr>
     </w:tbl>
-    <w:p/>
-    <w:p>
-      <w:pPr>
-        <w:pStyle w:val="Heading3"/>
-      </w:pPr>
-      <w:r>
+    <w:p>
+      <w:pPr>
+        <w:spacing w:after="80"/>
+      </w:pPr>
+    </w:p>
+    <w:p>
+      <w:pPr>
+        <w:spacing w:before="200" w:after="80"/>
+      </w:pPr>
+      <w:r>
+        <w:rPr>
+          <w:rFonts w:ascii="Calibri" w:hAnsi="Calibri"/>
+          <w:b/>
+          <w:sz w:val="26"/>
+        </w:rPr>
         <w:t>4.3 Backup Features</w:t>
       </w:r>
     </w:p>
     <w:p>
       <w:pPr>
         <w:pStyle w:val="ListBullet"/>
-        <w:spacing w:after="80"/>
+        <w:spacing w:after="40"/>
       </w:pPr>
       <w:r>
         <w:t>One-click full WhatsApp backup to selected destination</w:t>
@@ -3063,7 +3239,7 @@
     <w:p>
       <w:pPr>
         <w:pStyle w:val="ListBullet"/>
-        <w:spacing w:after="80"/>
+        <w:spacing w:after="40"/>
       </w:pPr>
       <w:r>
         <w:t>Selective backup by media type (e.g. only images + voice notes)</w:t>
@@ -3072,7 +3248,7 @@
     <w:p>
       <w:pPr>
         <w:pStyle w:val="ListBullet"/>
-        <w:spacing w:after="80"/>
+        <w:spacing w:after="40"/>
       </w:pPr>
       <w:r>
         <w:t>Direct-to-external-drive backup (bypasses laptop storage)</w:t>
@@ -3081,7 +3257,7 @@
     <w:p>
       <w:pPr>
         <w:pStyle w:val="ListBullet"/>
-        <w:spacing w:after="80"/>
+        <w:spacing w:after="40"/>
       </w:pPr>
       <w:r>
         <w:t>Resume interrupted backups using rsync-style logic</w:t>
@@ -3090,7 +3266,7 @@
     <w:p>
       <w:pPr>
         <w:pStyle w:val="ListBullet"/>
-        <w:spacing w:after="80"/>
+        <w:spacing w:after="40"/>
       </w:pPr>
       <w:r>
         <w:t>Post-backup verification: file count and size match check</w:t>
@@ -3099,7 +3275,7 @@
     <w:p>
       <w:pPr>
         <w:pStyle w:val="ListBullet"/>
-        <w:spacing w:after="80"/>
+        <w:spacing w:after="40"/>
       </w:pPr>
       <w:r>
         <w:t>Backup report saved with timestamp, counts, and sizes</w:t>
@@ -3108,7 +3284,7 @@
     <w:p>
       <w:pPr>
         <w:pStyle w:val="ListBullet"/>
-        <w:spacing w:after="80"/>
+        <w:spacing w:after="40"/>
       </w:pPr>
       <w:r>
         <w:t>Backup session logs: all scripts, reports, and summaries preserved</w:t>
@@ -3117,7 +3293,7 @@
     <w:p>
       <w:pPr>
         <w:pStyle w:val="ListBullet"/>
-        <w:spacing w:after="80"/>
+        <w:spacing w:after="40"/>
       </w:pPr>
       <w:r>
         <w:t>Prevent laptop sleep during backup using system inhibit</w:t>
@@ -3125,15 +3301,20 @@
     </w:p>
     <w:p>
       <w:pPr>
-        <w:pStyle w:val="Heading3"/>
-      </w:pPr>
-      <w:r>
+        <w:spacing w:before="200" w:after="80"/>
+      </w:pPr>
+      <w:r>
+        <w:rPr>
+          <w:rFonts w:ascii="Calibri" w:hAnsi="Calibri"/>
+          <w:b/>
+          <w:sz w:val="26"/>
+        </w:rPr>
         <w:t>4.4 Backup Organization (Optional)</w:t>
       </w:r>
     </w:p>
     <w:p>
       <w:pPr>
-        <w:spacing w:after="80"/>
+        <w:spacing w:after="120"/>
       </w:pPr>
       <w:r>
         <w:t xml:space="preserve">After pulling files, the user can </w:t>
@@ -3159,33 +3340,33 @@
     </w:p>
     <w:p>
       <w:pPr>
-        <w:spacing w:after="80" w:before="40"/>
-        <w:ind w:left="504"/>
+        <w:spacing w:before="120" w:after="160"/>
+        <w:ind w:left="144" w:right="144"/>
+        <w:shd w:val="clear" w:color="auto" w:fill="DEEAF1"/>
       </w:pPr>
       <w:r>
         <w:rPr>
-          <w:i/>
+          <w:color w:val="1F497D"/>
+          <w:sz w:val="22"/>
         </w:rPr>
         <w:t>Organization is optional. Raw backup (flat folder structure) is always the default. The user chooses whether to organize after backup is verified.</w:t>
       </w:r>
     </w:p>
     <w:p>
       <w:pPr>
-        <w:spacing w:after="80"/>
-      </w:pPr>
-      <w:r/>
+        <w:spacing w:after="120"/>
+      </w:pPr>
       <w:r>
         <w:rPr>
           <w:b/>
         </w:rPr>
         <w:t>Organization options:</w:t>
       </w:r>
-      <w:r/>
     </w:p>
     <w:p>
       <w:pPr>
         <w:pStyle w:val="ListBullet"/>
-        <w:spacing w:after="80"/>
+        <w:spacing w:after="40"/>
       </w:pPr>
       <w:r>
         <w:t>Organize now — run organization immediately after backup</w:t>
@@ -3194,7 +3375,7 @@
     <w:p>
       <w:pPr>
         <w:pStyle w:val="ListBullet"/>
-        <w:spacing w:after="80"/>
+        <w:spacing w:after="40"/>
       </w:pPr>
       <w:r>
         <w:t>Organize later — keep raw backup, run organization as a separate step anytime</w:t>
@@ -3203,7 +3384,7 @@
     <w:p>
       <w:pPr>
         <w:pStyle w:val="ListBullet"/>
-        <w:spacing w:after="80"/>
+        <w:spacing w:after="40"/>
       </w:pPr>
       <w:r>
         <w:t>Skip organization — keep raw flat folder structure permanently</w:t>
@@ -3212,7 +3393,7 @@
     <w:p>
       <w:pPr>
         <w:pStyle w:val="ListBullet"/>
-        <w:spacing w:after="80"/>
+        <w:spacing w:after="40"/>
       </w:pPr>
       <w:r>
         <w:t>Custom organization — user defines folder structure rules</w:t>
@@ -3220,7 +3401,7 @@
     </w:p>
     <w:p>
       <w:pPr>
-        <w:spacing w:after="80"/>
+        <w:spacing w:after="120"/>
       </w:pPr>
       <w:r>
         <w:t>When organization is chosen, the following structures are applied:</w:t>
@@ -3228,26 +3409,25 @@
     </w:p>
     <w:p>
       <w:pPr>
-        <w:spacing w:after="80"/>
-      </w:pPr>
-      <w:r/>
+        <w:spacing w:after="120"/>
+      </w:pPr>
       <w:r>
         <w:rPr>
           <w:b/>
         </w:rPr>
         <w:t>Voice Notes:</w:t>
       </w:r>
-      <w:r/>
     </w:p>
     <w:p>
       <w:pPr>
         <w:spacing w:before="80" w:after="80"/>
-        <w:ind w:left="360"/>
+        <w:ind w:left="288" w:right="288"/>
+        <w:shd w:val="clear" w:color="auto" w:fill="1E2D3D"/>
       </w:pPr>
       <w:r>
         <w:rPr>
           <w:rFonts w:ascii="Courier New" w:hAnsi="Courier New"/>
-          <w:color w:val="004000"/>
+          <w:color w:val="D4D4D4"/>
           <w:sz w:val="17"/>
         </w:rPr>
         <w:t>WhatsApp_Voice_Notes_Organized/</w:t>
@@ -3263,26 +3443,25 @@
     </w:p>
     <w:p>
       <w:pPr>
-        <w:spacing w:after="80"/>
-      </w:pPr>
-      <w:r/>
+        <w:spacing w:after="120"/>
+      </w:pPr>
       <w:r>
         <w:rPr>
           <w:b/>
         </w:rPr>
         <w:t>Images &amp; Video:</w:t>
       </w:r>
-      <w:r/>
     </w:p>
     <w:p>
       <w:pPr>
         <w:spacing w:before="80" w:after="80"/>
-        <w:ind w:left="360"/>
+        <w:ind w:left="288" w:right="288"/>
+        <w:shd w:val="clear" w:color="auto" w:fill="1E2D3D"/>
       </w:pPr>
       <w:r>
         <w:rPr>
           <w:rFonts w:ascii="Courier New" w:hAnsi="Courier New"/>
-          <w:color w:val="004000"/>
+          <w:color w:val="D4D4D4"/>
           <w:sz w:val="17"/>
         </w:rPr>
         <w:t>WhatsApp_Images_Organized/</w:t>
@@ -3302,26 +3481,25 @@
     </w:p>
     <w:p>
       <w:pPr>
-        <w:spacing w:after="80"/>
-      </w:pPr>
-      <w:r/>
+        <w:spacing w:after="120"/>
+      </w:pPr>
       <w:r>
         <w:rPr>
           <w:b/>
         </w:rPr>
         <w:t>Documents:</w:t>
       </w:r>
-      <w:r/>
     </w:p>
     <w:p>
       <w:pPr>
         <w:spacing w:before="80" w:after="80"/>
-        <w:ind w:left="360"/>
+        <w:ind w:left="288" w:right="288"/>
+        <w:shd w:val="clear" w:color="auto" w:fill="1E2D3D"/>
       </w:pPr>
       <w:r>
         <w:rPr>
           <w:rFonts w:ascii="Courier New" w:hAnsi="Courier New"/>
-          <w:color w:val="004000"/>
+          <w:color w:val="D4D4D4"/>
           <w:sz w:val="17"/>
         </w:rPr>
         <w:t>WhatsApp_Documents_Organized/</w:t>
@@ -3357,16 +3535,21 @@
     </w:p>
     <w:p>
       <w:pPr>
-        <w:pStyle w:val="Heading3"/>
-      </w:pPr>
-      <w:r>
+        <w:spacing w:before="200" w:after="80"/>
+      </w:pPr>
+      <w:r>
+        <w:rPr>
+          <w:rFonts w:ascii="Calibri" w:hAnsi="Calibri"/>
+          <w:b/>
+          <w:sz w:val="26"/>
+        </w:rPr>
         <w:t>4.5 File Fixing &amp; Cleanup</w:t>
       </w:r>
     </w:p>
     <w:p>
       <w:pPr>
         <w:pStyle w:val="ListBullet"/>
-        <w:spacing w:after="80"/>
+        <w:spacing w:after="40"/>
       </w:pPr>
       <w:r>
         <w:t>Detect files with no extension using MIME type fingerprinting</w:t>
@@ -3375,7 +3558,7 @@
     <w:p>
       <w:pPr>
         <w:pStyle w:val="ListBullet"/>
-        <w:spacing w:after="80"/>
+        <w:spacing w:after="40"/>
       </w:pPr>
       <w:r>
         <w:t xml:space="preserve">Automatically rename files with correct extension (e.g. </w:t>
@@ -3383,7 +3566,7 @@
       <w:r>
         <w:rPr>
           <w:rFonts w:ascii="Courier New" w:hAnsi="Courier New"/>
-          <w:sz w:val="18"/>
+          <w:sz w:val="19"/>
         </w:rPr>
         <w:t>DOC-20220310-WA0001.</w:t>
       </w:r>
@@ -3393,7 +3576,7 @@
       <w:r>
         <w:rPr>
           <w:rFonts w:ascii="Courier New" w:hAnsi="Courier New"/>
-          <w:sz w:val="18"/>
+          <w:sz w:val="19"/>
         </w:rPr>
         <w:t>.pdf</w:t>
       </w:r>
@@ -3404,7 +3587,7 @@
     <w:p>
       <w:pPr>
         <w:pStyle w:val="ListBullet"/>
-        <w:spacing w:after="80"/>
+        <w:spacing w:after="40"/>
       </w:pPr>
       <w:r>
         <w:t xml:space="preserve">Fix double-dot filenames (e.g. </w:t>
@@ -3412,7 +3595,7 @@
       <w:r>
         <w:rPr>
           <w:rFonts w:ascii="Courier New" w:hAnsi="Courier New"/>
-          <w:sz w:val="18"/>
+          <w:sz w:val="19"/>
         </w:rPr>
         <w:t>Sheet..pdf</w:t>
       </w:r>
@@ -3422,7 +3605,7 @@
       <w:r>
         <w:rPr>
           <w:rFonts w:ascii="Courier New" w:hAnsi="Courier New"/>
-          <w:sz w:val="18"/>
+          <w:sz w:val="19"/>
         </w:rPr>
         <w:t>Sheet.pdf</w:t>
       </w:r>
@@ -3433,7 +3616,7 @@
     <w:p>
       <w:pPr>
         <w:pStyle w:val="ListBullet"/>
-        <w:spacing w:after="80"/>
+        <w:spacing w:after="40"/>
       </w:pPr>
       <w:r>
         <w:t>Detect and fix files placed in wrong year folders due to numbers in filename</w:t>
@@ -3442,7 +3625,7 @@
     <w:p>
       <w:pPr>
         <w:pStyle w:val="ListBullet"/>
-        <w:spacing w:after="80"/>
+        <w:spacing w:after="40"/>
       </w:pPr>
       <w:r>
         <w:t xml:space="preserve">Move files with original names (no WhatsApp date) to </w:t>
@@ -3450,7 +3633,7 @@
       <w:r>
         <w:rPr>
           <w:rFonts w:ascii="Courier New" w:hAnsi="Courier New"/>
-          <w:sz w:val="18"/>
+          <w:sz w:val="19"/>
         </w:rPr>
         <w:t>Original_Files</w:t>
       </w:r>
@@ -3461,7 +3644,7 @@
     <w:p>
       <w:pPr>
         <w:pStyle w:val="ListBullet"/>
-        <w:spacing w:after="80"/>
+        <w:spacing w:after="40"/>
       </w:pPr>
       <w:r>
         <w:t>Validate year range (2009–2030) to reject false date matches</w:t>
@@ -3470,7 +3653,7 @@
     <w:p>
       <w:pPr>
         <w:pStyle w:val="ListBullet"/>
-        <w:spacing w:after="80"/>
+        <w:spacing w:after="40"/>
       </w:pPr>
       <w:r>
         <w:t>Validate month range (01–12) to reject false date matches</w:t>
@@ -3478,16 +3661,21 @@
     </w:p>
     <w:p>
       <w:pPr>
-        <w:pStyle w:val="Heading3"/>
-      </w:pPr>
-      <w:r>
+        <w:spacing w:before="200" w:after="80"/>
+      </w:pPr>
+      <w:r>
+        <w:rPr>
+          <w:rFonts w:ascii="Calibri" w:hAnsi="Calibri"/>
+          <w:b/>
+          <w:sz w:val="26"/>
+        </w:rPr>
         <w:t>4.6 Cleanup &amp; Deletion</w:t>
       </w:r>
     </w:p>
     <w:p>
       <w:pPr>
         <w:pStyle w:val="ListBullet"/>
-        <w:spacing w:after="80"/>
+        <w:spacing w:after="40"/>
       </w:pPr>
       <w:r>
         <w:t>Delete media by date cutoff (e.g. delete everything before September 2024)</w:t>
@@ -3496,7 +3684,7 @@
     <w:p>
       <w:pPr>
         <w:pStyle w:val="ListBullet"/>
-        <w:spacing w:after="80"/>
+        <w:spacing w:after="40"/>
       </w:pPr>
       <w:r>
         <w:t>Pre-deletion preview showing exact file count and estimated size by year</w:t>
@@ -3505,7 +3693,7 @@
     <w:p>
       <w:pPr>
         <w:pStyle w:val="ListBullet"/>
-        <w:spacing w:after="80"/>
+        <w:spacing w:after="40"/>
       </w:pPr>
       <w:r>
         <w:t>Breakdown of what will be deleted vs kept by folder and file type</w:t>
@@ -3514,7 +3702,7 @@
     <w:p>
       <w:pPr>
         <w:pStyle w:val="ListBullet"/>
-        <w:spacing w:after="80"/>
+        <w:spacing w:after="40"/>
       </w:pPr>
       <w:r>
         <w:t>Keep/delete by file type (e.g. keep images and audio, delete documents and archives)</w:t>
@@ -3523,7 +3711,7 @@
     <w:p>
       <w:pPr>
         <w:pStyle w:val="ListBullet"/>
-        <w:spacing w:after="80"/>
+        <w:spacing w:after="40"/>
       </w:pPr>
       <w:r>
         <w:t>Batch deletion using 500 files per ADB command (10–20x faster than one-by-one)</w:t>
@@ -3532,7 +3720,7 @@
     <w:p>
       <w:pPr>
         <w:pStyle w:val="ListBullet"/>
-        <w:spacing w:after="80"/>
+        <w:spacing w:after="40"/>
       </w:pPr>
       <w:r>
         <w:t xml:space="preserve">Mandatory confirmation step: user must type </w:t>
@@ -3540,7 +3728,7 @@
       <w:r>
         <w:rPr>
           <w:rFonts w:ascii="Courier New" w:hAnsi="Courier New"/>
-          <w:sz w:val="18"/>
+          <w:sz w:val="19"/>
         </w:rPr>
         <w:t>'YES DELETE'</w:t>
       </w:r>
@@ -3551,7 +3739,7 @@
     <w:p>
       <w:pPr>
         <w:pStyle w:val="ListBullet"/>
-        <w:spacing w:after="80"/>
+        <w:spacing w:after="40"/>
       </w:pPr>
       <w:r>
         <w:t>Deletion log saved with count of deleted vs failed files</w:t>
@@ -3560,7 +3748,7 @@
     <w:p>
       <w:pPr>
         <w:pStyle w:val="ListBullet"/>
-        <w:spacing w:after="80"/>
+        <w:spacing w:after="40"/>
       </w:pPr>
       <w:r>
         <w:t>Post-deletion rescan to verify cleanup was successful</w:t>
@@ -3569,7 +3757,7 @@
     <w:p>
       <w:pPr>
         <w:pStyle w:val="ListBullet"/>
-        <w:spacing w:after="80"/>
+        <w:spacing w:after="40"/>
       </w:pPr>
       <w:r>
         <w:t>Resume interrupted deletion: rescan phone and build new delete list from remaining files</w:t>
@@ -3578,7 +3766,7 @@
     <w:p>
       <w:pPr>
         <w:pStyle w:val="ListBullet"/>
-        <w:spacing w:after="80"/>
+        <w:spacing w:after="40"/>
       </w:pPr>
       <w:r>
         <w:t>Never delete without verified backup existing first</w:t>
@@ -3586,16 +3774,21 @@
     </w:p>
     <w:p>
       <w:pPr>
-        <w:pStyle w:val="Heading3"/>
-      </w:pPr>
-      <w:r>
+        <w:spacing w:before="200" w:after="80"/>
+      </w:pPr>
+      <w:r>
+        <w:rPr>
+          <w:rFonts w:ascii="Calibri" w:hAnsi="Calibri"/>
+          <w:b/>
+          <w:sz w:val="26"/>
+        </w:rPr>
         <w:t>4.7 Pre/Post Cutoff Comparison</w:t>
       </w:r>
     </w:p>
     <w:p>
       <w:pPr>
         <w:pStyle w:val="ListBullet"/>
-        <w:spacing w:after="80"/>
+        <w:spacing w:after="40"/>
       </w:pPr>
       <w:r>
         <w:t>User defines a cutoff date (default: September 2024)</w:t>
@@ -3604,7 +3797,7 @@
     <w:p>
       <w:pPr>
         <w:pStyle w:val="ListBullet"/>
-        <w:spacing w:after="80"/>
+        <w:spacing w:after="40"/>
       </w:pPr>
       <w:r>
         <w:t>Report shows for each folder/type:</w:t>
@@ -3613,7 +3806,7 @@
     <w:p>
       <w:pPr>
         <w:pStyle w:val="ListBullet2"/>
-        <w:spacing w:after="80"/>
+        <w:spacing w:after="40"/>
       </w:pPr>
       <w:r>
         <w:t>Pre-cutoff: file count and size</w:t>
@@ -3622,7 +3815,7 @@
     <w:p>
       <w:pPr>
         <w:pStyle w:val="ListBullet2"/>
-        <w:spacing w:after="80"/>
+        <w:spacing w:after="40"/>
       </w:pPr>
       <w:r>
         <w:t>Post-cutoff: file count and size</w:t>
@@ -3631,7 +3824,7 @@
     <w:p>
       <w:pPr>
         <w:pStyle w:val="ListBullet2"/>
-        <w:spacing w:after="80"/>
+        <w:spacing w:after="40"/>
       </w:pPr>
       <w:r>
         <w:t>No-date files: count and size</w:t>
@@ -3640,7 +3833,7 @@
     <w:p>
       <w:pPr>
         <w:pStyle w:val="ListBullet2"/>
-        <w:spacing w:after="80"/>
+        <w:spacing w:after="40"/>
       </w:pPr>
       <w:r>
         <w:t>Total deletable size estimate</w:t>
@@ -3649,7 +3842,7 @@
     <w:p>
       <w:pPr>
         <w:pStyle w:val="ListBullet"/>
-        <w:spacing w:after="80"/>
+        <w:spacing w:after="40"/>
       </w:pPr>
       <w:r>
         <w:t>Status tracking: Done / Partial / Pending per month after deletion</w:t>
@@ -3657,16 +3850,21 @@
     </w:p>
     <w:p>
       <w:pPr>
-        <w:pStyle w:val="Heading3"/>
-      </w:pPr>
-      <w:r>
+        <w:spacing w:before="200" w:after="80"/>
+      </w:pPr>
+      <w:r>
+        <w:rPr>
+          <w:rFonts w:ascii="Calibri" w:hAnsi="Calibri"/>
+          <w:b/>
+          <w:sz w:val="26"/>
+        </w:rPr>
         <w:t>4.8 Database &amp; System Files Backup</w:t>
       </w:r>
     </w:p>
     <w:p>
       <w:pPr>
         <w:pStyle w:val="ListBullet"/>
-        <w:spacing w:after="80"/>
+        <w:spacing w:after="40"/>
       </w:pPr>
       <w:r>
         <w:t xml:space="preserve">Backup </w:t>
@@ -3674,7 +3872,7 @@
       <w:r>
         <w:rPr>
           <w:rFonts w:ascii="Courier New" w:hAnsi="Courier New"/>
-          <w:sz w:val="18"/>
+          <w:sz w:val="19"/>
         </w:rPr>
         <w:t>Databases/</w:t>
       </w:r>
@@ -3685,7 +3883,7 @@
     <w:p>
       <w:pPr>
         <w:pStyle w:val="ListBullet"/>
-        <w:spacing w:after="80"/>
+        <w:spacing w:after="40"/>
       </w:pPr>
       <w:r>
         <w:t xml:space="preserve">Backup </w:t>
@@ -3693,7 +3891,7 @@
       <w:r>
         <w:rPr>
           <w:rFonts w:ascii="Courier New" w:hAnsi="Courier New"/>
-          <w:sz w:val="18"/>
+          <w:sz w:val="19"/>
         </w:rPr>
         <w:t>Backups/</w:t>
       </w:r>
@@ -3704,7 +3902,7 @@
     <w:p>
       <w:pPr>
         <w:pStyle w:val="ListBullet"/>
-        <w:spacing w:after="80"/>
+        <w:spacing w:after="40"/>
       </w:pPr>
       <w:r>
         <w:t xml:space="preserve">Backup </w:t>
@@ -3712,7 +3910,7 @@
       <w:r>
         <w:rPr>
           <w:rFonts w:ascii="Courier New" w:hAnsi="Courier New"/>
-          <w:sz w:val="18"/>
+          <w:sz w:val="19"/>
         </w:rPr>
         <w:t>accounts/</w:t>
       </w:r>
@@ -3723,7 +3921,7 @@
     <w:p>
       <w:pPr>
         <w:pStyle w:val="ListBullet"/>
-        <w:spacing w:after="80"/>
+        <w:spacing w:after="40"/>
       </w:pPr>
       <w:r>
         <w:t>Warn user that msgstore.db contains active chats — critical to preserve</w:t>
@@ -3732,7 +3930,7 @@
     <w:p>
       <w:pPr>
         <w:pStyle w:val="ListBullet"/>
-        <w:spacing w:after="80"/>
+        <w:spacing w:after="40"/>
       </w:pPr>
       <w:r>
         <w:t>Note encryption status of database files</w:t>
@@ -3740,16 +3938,21 @@
     </w:p>
     <w:p>
       <w:pPr>
-        <w:pStyle w:val="Heading3"/>
-      </w:pPr>
-      <w:r>
+        <w:spacing w:before="200" w:after="80"/>
+      </w:pPr>
+      <w:r>
+        <w:rPr>
+          <w:rFonts w:ascii="Calibri" w:hAnsi="Calibri"/>
+          <w:b/>
+          <w:sz w:val="26"/>
+        </w:rPr>
         <w:t>4.9 Restore (Media)</w:t>
       </w:r>
     </w:p>
     <w:p>
       <w:pPr>
         <w:pStyle w:val="ListBullet"/>
-        <w:spacing w:after="80"/>
+        <w:spacing w:after="40"/>
       </w:pPr>
       <w:r>
         <w:t>Push a previously made WhatsApp media backup (raw or organized) back onto</w:t>
@@ -3757,7 +3960,7 @@
     </w:p>
     <w:p>
       <w:pPr>
-        <w:spacing w:after="80"/>
+        <w:spacing w:after="120"/>
       </w:pPr>
       <w:r>
         <w:t>the phone's WhatsApp / WhatsApp Business media path</w:t>
@@ -3766,7 +3969,7 @@
     <w:p>
       <w:pPr>
         <w:pStyle w:val="ListBullet"/>
-        <w:spacing w:after="80"/>
+        <w:spacing w:after="40"/>
       </w:pPr>
       <w:r>
         <w:t>Uses Module 3 transfer engine in push mode — same conflict resolution</w:t>
@@ -3774,7 +3977,7 @@
     </w:p>
     <w:p>
       <w:pPr>
-        <w:spacing w:after="80"/>
+        <w:spacing w:after="120"/>
       </w:pPr>
       <w:r>
         <w:t>(skip/overwrite/rename) and post-transfer verification as backup</w:t>
@@ -3783,7 +3986,7 @@
     <w:p>
       <w:pPr>
         <w:pStyle w:val="ListBullet"/>
-        <w:spacing w:after="80"/>
+        <w:spacing w:after="40"/>
       </w:pPr>
       <w:r>
         <w:t xml:space="preserve">Media-only: </w:t>
@@ -3791,7 +3994,7 @@
       <w:r>
         <w:rPr>
           <w:rFonts w:ascii="Courier New" w:hAnsi="Courier New"/>
-          <w:sz w:val="18"/>
+          <w:sz w:val="19"/>
         </w:rPr>
         <w:t>Databases/</w:t>
       </w:r>
@@ -3801,7 +4004,7 @@
       <w:r>
         <w:rPr>
           <w:rFonts w:ascii="Courier New" w:hAnsi="Courier New"/>
-          <w:sz w:val="18"/>
+          <w:sz w:val="19"/>
         </w:rPr>
         <w:t>Backups/</w:t>
       </w:r>
@@ -3811,7 +4014,7 @@
       <w:r>
         <w:rPr>
           <w:rFonts w:ascii="Courier New" w:hAnsi="Courier New"/>
-          <w:sz w:val="18"/>
+          <w:sz w:val="19"/>
         </w:rPr>
         <w:t>accounts/</w:t>
       </w:r>
@@ -3821,7 +4024,7 @@
     </w:p>
     <w:p>
       <w:pPr>
-        <w:spacing w:after="80"/>
+        <w:spacing w:after="120"/>
       </w:pPr>
       <w:r>
         <w:t>— see §6.5 for whole-phone restore and the database-restore caveat in §4.8's</w:t>
@@ -3829,7 +4032,7 @@
     </w:p>
     <w:p>
       <w:pPr>
-        <w:spacing w:after="80"/>
+        <w:spacing w:after="120"/>
       </w:pPr>
       <w:r>
         <w:t>Phase 3.5 follow-up</w:t>
@@ -3837,16 +4040,21 @@
     </w:p>
     <w:p>
       <w:pPr>
-        <w:pStyle w:val="Heading3"/>
-      </w:pPr>
-      <w:r>
+        <w:spacing w:before="200" w:after="80"/>
+      </w:pPr>
+      <w:r>
+        <w:rPr>
+          <w:rFonts w:ascii="Calibri" w:hAnsi="Calibri"/>
+          <w:b/>
+          <w:sz w:val="26"/>
+        </w:rPr>
         <w:t>4.10 Status Saver</w:t>
       </w:r>
     </w:p>
     <w:p>
       <w:pPr>
         <w:pStyle w:val="ListBullet"/>
-        <w:spacing w:after="80"/>
+        <w:spacing w:after="40"/>
       </w:pPr>
       <w:r>
         <w:t>Save WhatsApp's currently-active Status images/videos (24h-ephemeral) before</w:t>
@@ -3854,7 +4062,7 @@
     </w:p>
     <w:p>
       <w:pPr>
-        <w:spacing w:after="80"/>
+        <w:spacing w:after="120"/>
       </w:pPr>
       <w:r>
         <w:t>they're cleared, for both WhatsApp and WhatsApp Business</w:t>
@@ -3863,7 +4071,7 @@
     <w:p>
       <w:pPr>
         <w:pStyle w:val="ListBullet"/>
-        <w:spacing w:after="80"/>
+        <w:spacing w:after="40"/>
       </w:pPr>
       <w:r>
         <w:t xml:space="preserve">Source: </w:t>
@@ -3871,7 +4079,7 @@
       <w:r>
         <w:rPr>
           <w:rFonts w:ascii="Courier New" w:hAnsi="Courier New"/>
-          <w:sz w:val="18"/>
+          <w:sz w:val="19"/>
         </w:rPr>
         <w:t>&lt;base_path&gt;/Media/.Statuses/</w:t>
       </w:r>
@@ -3881,13 +4089,12 @@
     </w:p>
     <w:p>
       <w:pPr>
-        <w:spacing w:after="80"/>
-      </w:pPr>
-      <w:r/>
+        <w:spacing w:after="120"/>
+      </w:pPr>
       <w:r>
         <w:rPr>
           <w:rFonts w:ascii="Courier New" w:hAnsi="Courier New"/>
-          <w:sz w:val="18"/>
+          <w:sz w:val="19"/>
         </w:rPr>
         <w:t>scan_media</w:t>
       </w:r>
@@ -3898,7 +4105,7 @@
     <w:p>
       <w:pPr>
         <w:pStyle w:val="ListBullet"/>
-        <w:spacing w:after="80"/>
+        <w:spacing w:after="40"/>
       </w:pPr>
       <w:r>
         <w:t xml:space="preserve">Filters to image/video files only (skips </w:t>
@@ -3906,7 +4113,7 @@
       <w:r>
         <w:rPr>
           <w:rFonts w:ascii="Courier New" w:hAnsi="Courier New"/>
-          <w:sz w:val="18"/>
+          <w:sz w:val="19"/>
         </w:rPr>
         <w:t>.nomedia</w:t>
       </w:r>
@@ -3917,7 +4124,7 @@
     <w:p>
       <w:pPr>
         <w:pStyle w:val="ListBullet"/>
-        <w:spacing w:after="80"/>
+        <w:spacing w:after="40"/>
       </w:pPr>
       <w:r>
         <w:t>Uses Module 3 transfer engine in pull mode — same conflict resolution and</w:t>
@@ -3925,7 +4132,7 @@
     </w:p>
     <w:p>
       <w:pPr>
-        <w:spacing w:after="80"/>
+        <w:spacing w:after="120"/>
       </w:pPr>
       <w:r>
         <w:t>post-transfer verification as backup</w:t>
@@ -3934,7 +4141,7 @@
     <w:p>
       <w:pPr>
         <w:pStyle w:val="ListBullet"/>
-        <w:spacing w:after="80"/>
+        <w:spacing w:after="40"/>
       </w:pPr>
       <w:r>
         <w:t xml:space="preserve">Destination layout: one subfolder per app — </w:t>
@@ -3942,7 +4149,7 @@
       <w:r>
         <w:rPr>
           <w:rFonts w:ascii="Courier New" w:hAnsi="Courier New"/>
-          <w:sz w:val="18"/>
+          <w:sz w:val="19"/>
         </w:rPr>
         <w:t>&lt;dest&gt;/WhatsApp/Statuses/</w:t>
       </w:r>
@@ -3952,13 +4159,12 @@
     </w:p>
     <w:p>
       <w:pPr>
-        <w:spacing w:after="80"/>
-      </w:pPr>
-      <w:r/>
+        <w:spacing w:after="120"/>
+      </w:pPr>
       <w:r>
         <w:rPr>
           <w:rFonts w:ascii="Courier New" w:hAnsi="Courier New"/>
-          <w:sz w:val="18"/>
+          <w:sz w:val="19"/>
         </w:rPr>
         <w:t>&lt;dest&gt;/WhatsApp Business/Statuses/</w:t>
       </w:r>
@@ -3968,7 +4174,7 @@
     </w:p>
     <w:p>
       <w:pPr>
-        <w:spacing w:after="80"/>
+        <w:spacing w:after="120"/>
       </w:pPr>
       <w:r>
         <w:t>the two apps</w:t>
@@ -3977,7 +4183,7 @@
     <w:p>
       <w:pPr>
         <w:pStyle w:val="ListBullet"/>
-        <w:spacing w:after="80"/>
+        <w:spacing w:after="40"/>
       </w:pPr>
       <w:r>
         <w:t>GUI (Phase 6): thumbnail grid of current statuses per app (image preview /</w:t>
@@ -3985,7 +4191,7 @@
     </w:p>
     <w:p>
       <w:pPr>
-        <w:spacing w:after="80"/>
+        <w:spacing w:after="120"/>
       </w:pPr>
       <w:r>
         <w:t>video thumbnail per §2.3) with checkbox selection, so the user can choose</w:t>
@@ -3993,7 +4199,7 @@
     </w:p>
     <w:p>
       <w:pPr>
-        <w:spacing w:after="80"/>
+        <w:spacing w:after="120"/>
       </w:pPr>
       <w:r>
         <w:t>which statuses to save individually rather than saving everything</w:t>
@@ -4003,21 +4209,30 @@
       <w:pPr>
         <w:spacing w:before="80" w:after="80"/>
         <w:pBdr>
-          <w:bottom w:val="single" w:sz="6" w:space="1" w:color="AAAAAA"/>
+          <w:bottom w:val="single" w:sz="6" w:space="4" w:color="CCCCCC"/>
         </w:pBdr>
       </w:pPr>
     </w:p>
     <w:p>
       <w:pPr>
         <w:pStyle w:val="Heading2"/>
-      </w:pPr>
-      <w:r>
-        <w:t>8. Module 5 — Storage Analyzer 📊</w:t>
-      </w:r>
-    </w:p>
-    <w:p>
-      <w:pPr>
-        <w:spacing w:after="80"/>
+        <w:spacing w:before="200" w:after="280"/>
+        <w:jc w:val="center"/>
+        <w:shd w:val="clear" w:color="auto" w:fill="1F497D"/>
+      </w:pPr>
+      <w:r>
+        <w:rPr>
+          <w:rFonts w:ascii="Calibri" w:hAnsi="Calibri"/>
+          <w:b/>
+          <w:color w:val="FFFFFF"/>
+          <w:sz w:val="32"/>
+        </w:rPr>
+        <w:t>8. Module 5 — Storage Analyzer</w:t>
+      </w:r>
+    </w:p>
+    <w:p>
+      <w:pPr>
+        <w:spacing w:after="120"/>
       </w:pPr>
       <w:r>
         <w:t>Analyze phone storage in depth to identify what is taking space and find opportunities for cleanup.</w:t>
@@ -4025,16 +4240,21 @@
     </w:p>
     <w:p>
       <w:pPr>
-        <w:pStyle w:val="Heading3"/>
-      </w:pPr>
-      <w:r>
+        <w:spacing w:before="200" w:after="80"/>
+      </w:pPr>
+      <w:r>
+        <w:rPr>
+          <w:rFonts w:ascii="Calibri" w:hAnsi="Calibri"/>
+          <w:b/>
+          <w:sz w:val="26"/>
+        </w:rPr>
         <w:t>5.1 Full Storage Breakdown</w:t>
       </w:r>
     </w:p>
     <w:p>
       <w:pPr>
         <w:pStyle w:val="ListBullet"/>
-        <w:spacing w:after="80"/>
+        <w:spacing w:after="40"/>
       </w:pPr>
       <w:r>
         <w:t>Total storage, used, and free space</w:t>
@@ -4043,7 +4263,7 @@
     <w:p>
       <w:pPr>
         <w:pStyle w:val="ListBullet"/>
-        <w:spacing w:after="80"/>
+        <w:spacing w:after="40"/>
       </w:pPr>
       <w:r>
         <w:t>Breakdown by Android category: Apps (installed + data + cache), Images, Videos, Audio, Documents, Downloads, System</w:t>
@@ -4052,7 +4272,7 @@
     <w:p>
       <w:pPr>
         <w:pStyle w:val="ListBullet"/>
-        <w:spacing w:after="80"/>
+        <w:spacing w:after="40"/>
       </w:pPr>
       <w:r>
         <w:t>Visual bar chart of storage usage</w:t>
@@ -4061,7 +4281,7 @@
     <w:p>
       <w:pPr>
         <w:pStyle w:val="ListBullet"/>
-        <w:spacing w:after="80"/>
+        <w:spacing w:after="40"/>
       </w:pPr>
       <w:r>
         <w:t>Compare against phone total capacity</w:t>
@@ -4069,16 +4289,21 @@
     </w:p>
     <w:p>
       <w:pPr>
-        <w:pStyle w:val="Heading3"/>
-      </w:pPr>
-      <w:r>
+        <w:spacing w:before="200" w:after="80"/>
+      </w:pPr>
+      <w:r>
+        <w:rPr>
+          <w:rFonts w:ascii="Calibri" w:hAnsi="Calibri"/>
+          <w:b/>
+          <w:sz w:val="26"/>
+        </w:rPr>
         <w:t>5.2 App Storage Analysis</w:t>
       </w:r>
     </w:p>
     <w:p>
       <w:pPr>
         <w:pStyle w:val="ListBullet"/>
-        <w:spacing w:after="80"/>
+        <w:spacing w:after="40"/>
       </w:pPr>
       <w:r>
         <w:t>List all installed apps sorted by total size (installed + data + cache)</w:t>
@@ -4087,7 +4312,7 @@
     <w:p>
       <w:pPr>
         <w:pStyle w:val="ListBullet"/>
-        <w:spacing w:after="80"/>
+        <w:spacing w:after="40"/>
       </w:pPr>
       <w:r>
         <w:t>Show per-app breakdown: APK size, data size, cache size</w:t>
@@ -4096,7 +4321,7 @@
     <w:p>
       <w:pPr>
         <w:pStyle w:val="ListBullet"/>
-        <w:spacing w:after="80"/>
+        <w:spacing w:after="40"/>
       </w:pPr>
       <w:r>
         <w:t>Identify top 20 space consumers</w:t>
@@ -4105,7 +4330,7 @@
     <w:p>
       <w:pPr>
         <w:pStyle w:val="ListBullet"/>
-        <w:spacing w:after="80"/>
+        <w:spacing w:after="40"/>
       </w:pPr>
       <w:r>
         <w:t>Flag apps with unusually large cache (potential cleanup targets)</w:t>
@@ -4114,7 +4339,7 @@
     <w:p>
       <w:pPr>
         <w:pStyle w:val="ListBullet"/>
-        <w:spacing w:after="80"/>
+        <w:spacing w:after="40"/>
       </w:pPr>
       <w:r>
         <w:t>Distinguish system apps from user-installed apps</w:t>
@@ -4122,16 +4347,21 @@
     </w:p>
     <w:p>
       <w:pPr>
-        <w:pStyle w:val="Heading3"/>
-      </w:pPr>
-      <w:r>
+        <w:spacing w:before="200" w:after="80"/>
+      </w:pPr>
+      <w:r>
+        <w:rPr>
+          <w:rFonts w:ascii="Calibri" w:hAnsi="Calibri"/>
+          <w:b/>
+          <w:sz w:val="26"/>
+        </w:rPr>
         <w:t>5.3 Media Analysis</w:t>
       </w:r>
     </w:p>
     <w:p>
       <w:pPr>
         <w:pStyle w:val="ListBullet"/>
-        <w:spacing w:after="80"/>
+        <w:spacing w:after="40"/>
       </w:pPr>
       <w:r>
         <w:t>Scan all media across entire phone (not just WhatsApp)</w:t>
@@ -4140,7 +4370,7 @@
     <w:p>
       <w:pPr>
         <w:pStyle w:val="ListBullet"/>
-        <w:spacing w:after="80"/>
+        <w:spacing w:after="40"/>
       </w:pPr>
       <w:r>
         <w:t>Breakdown by media type: photos, videos, audio, documents</w:t>
@@ -4149,7 +4379,7 @@
     <w:p>
       <w:pPr>
         <w:pStyle w:val="ListBullet"/>
-        <w:spacing w:after="80"/>
+        <w:spacing w:after="40"/>
       </w:pPr>
       <w:r>
         <w:t>Identify largest individual files</w:t>
@@ -4158,7 +4388,7 @@
     <w:p>
       <w:pPr>
         <w:pStyle w:val="ListBullet"/>
-        <w:spacing w:after="80"/>
+        <w:spacing w:after="40"/>
       </w:pPr>
       <w:r>
         <w:t>Find files older than a specified date</w:t>
@@ -4167,7 +4397,7 @@
     <w:p>
       <w:pPr>
         <w:pStyle w:val="ListBullet"/>
-        <w:spacing w:after="80"/>
+        <w:spacing w:after="40"/>
       </w:pPr>
       <w:r>
         <w:t>Find duplicate files by name and size</w:t>
@@ -4175,16 +4405,21 @@
     </w:p>
     <w:p>
       <w:pPr>
-        <w:pStyle w:val="Heading3"/>
-      </w:pPr>
-      <w:r>
+        <w:spacing w:before="200" w:after="80"/>
+      </w:pPr>
+      <w:r>
+        <w:rPr>
+          <w:rFonts w:ascii="Calibri" w:hAnsi="Calibri"/>
+          <w:b/>
+          <w:sz w:val="26"/>
+        </w:rPr>
         <w:t>5.4 Large File Finder</w:t>
       </w:r>
     </w:p>
     <w:p>
       <w:pPr>
         <w:pStyle w:val="ListBullet"/>
-        <w:spacing w:after="80"/>
+        <w:spacing w:after="40"/>
       </w:pPr>
       <w:r>
         <w:t>Find all files above a configurable size threshold (default: 50 MB)</w:t>
@@ -4193,7 +4428,7 @@
     <w:p>
       <w:pPr>
         <w:pStyle w:val="ListBullet"/>
-        <w:spacing w:after="80"/>
+        <w:spacing w:after="40"/>
       </w:pPr>
       <w:r>
         <w:t>Sort by size descending</w:t>
@@ -4202,7 +4437,7 @@
     <w:p>
       <w:pPr>
         <w:pStyle w:val="ListBullet"/>
-        <w:spacing w:after="80"/>
+        <w:spacing w:after="40"/>
       </w:pPr>
       <w:r>
         <w:t>Show file path, type, and size</w:t>
@@ -4211,7 +4446,7 @@
     <w:p>
       <w:pPr>
         <w:pStyle w:val="ListBullet"/>
-        <w:spacing w:after="80"/>
+        <w:spacing w:after="40"/>
       </w:pPr>
       <w:r>
         <w:t>Option to copy or delete found files</w:t>
@@ -4219,16 +4454,21 @@
     </w:p>
     <w:p>
       <w:pPr>
-        <w:pStyle w:val="Heading3"/>
-      </w:pPr>
-      <w:r>
+        <w:spacing w:before="200" w:after="80"/>
+      </w:pPr>
+      <w:r>
+        <w:rPr>
+          <w:rFonts w:ascii="Calibri" w:hAnsi="Calibri"/>
+          <w:b/>
+          <w:sz w:val="26"/>
+        </w:rPr>
         <w:t>5.5 Cleanup Suggestions</w:t>
       </w:r>
     </w:p>
     <w:p>
       <w:pPr>
         <w:pStyle w:val="ListBullet"/>
-        <w:spacing w:after="80"/>
+        <w:spacing w:after="40"/>
       </w:pPr>
       <w:r>
         <w:t>App cache that can be safely cleared</w:t>
@@ -4237,7 +4477,7 @@
     <w:p>
       <w:pPr>
         <w:pStyle w:val="ListBullet"/>
-        <w:spacing w:after="80"/>
+        <w:spacing w:after="40"/>
       </w:pPr>
       <w:r>
         <w:t>APK installer files in Downloads</w:t>
@@ -4246,7 +4486,7 @@
     <w:p>
       <w:pPr>
         <w:pStyle w:val="ListBullet"/>
-        <w:spacing w:after="80"/>
+        <w:spacing w:after="40"/>
       </w:pPr>
       <w:r>
         <w:t>Thumbnail cache folders</w:t>
@@ -4255,7 +4495,7 @@
     <w:p>
       <w:pPr>
         <w:pStyle w:val="ListBullet"/>
-        <w:spacing w:after="80"/>
+        <w:spacing w:after="40"/>
       </w:pPr>
       <w:r>
         <w:t>Old log files and crash reports</w:t>
@@ -4264,7 +4504,7 @@
     <w:p>
       <w:pPr>
         <w:pStyle w:val="ListBullet"/>
-        <w:spacing w:after="80"/>
+        <w:spacing w:after="40"/>
       </w:pPr>
       <w:r>
         <w:t>Estimated space recoverable per suggestion</w:t>
@@ -4274,21 +4514,30 @@
       <w:pPr>
         <w:spacing w:before="80" w:after="80"/>
         <w:pBdr>
-          <w:bottom w:val="single" w:sz="6" w:space="1" w:color="AAAAAA"/>
+          <w:bottom w:val="single" w:sz="6" w:space="4" w:color="CCCCCC"/>
         </w:pBdr>
       </w:pPr>
     </w:p>
     <w:p>
       <w:pPr>
         <w:pStyle w:val="Heading2"/>
-      </w:pPr>
-      <w:r>
-        <w:t>9. Module 6 — Backup Manager 🗂️</w:t>
-      </w:r>
-    </w:p>
-    <w:p>
-      <w:pPr>
-        <w:spacing w:after="80"/>
+        <w:spacing w:before="200" w:after="280"/>
+        <w:jc w:val="center"/>
+        <w:shd w:val="clear" w:color="auto" w:fill="1F497D"/>
+      </w:pPr>
+      <w:r>
+        <w:rPr>
+          <w:rFonts w:ascii="Calibri" w:hAnsi="Calibri"/>
+          <w:b/>
+          <w:color w:val="FFFFFF"/>
+          <w:sz w:val="32"/>
+        </w:rPr>
+        <w:t>9. Module 6 — Backup Manager ️</w:t>
+      </w:r>
+    </w:p>
+    <w:p>
+      <w:pPr>
+        <w:spacing w:after="120"/>
       </w:pPr>
       <w:r>
         <w:t>Manage full phone backups with profiles, scheduling, verification, and restore support.</w:t>
@@ -4296,16 +4545,21 @@
     </w:p>
     <w:p>
       <w:pPr>
-        <w:pStyle w:val="Heading3"/>
-      </w:pPr>
-      <w:r>
+        <w:spacing w:before="200" w:after="80"/>
+      </w:pPr>
+      <w:r>
+        <w:rPr>
+          <w:rFonts w:ascii="Calibri" w:hAnsi="Calibri"/>
+          <w:b/>
+          <w:sz w:val="26"/>
+        </w:rPr>
         <w:t>6.1 Backup Profiles</w:t>
       </w:r>
     </w:p>
     <w:p>
       <w:pPr>
         <w:pStyle w:val="ListBullet"/>
-        <w:spacing w:after="80"/>
+        <w:spacing w:after="40"/>
       </w:pPr>
       <w:r>
         <w:t>Create named backup profiles (e.g. 'WhatsApp Only', 'Full Media', 'Documents')</w:t>
@@ -4314,7 +4568,7 @@
     <w:p>
       <w:pPr>
         <w:pStyle w:val="ListBullet"/>
-        <w:spacing w:after="80"/>
+        <w:spacing w:after="40"/>
       </w:pPr>
       <w:r>
         <w:t>Define which folders to include/exclude per profile</w:t>
@@ -4323,7 +4577,7 @@
     <w:p>
       <w:pPr>
         <w:pStyle w:val="ListBullet"/>
-        <w:spacing w:after="80"/>
+        <w:spacing w:after="40"/>
       </w:pPr>
       <w:r>
         <w:t>Define destination path per profile</w:t>
@@ -4332,7 +4586,7 @@
     <w:p>
       <w:pPr>
         <w:pStyle w:val="ListBullet"/>
-        <w:spacing w:after="80"/>
+        <w:spacing w:after="40"/>
       </w:pPr>
       <w:r>
         <w:t>Save and reuse profiles across sessions</w:t>
@@ -4340,16 +4594,21 @@
     </w:p>
     <w:p>
       <w:pPr>
-        <w:pStyle w:val="Heading3"/>
-      </w:pPr>
-      <w:r>
+        <w:spacing w:before="200" w:after="80"/>
+      </w:pPr>
+      <w:r>
+        <w:rPr>
+          <w:rFonts w:ascii="Calibri" w:hAnsi="Calibri"/>
+          <w:b/>
+          <w:sz w:val="26"/>
+        </w:rPr>
         <w:t>6.2 Backup Execution</w:t>
       </w:r>
     </w:p>
     <w:p>
       <w:pPr>
         <w:pStyle w:val="ListBullet"/>
-        <w:spacing w:after="80"/>
+        <w:spacing w:after="40"/>
       </w:pPr>
       <w:r>
         <w:t>Run full or selective backup based on profile</w:t>
@@ -4358,7 +4617,7 @@
     <w:p>
       <w:pPr>
         <w:pStyle w:val="ListBullet"/>
-        <w:spacing w:after="80"/>
+        <w:spacing w:after="40"/>
       </w:pPr>
       <w:r>
         <w:t>Direct-to-external-drive support</w:t>
@@ -4367,7 +4626,7 @@
     <w:p>
       <w:pPr>
         <w:pStyle w:val="ListBullet"/>
-        <w:spacing w:after="80"/>
+        <w:spacing w:after="40"/>
       </w:pPr>
       <w:r>
         <w:t>Incremental backup: only copy new/changed files since last backup</w:t>
@@ -4376,7 +4635,7 @@
     <w:p>
       <w:pPr>
         <w:pStyle w:val="ListBullet"/>
-        <w:spacing w:after="80"/>
+        <w:spacing w:after="40"/>
       </w:pPr>
       <w:r>
         <w:t>Prevent laptop sleep during backup</w:t>
@@ -4385,7 +4644,7 @@
     <w:p>
       <w:pPr>
         <w:pStyle w:val="ListBullet"/>
-        <w:spacing w:after="80"/>
+        <w:spacing w:after="40"/>
       </w:pPr>
       <w:r>
         <w:t>Real-time progress with speed, ETA, and file count</w:t>
@@ -4393,16 +4652,21 @@
     </w:p>
     <w:p>
       <w:pPr>
-        <w:pStyle w:val="Heading3"/>
-      </w:pPr>
-      <w:r>
+        <w:spacing w:before="200" w:after="80"/>
+      </w:pPr>
+      <w:r>
+        <w:rPr>
+          <w:rFonts w:ascii="Calibri" w:hAnsi="Calibri"/>
+          <w:b/>
+          <w:sz w:val="26"/>
+        </w:rPr>
         <w:t>6.3 Backup Verification</w:t>
       </w:r>
     </w:p>
     <w:p>
       <w:pPr>
         <w:pStyle w:val="ListBullet"/>
-        <w:spacing w:after="80"/>
+        <w:spacing w:after="40"/>
       </w:pPr>
       <w:r>
         <w:t>Post-backup file count check: source vs destination</w:t>
@@ -4411,7 +4675,7 @@
     <w:p>
       <w:pPr>
         <w:pStyle w:val="ListBullet"/>
-        <w:spacing w:after="80"/>
+        <w:spacing w:after="40"/>
       </w:pPr>
       <w:r>
         <w:t>Post-backup size check: source vs destination</w:t>
@@ -4420,7 +4684,7 @@
     <w:p>
       <w:pPr>
         <w:pStyle w:val="ListBullet"/>
-        <w:spacing w:after="80"/>
+        <w:spacing w:after="40"/>
       </w:pPr>
       <w:r>
         <w:t>Flag any files that failed to transfer</w:t>
@@ -4429,7 +4693,7 @@
     <w:p>
       <w:pPr>
         <w:pStyle w:val="ListBullet"/>
-        <w:spacing w:after="80"/>
+        <w:spacing w:after="40"/>
       </w:pPr>
       <w:r>
         <w:t>Generate verification report</w:t>
@@ -4438,7 +4702,7 @@
     <w:p>
       <w:pPr>
         <w:pStyle w:val="ListBullet"/>
-        <w:spacing w:after="80"/>
+        <w:spacing w:after="40"/>
       </w:pPr>
       <w:r>
         <w:t>Block phone-side deletion until backup is verified</w:t>
@@ -4446,16 +4710,21 @@
     </w:p>
     <w:p>
       <w:pPr>
-        <w:pStyle w:val="Heading3"/>
-      </w:pPr>
-      <w:r>
+        <w:spacing w:before="200" w:after="80"/>
+      </w:pPr>
+      <w:r>
+        <w:rPr>
+          <w:rFonts w:ascii="Calibri" w:hAnsi="Calibri"/>
+          <w:b/>
+          <w:sz w:val="26"/>
+        </w:rPr>
         <w:t>6.4 Backup History</w:t>
       </w:r>
     </w:p>
     <w:p>
       <w:pPr>
         <w:pStyle w:val="ListBullet"/>
-        <w:spacing w:after="80"/>
+        <w:spacing w:after="40"/>
       </w:pPr>
       <w:r>
         <w:t>Log each backup with: timestamp, profile used, file count, total size, duration, destination</w:t>
@@ -4464,7 +4733,7 @@
     <w:p>
       <w:pPr>
         <w:pStyle w:val="ListBullet"/>
-        <w:spacing w:after="80"/>
+        <w:spacing w:after="40"/>
       </w:pPr>
       <w:r>
         <w:t>Browse backup history in UI</w:t>
@@ -4473,7 +4742,7 @@
     <w:p>
       <w:pPr>
         <w:pStyle w:val="ListBullet"/>
-        <w:spacing w:after="80"/>
+        <w:spacing w:after="40"/>
       </w:pPr>
       <w:r>
         <w:t>Compare backups across sessions</w:t>
@@ -4482,7 +4751,7 @@
     <w:p>
       <w:pPr>
         <w:pStyle w:val="ListBullet"/>
-        <w:spacing w:after="80"/>
+        <w:spacing w:after="40"/>
       </w:pPr>
       <w:r>
         <w:t>Detect if backup is outdated (last backup &gt; N days ago)</w:t>
@@ -4490,16 +4759,21 @@
     </w:p>
     <w:p>
       <w:pPr>
-        <w:pStyle w:val="Heading3"/>
-      </w:pPr>
-      <w:r>
+        <w:spacing w:before="200" w:after="80"/>
+      </w:pPr>
+      <w:r>
+        <w:rPr>
+          <w:rFonts w:ascii="Calibri" w:hAnsi="Calibri"/>
+          <w:b/>
+          <w:sz w:val="26"/>
+        </w:rPr>
         <w:t>6.5 Restore</w:t>
       </w:r>
     </w:p>
     <w:p>
       <w:pPr>
         <w:pStyle w:val="ListBullet"/>
-        <w:spacing w:after="80"/>
+        <w:spacing w:after="40"/>
       </w:pPr>
       <w:r>
         <w:t>Restore files from backup to phone</w:t>
@@ -4508,7 +4782,7 @@
     <w:p>
       <w:pPr>
         <w:pStyle w:val="ListBullet"/>
-        <w:spacing w:after="80"/>
+        <w:spacing w:after="40"/>
       </w:pPr>
       <w:r>
         <w:t>Selective restore: choose specific folders or date ranges</w:t>
@@ -4517,7 +4791,7 @@
     <w:p>
       <w:pPr>
         <w:pStyle w:val="ListBullet"/>
-        <w:spacing w:after="80"/>
+        <w:spacing w:after="40"/>
       </w:pPr>
       <w:r>
         <w:t>WhatsApp restore: push organized backup back to correct phone paths</w:t>
@@ -4526,7 +4800,7 @@
     <w:p>
       <w:pPr>
         <w:pStyle w:val="ListBullet"/>
-        <w:spacing w:after="80"/>
+        <w:spacing w:after="40"/>
       </w:pPr>
       <w:r>
         <w:t>Conflict resolution during restore (skip/overwrite/rename)</w:t>
@@ -4534,15 +4808,20 @@
     </w:p>
     <w:p>
       <w:pPr>
-        <w:pStyle w:val="Heading3"/>
-      </w:pPr>
-      <w:r>
+        <w:spacing w:before="200" w:after="80"/>
+      </w:pPr>
+      <w:r>
+        <w:rPr>
+          <w:rFonts w:ascii="Calibri" w:hAnsi="Calibri"/>
+          <w:b/>
+          <w:sz w:val="26"/>
+        </w:rPr>
         <w:t>6.6 Contacts &amp; Call Log Export (GUI, planned for sub-phase 6.4)</w:t>
       </w:r>
     </w:p>
     <w:p>
       <w:pPr>
-        <w:spacing w:after="80"/>
+        <w:spacing w:after="120"/>
       </w:pPr>
       <w:r>
         <w:t>Decided 2026-06-19, beyond the original file/folder-based scope above —</w:t>
@@ -4550,7 +4829,7 @@
     </w:p>
     <w:p>
       <w:pPr>
-        <w:spacing w:after="80"/>
+        <w:spacing w:after="120"/>
       </w:pPr>
       <w:r>
         <w:t>see PROGRESS.md's 2026-06-19 "Decided scope for sub-phase 6.4" entry for</w:t>
@@ -4558,7 +4837,7 @@
     </w:p>
     <w:p>
       <w:pPr>
-        <w:spacing w:after="80"/>
+        <w:spacing w:after="120"/>
       </w:pPr>
       <w:r>
         <w:t>the full feasibility analysis.</w:t>
@@ -4567,7 +4846,7 @@
     <w:p>
       <w:pPr>
         <w:pStyle w:val="ListBullet"/>
-        <w:spacing w:after="80"/>
+        <w:spacing w:after="40"/>
       </w:pPr>
       <w:r>
         <w:t>Export Contacts (</w:t>
@@ -4575,7 +4854,7 @@
       <w:r>
         <w:rPr>
           <w:rFonts w:ascii="Courier New" w:hAnsi="Courier New"/>
-          <w:sz w:val="18"/>
+          <w:sz w:val="19"/>
         </w:rPr>
         <w:t>content query --uri content://contacts/...</w:t>
       </w:r>
@@ -4585,7 +4864,7 @@
     </w:p>
     <w:p>
       <w:pPr>
-        <w:spacing w:after="80"/>
+        <w:spacing w:after="120"/>
       </w:pPr>
       <w:r>
         <w:t>Log (</w:t>
@@ -4593,7 +4872,7 @@
       <w:r>
         <w:rPr>
           <w:rFonts w:ascii="Courier New" w:hAnsi="Courier New"/>
-          <w:sz w:val="18"/>
+          <w:sz w:val="19"/>
         </w:rPr>
         <w:t>content://call_log/calls</w:t>
       </w:r>
@@ -4604,7 +4883,7 @@
     <w:p>
       <w:pPr>
         <w:pStyle w:val="ListBullet"/>
-        <w:spacing w:after="80"/>
+        <w:spacing w:after="40"/>
       </w:pPr>
       <w:r>
         <w:t>Export formats: vCard/CSV/JSON</w:t>
@@ -4613,9 +4892,8 @@
     <w:p>
       <w:pPr>
         <w:pStyle w:val="ListBullet"/>
-        <w:spacing w:after="80"/>
-      </w:pPr>
-      <w:r/>
+        <w:spacing w:after="40"/>
+      </w:pPr>
       <w:r>
         <w:rPr>
           <w:b/>
@@ -4628,7 +4906,7 @@
     </w:p>
     <w:p>
       <w:pPr>
-        <w:spacing w:after="80"/>
+        <w:spacing w:after="120"/>
       </w:pPr>
       <w:r>
         <w:t xml:space="preserve">via </w:t>
@@ -4636,7 +4914,7 @@
       <w:r>
         <w:rPr>
           <w:rFonts w:ascii="Courier New" w:hAnsi="Courier New"/>
-          <w:sz w:val="18"/>
+          <w:sz w:val="19"/>
         </w:rPr>
         <w:t>content insert</w:t>
       </w:r>
@@ -4647,9 +4925,8 @@
     <w:p>
       <w:pPr>
         <w:pStyle w:val="ListBullet"/>
-        <w:spacing w:after="80"/>
-      </w:pPr>
-      <w:r/>
+        <w:spacing w:after="40"/>
+      </w:pPr>
       <w:r>
         <w:rPr>
           <w:b/>
@@ -4663,9 +4940,8 @@
     <w:p>
       <w:pPr>
         <w:pStyle w:val="ListBullet2"/>
-        <w:spacing w:after="80"/>
-      </w:pPr>
-      <w:r/>
+        <w:spacing w:after="40"/>
+      </w:pPr>
       <w:r>
         <w:rPr>
           <w:b/>
@@ -4679,9 +4955,8 @@
     <w:p>
       <w:pPr>
         <w:pStyle w:val="ListBullet2"/>
-        <w:spacing w:after="80"/>
-      </w:pPr>
-      <w:r/>
+        <w:spacing w:after="40"/>
+      </w:pPr>
       <w:r>
         <w:rPr>
           <w:b/>
@@ -4694,7 +4969,7 @@
       <w:r>
         <w:rPr>
           <w:rFonts w:ascii="Courier New" w:hAnsi="Courier New"/>
-          <w:sz w:val="18"/>
+          <w:sz w:val="19"/>
         </w:rPr>
         <w:t>dumpsys account</w:t>
       </w:r>
@@ -4704,7 +4979,7 @@
     </w:p>
     <w:p>
       <w:pPr>
-        <w:spacing w:after="80"/>
+        <w:spacing w:after="120"/>
       </w:pPr>
       <w:r>
         <w:t>credentials/tokens, so it would be informational-only</w:t>
@@ -4713,9 +4988,8 @@
     <w:p>
       <w:pPr>
         <w:pStyle w:val="ListBullet2"/>
-        <w:spacing w:after="80"/>
-      </w:pPr>
-      <w:r/>
+        <w:spacing w:after="40"/>
+      </w:pPr>
       <w:r>
         <w:rPr>
           <w:b/>
@@ -4728,7 +5002,7 @@
     </w:p>
     <w:p>
       <w:pPr>
-        <w:spacing w:after="80"/>
+        <w:spacing w:after="120"/>
       </w:pPr>
       <w:r>
         <w:t>need a prominent warning like §4.8's msgstore warning</w:t>
@@ -4737,7 +5011,7 @@
     <w:p>
       <w:pPr>
         <w:pStyle w:val="ListBullet2"/>
-        <w:spacing w:after="80"/>
+        <w:spacing w:after="40"/>
       </w:pPr>
       <w:r>
         <w:t xml:space="preserve">Android's native </w:t>
@@ -4745,7 +5019,7 @@
       <w:r>
         <w:rPr>
           <w:rFonts w:ascii="Courier New" w:hAnsi="Courier New"/>
-          <w:sz w:val="18"/>
+          <w:sz w:val="19"/>
         </w:rPr>
         <w:t>adb backup -all</w:t>
       </w:r>
@@ -4755,7 +5029,7 @@
     </w:p>
     <w:p>
       <w:pPr>
-        <w:spacing w:after="80"/>
+        <w:spacing w:after="120"/>
       </w:pPr>
       <w:r>
         <w:t>12 (most apps disable it; requires interactive on-device PIN</w:t>
@@ -4763,7 +5037,7 @@
     </w:p>
     <w:p>
       <w:pPr>
-        <w:spacing w:after="80"/>
+        <w:spacing w:after="120"/>
       </w:pPr>
       <w:r>
         <w:t>confirmation; can't run headless)</w:t>
@@ -4773,21 +5047,30 @@
       <w:pPr>
         <w:spacing w:before="80" w:after="80"/>
         <w:pBdr>
-          <w:bottom w:val="single" w:sz="6" w:space="1" w:color="AAAAAA"/>
+          <w:bottom w:val="single" w:sz="6" w:space="4" w:color="CCCCCC"/>
         </w:pBdr>
       </w:pPr>
     </w:p>
     <w:p>
       <w:pPr>
         <w:pStyle w:val="Heading2"/>
-      </w:pPr>
-      <w:r>
-        <w:t>10. Module 7 — Search &amp; Discovery 🔍</w:t>
-      </w:r>
-    </w:p>
-    <w:p>
-      <w:pPr>
-        <w:spacing w:after="80"/>
+        <w:spacing w:before="200" w:after="280"/>
+        <w:jc w:val="center"/>
+        <w:shd w:val="clear" w:color="auto" w:fill="1F497D"/>
+      </w:pPr>
+      <w:r>
+        <w:rPr>
+          <w:rFonts w:ascii="Calibri" w:hAnsi="Calibri"/>
+          <w:b/>
+          <w:color w:val="FFFFFF"/>
+          <w:sz w:val="32"/>
+        </w:rPr>
+        <w:t>10. Module 7 — Search &amp; Discovery</w:t>
+      </w:r>
+    </w:p>
+    <w:p>
+      <w:pPr>
+        <w:spacing w:after="120"/>
       </w:pPr>
       <w:r>
         <w:t>Instantly search and discover files across the entire phone filesystem.</w:t>
@@ -4795,16 +5078,21 @@
     </w:p>
     <w:p>
       <w:pPr>
-        <w:pStyle w:val="Heading3"/>
-      </w:pPr>
-      <w:r>
+        <w:spacing w:before="200" w:after="80"/>
+      </w:pPr>
+      <w:r>
+        <w:rPr>
+          <w:rFonts w:ascii="Calibri" w:hAnsi="Calibri"/>
+          <w:b/>
+          <w:sz w:val="26"/>
+        </w:rPr>
         <w:t>7.1 Search Capabilities</w:t>
       </w:r>
     </w:p>
     <w:p>
       <w:pPr>
         <w:pStyle w:val="ListBullet"/>
-        <w:spacing w:after="80"/>
+        <w:spacing w:after="40"/>
       </w:pPr>
       <w:r>
         <w:t>Search by filename (partial match, wildcard, regex)</w:t>
@@ -4813,7 +5101,7 @@
     <w:p>
       <w:pPr>
         <w:pStyle w:val="ListBullet"/>
-        <w:spacing w:after="80"/>
+        <w:spacing w:after="40"/>
       </w:pPr>
       <w:r>
         <w:t>Search by file extension or MIME type</w:t>
@@ -4822,7 +5110,7 @@
     <w:p>
       <w:pPr>
         <w:pStyle w:val="ListBullet"/>
-        <w:spacing w:after="80"/>
+        <w:spacing w:after="40"/>
       </w:pPr>
       <w:r>
         <w:t>Search by date range (modified date from filename or filesystem)</w:t>
@@ -4831,7 +5119,7 @@
     <w:p>
       <w:pPr>
         <w:pStyle w:val="ListBullet"/>
-        <w:spacing w:after="80"/>
+        <w:spacing w:after="40"/>
       </w:pPr>
       <w:r>
         <w:t>Search by size range (e.g. files between 10 MB and 100 MB)</w:t>
@@ -4840,7 +5128,7 @@
     <w:p>
       <w:pPr>
         <w:pStyle w:val="ListBullet"/>
-        <w:spacing w:after="80"/>
+        <w:spacing w:after="40"/>
       </w:pPr>
       <w:r>
         <w:t>Scope search to specific folder or entire phone</w:t>
@@ -4849,7 +5137,7 @@
     <w:p>
       <w:pPr>
         <w:pStyle w:val="ListBullet"/>
-        <w:spacing w:after="80"/>
+        <w:spacing w:after="40"/>
       </w:pPr>
       <w:r>
         <w:t>Combine multiple filters in a single search</w:t>
@@ -4857,16 +5145,21 @@
     </w:p>
     <w:p>
       <w:pPr>
-        <w:pStyle w:val="Heading3"/>
-      </w:pPr>
-      <w:r>
+        <w:spacing w:before="200" w:after="80"/>
+      </w:pPr>
+      <w:r>
+        <w:rPr>
+          <w:rFonts w:ascii="Calibri" w:hAnsi="Calibri"/>
+          <w:b/>
+          <w:sz w:val="26"/>
+        </w:rPr>
         <w:t>7.2 Search Results</w:t>
       </w:r>
     </w:p>
     <w:p>
       <w:pPr>
         <w:pStyle w:val="ListBullet"/>
-        <w:spacing w:after="80"/>
+        <w:spacing w:after="40"/>
       </w:pPr>
       <w:r>
         <w:t>Show results with: full path, size, date, extension</w:t>
@@ -4875,7 +5168,7 @@
     <w:p>
       <w:pPr>
         <w:pStyle w:val="ListBullet"/>
-        <w:spacing w:after="80"/>
+        <w:spacing w:after="40"/>
       </w:pPr>
       <w:r>
         <w:t>Sort results by any column</w:t>
@@ -4884,7 +5177,7 @@
     <w:p>
       <w:pPr>
         <w:pStyle w:val="ListBullet"/>
-        <w:spacing w:after="80"/>
+        <w:spacing w:after="40"/>
       </w:pPr>
       <w:r>
         <w:t>Paginate large result sets</w:t>
@@ -4893,7 +5186,7 @@
     <w:p>
       <w:pPr>
         <w:pStyle w:val="ListBullet"/>
-        <w:spacing w:after="80"/>
+        <w:spacing w:after="40"/>
       </w:pPr>
       <w:r>
         <w:t>Select results for batch operations (copy, delete)</w:t>
@@ -4902,7 +5195,7 @@
     <w:p>
       <w:pPr>
         <w:pStyle w:val="ListBullet"/>
-        <w:spacing w:after="80"/>
+        <w:spacing w:after="40"/>
       </w:pPr>
       <w:r>
         <w:t>Export search results as CSV or TXT report</w:t>
@@ -4910,16 +5203,21 @@
     </w:p>
     <w:p>
       <w:pPr>
-        <w:pStyle w:val="Heading3"/>
-      </w:pPr>
-      <w:r>
+        <w:spacing w:before="200" w:after="80"/>
+      </w:pPr>
+      <w:r>
+        <w:rPr>
+          <w:rFonts w:ascii="Calibri" w:hAnsi="Calibri"/>
+          <w:b/>
+          <w:sz w:val="26"/>
+        </w:rPr>
         <w:t>7.3 Quick Discovery Presets</w:t>
       </w:r>
     </w:p>
     <w:p>
       <w:pPr>
         <w:pStyle w:val="ListBullet"/>
-        <w:spacing w:after="80"/>
+        <w:spacing w:after="40"/>
       </w:pPr>
       <w:r>
         <w:t>Find all WhatsApp media</w:t>
@@ -4928,7 +5226,7 @@
     <w:p>
       <w:pPr>
         <w:pStyle w:val="ListBullet"/>
-        <w:spacing w:after="80"/>
+        <w:spacing w:after="40"/>
       </w:pPr>
       <w:r>
         <w:t>Find all photos (JPEG, PNG, HEIC, RAW)</w:t>
@@ -4937,7 +5235,7 @@
     <w:p>
       <w:pPr>
         <w:pStyle w:val="ListBullet"/>
-        <w:spacing w:after="80"/>
+        <w:spacing w:after="40"/>
       </w:pPr>
       <w:r>
         <w:t>Find all videos (MP4, MOV, MKV)</w:t>
@@ -4946,7 +5244,7 @@
     <w:p>
       <w:pPr>
         <w:pStyle w:val="ListBullet"/>
-        <w:spacing w:after="80"/>
+        <w:spacing w:after="40"/>
       </w:pPr>
       <w:r>
         <w:t>Find all documents (PDF, DOCX, PPTX, XLSX)</w:t>
@@ -4955,7 +5253,7 @@
     <w:p>
       <w:pPr>
         <w:pStyle w:val="ListBullet"/>
-        <w:spacing w:after="80"/>
+        <w:spacing w:after="40"/>
       </w:pPr>
       <w:r>
         <w:t>Find all APK files</w:t>
@@ -4964,7 +5262,7 @@
     <w:p>
       <w:pPr>
         <w:pStyle w:val="ListBullet"/>
-        <w:spacing w:after="80"/>
+        <w:spacing w:after="40"/>
       </w:pPr>
       <w:r>
         <w:t>Find files larger than 50 MB</w:t>
@@ -4973,7 +5271,7 @@
     <w:p>
       <w:pPr>
         <w:pStyle w:val="ListBullet"/>
-        <w:spacing w:after="80"/>
+        <w:spacing w:after="40"/>
       </w:pPr>
       <w:r>
         <w:t>Find files older than 1 year</w:t>
@@ -4982,7 +5280,7 @@
     <w:p>
       <w:pPr>
         <w:pStyle w:val="ListBullet"/>
-        <w:spacing w:after="80"/>
+        <w:spacing w:after="40"/>
       </w:pPr>
       <w:r>
         <w:t>Find files with no extension</w:t>
@@ -4992,21 +5290,30 @@
       <w:pPr>
         <w:spacing w:before="80" w:after="80"/>
         <w:pBdr>
-          <w:bottom w:val="single" w:sz="6" w:space="1" w:color="AAAAAA"/>
+          <w:bottom w:val="single" w:sz="6" w:space="4" w:color="CCCCCC"/>
         </w:pBdr>
       </w:pPr>
     </w:p>
     <w:p>
       <w:pPr>
         <w:pStyle w:val="Heading2"/>
-      </w:pPr>
-      <w:r>
-        <w:t>11. Module 8 — App Manager ⚙️</w:t>
-      </w:r>
-    </w:p>
-    <w:p>
-      <w:pPr>
-        <w:spacing w:after="80"/>
+        <w:spacing w:before="200" w:after="280"/>
+        <w:jc w:val="center"/>
+        <w:shd w:val="clear" w:color="auto" w:fill="1F497D"/>
+      </w:pPr>
+      <w:r>
+        <w:rPr>
+          <w:rFonts w:ascii="Calibri" w:hAnsi="Calibri"/>
+          <w:b/>
+          <w:color w:val="FFFFFF"/>
+          <w:sz w:val="32"/>
+        </w:rPr>
+        <w:t>11. Module 8 — App Manager ️</w:t>
+      </w:r>
+    </w:p>
+    <w:p>
+      <w:pPr>
+        <w:spacing w:after="120"/>
       </w:pPr>
       <w:r>
         <w:t>View, manage, and clean up installed apps on the connected Android device.</w:t>
@@ -5014,16 +5321,21 @@
     </w:p>
     <w:p>
       <w:pPr>
-        <w:pStyle w:val="Heading3"/>
-      </w:pPr>
-      <w:r>
+        <w:spacing w:before="200" w:after="80"/>
+      </w:pPr>
+      <w:r>
+        <w:rPr>
+          <w:rFonts w:ascii="Calibri" w:hAnsi="Calibri"/>
+          <w:b/>
+          <w:sz w:val="26"/>
+        </w:rPr>
         <w:t>8.1 App Listing</w:t>
       </w:r>
     </w:p>
     <w:p>
       <w:pPr>
         <w:pStyle w:val="ListBullet"/>
-        <w:spacing w:after="80"/>
+        <w:spacing w:after="40"/>
       </w:pPr>
       <w:r>
         <w:t>List all installed apps (user-installed and system)</w:t>
@@ -5032,7 +5344,7 @@
     <w:p>
       <w:pPr>
         <w:pStyle w:val="ListBullet"/>
-        <w:spacing w:after="80"/>
+        <w:spacing w:after="40"/>
       </w:pPr>
       <w:r>
         <w:t>Show per app: name, package ID, version, installed size, data size, cache size</w:t>
@@ -5041,7 +5353,7 @@
     <w:p>
       <w:pPr>
         <w:pStyle w:val="ListBullet"/>
-        <w:spacing w:after="80"/>
+        <w:spacing w:after="40"/>
       </w:pPr>
       <w:r>
         <w:t>Filter: user apps only / system apps only / all</w:t>
@@ -5050,7 +5362,7 @@
     <w:p>
       <w:pPr>
         <w:pStyle w:val="ListBullet"/>
-        <w:spacing w:after="80"/>
+        <w:spacing w:after="40"/>
       </w:pPr>
       <w:r>
         <w:t>Sort by: name, total size, data size, cache size, install date</w:t>
@@ -5058,16 +5370,21 @@
     </w:p>
     <w:p>
       <w:pPr>
-        <w:pStyle w:val="Heading3"/>
-      </w:pPr>
-      <w:r>
+        <w:spacing w:before="200" w:after="80"/>
+      </w:pPr>
+      <w:r>
+        <w:rPr>
+          <w:rFonts w:ascii="Calibri" w:hAnsi="Calibri"/>
+          <w:b/>
+          <w:sz w:val="26"/>
+        </w:rPr>
         <w:t>8.2 Cache Management</w:t>
       </w:r>
     </w:p>
     <w:p>
       <w:pPr>
         <w:pStyle w:val="ListBullet"/>
-        <w:spacing w:after="80"/>
+        <w:spacing w:after="40"/>
       </w:pPr>
       <w:r>
         <w:t>Clear cache for individual app</w:t>
@@ -5076,7 +5393,7 @@
     <w:p>
       <w:pPr>
         <w:pStyle w:val="ListBullet"/>
-        <w:spacing w:after="80"/>
+        <w:spacing w:after="40"/>
       </w:pPr>
       <w:r>
         <w:t>Clear cache for all user apps in one click</w:t>
@@ -5085,7 +5402,7 @@
     <w:p>
       <w:pPr>
         <w:pStyle w:val="ListBullet"/>
-        <w:spacing w:after="80"/>
+        <w:spacing w:after="40"/>
       </w:pPr>
       <w:r>
         <w:t>Show estimated space to be freed before clearing</w:t>
@@ -5094,7 +5411,7 @@
     <w:p>
       <w:pPr>
         <w:pStyle w:val="ListBullet"/>
-        <w:spacing w:after="80"/>
+        <w:spacing w:after="40"/>
       </w:pPr>
       <w:r>
         <w:t>Exclude specific apps from bulk cache clear</w:t>
@@ -5102,16 +5419,21 @@
     </w:p>
     <w:p>
       <w:pPr>
-        <w:pStyle w:val="Heading3"/>
-      </w:pPr>
-      <w:r>
+        <w:spacing w:before="200" w:after="80"/>
+      </w:pPr>
+      <w:r>
+        <w:rPr>
+          <w:rFonts w:ascii="Calibri" w:hAnsi="Calibri"/>
+          <w:b/>
+          <w:sz w:val="26"/>
+        </w:rPr>
         <w:t>8.3 App Uninstall</w:t>
       </w:r>
     </w:p>
     <w:p>
       <w:pPr>
         <w:pStyle w:val="ListBullet"/>
-        <w:spacing w:after="80"/>
+        <w:spacing w:after="40"/>
       </w:pPr>
       <w:r>
         <w:t>Uninstall user-installed apps via ADB</w:t>
@@ -5120,7 +5442,7 @@
     <w:p>
       <w:pPr>
         <w:pStyle w:val="ListBullet"/>
-        <w:spacing w:after="80"/>
+        <w:spacing w:after="40"/>
       </w:pPr>
       <w:r>
         <w:t>Batch uninstall: select multiple apps</w:t>
@@ -5129,7 +5451,7 @@
     <w:p>
       <w:pPr>
         <w:pStyle w:val="ListBullet"/>
-        <w:spacing w:after="80"/>
+        <w:spacing w:after="40"/>
       </w:pPr>
       <w:r>
         <w:t>Confirmation dialog before uninstall</w:t>
@@ -5138,7 +5460,7 @@
     <w:p>
       <w:pPr>
         <w:pStyle w:val="ListBullet"/>
-        <w:spacing w:after="80"/>
+        <w:spacing w:after="40"/>
       </w:pPr>
       <w:r>
         <w:t>Cannot uninstall system apps (safely blocked)</w:t>
@@ -5146,16 +5468,21 @@
     </w:p>
     <w:p>
       <w:pPr>
-        <w:pStyle w:val="Heading3"/>
-      </w:pPr>
-      <w:r>
+        <w:spacing w:before="200" w:after="80"/>
+      </w:pPr>
+      <w:r>
+        <w:rPr>
+          <w:rFonts w:ascii="Calibri" w:hAnsi="Calibri"/>
+          <w:b/>
+          <w:sz w:val="26"/>
+        </w:rPr>
         <w:t>8.4 APK Extraction</w:t>
       </w:r>
     </w:p>
     <w:p>
       <w:pPr>
         <w:pStyle w:val="ListBullet"/>
-        <w:spacing w:after="80"/>
+        <w:spacing w:after="40"/>
       </w:pPr>
       <w:r>
         <w:t>Extract APK file from any installed app to laptop</w:t>
@@ -5164,7 +5491,7 @@
     <w:p>
       <w:pPr>
         <w:pStyle w:val="ListBullet"/>
-        <w:spacing w:after="80"/>
+        <w:spacing w:after="40"/>
       </w:pPr>
       <w:r>
         <w:t>Useful for backing up apps before uninstalling</w:t>
@@ -5173,7 +5500,7 @@
     <w:p>
       <w:pPr>
         <w:pStyle w:val="ListBullet"/>
-        <w:spacing w:after="80"/>
+        <w:spacing w:after="40"/>
       </w:pPr>
       <w:r>
         <w:t>Show APK size before extraction</w:t>
@@ -5181,16 +5508,21 @@
     </w:p>
     <w:p>
       <w:pPr>
-        <w:pStyle w:val="Heading3"/>
-      </w:pPr>
-      <w:r>
+        <w:spacing w:before="200" w:after="80"/>
+      </w:pPr>
+      <w:r>
+        <w:rPr>
+          <w:rFonts w:ascii="Calibri" w:hAnsi="Calibri"/>
+          <w:b/>
+          <w:sz w:val="26"/>
+        </w:rPr>
         <w:t>8.5 Bloatware Manager</w:t>
       </w:r>
     </w:p>
     <w:p>
       <w:pPr>
         <w:pStyle w:val="ListBullet"/>
-        <w:spacing w:after="80"/>
+        <w:spacing w:after="40"/>
       </w:pPr>
       <w:r>
         <w:t>Identify pre-installed manufacturer apps (bloatware)</w:t>
@@ -5199,7 +5531,7 @@
     <w:p>
       <w:pPr>
         <w:pStyle w:val="ListBullet"/>
-        <w:spacing w:after="80"/>
+        <w:spacing w:after="40"/>
       </w:pPr>
       <w:r>
         <w:t>Disable (not uninstall) bloatware apps safely</w:t>
@@ -5208,7 +5540,7 @@
     <w:p>
       <w:pPr>
         <w:pStyle w:val="ListBullet"/>
-        <w:spacing w:after="80"/>
+        <w:spacing w:after="40"/>
       </w:pPr>
       <w:r>
         <w:t>Re-enable disabled apps</w:t>
@@ -5217,7 +5549,7 @@
     <w:p>
       <w:pPr>
         <w:pStyle w:val="ListBullet"/>
-        <w:spacing w:after="80"/>
+        <w:spacing w:after="40"/>
       </w:pPr>
       <w:r>
         <w:t>Show which apps are currently disabled</w:t>
@@ -5227,21 +5559,30 @@
       <w:pPr>
         <w:spacing w:before="80" w:after="80"/>
         <w:pBdr>
-          <w:bottom w:val="single" w:sz="6" w:space="1" w:color="AAAAAA"/>
+          <w:bottom w:val="single" w:sz="6" w:space="4" w:color="CCCCCC"/>
         </w:pBdr>
       </w:pPr>
     </w:p>
     <w:p>
       <w:pPr>
         <w:pStyle w:val="Heading2"/>
-      </w:pPr>
-      <w:r>
-        <w:t>12. Module 9 — Reports &amp; Analysis 📈</w:t>
-      </w:r>
-    </w:p>
-    <w:p>
-      <w:pPr>
-        <w:spacing w:after="80"/>
+        <w:spacing w:before="200" w:after="280"/>
+        <w:jc w:val="center"/>
+        <w:shd w:val="clear" w:color="auto" w:fill="1F497D"/>
+      </w:pPr>
+      <w:r>
+        <w:rPr>
+          <w:rFonts w:ascii="Calibri" w:hAnsi="Calibri"/>
+          <w:b/>
+          <w:color w:val="FFFFFF"/>
+          <w:sz w:val="32"/>
+        </w:rPr>
+        <w:t>12. Module 9 — Reports &amp; Analysis</w:t>
+      </w:r>
+    </w:p>
+    <w:p>
+      <w:pPr>
+        <w:spacing w:after="120"/>
       </w:pPr>
       <w:r>
         <w:t>Generate rich, detailed reports for all analysis and operations. Save session history for future reference.</w:t>
@@ -5249,16 +5590,21 @@
     </w:p>
     <w:p>
       <w:pPr>
-        <w:pStyle w:val="Heading3"/>
-      </w:pPr>
-      <w:r>
+        <w:spacing w:before="200" w:after="80"/>
+      </w:pPr>
+      <w:r>
+        <w:rPr>
+          <w:rFonts w:ascii="Calibri" w:hAnsi="Calibri"/>
+          <w:b/>
+          <w:sz w:val="26"/>
+        </w:rPr>
         <w:t>9.1 WhatsApp Analysis Reports</w:t>
       </w:r>
     </w:p>
     <w:p>
       <w:pPr>
         <w:pStyle w:val="ListBullet"/>
-        <w:spacing w:after="80"/>
+        <w:spacing w:after="40"/>
       </w:pPr>
       <w:r>
         <w:t>Full media inventory: all folders, all years, all months, file counts, sizes</w:t>
@@ -5267,7 +5613,7 @@
     <w:p>
       <w:pPr>
         <w:pStyle w:val="ListBullet"/>
-        <w:spacing w:after="80"/>
+        <w:spacing w:after="40"/>
       </w:pPr>
       <w:r>
         <w:t>Pre vs post cutoff comparison report</w:t>
@@ -5276,7 +5622,7 @@
     <w:p>
       <w:pPr>
         <w:pStyle w:val="ListBullet"/>
-        <w:spacing w:after="80"/>
+        <w:spacing w:after="40"/>
       </w:pPr>
       <w:r>
         <w:t>File type breakdown report (extension, count, total size, sorted by size)</w:t>
@@ -5285,7 +5631,7 @@
     <w:p>
       <w:pPr>
         <w:pStyle w:val="ListBullet"/>
-        <w:spacing w:after="80"/>
+        <w:spacing w:after="40"/>
       </w:pPr>
       <w:r>
         <w:t>Sent vs Received vs Private breakdown</w:t>
@@ -5294,7 +5640,7 @@
     <w:p>
       <w:pPr>
         <w:pStyle w:val="ListBullet"/>
-        <w:spacing w:after="80"/>
+        <w:spacing w:after="40"/>
       </w:pPr>
       <w:r>
         <w:t>Orphaned media report (files with no linked chat) — out of scope on</w:t>
@@ -5302,7 +5648,7 @@
     </w:p>
     <w:p>
       <w:pPr>
-        <w:spacing w:after="80"/>
+        <w:spacing w:after="120"/>
       </w:pPr>
       <w:r>
         <w:t>non-rooted devices, see §4.1 caveat</w:t>
@@ -5311,7 +5657,7 @@
     <w:p>
       <w:pPr>
         <w:pStyle w:val="ListBullet"/>
-        <w:spacing w:after="80"/>
+        <w:spacing w:after="40"/>
       </w:pPr>
       <w:r>
         <w:t>Documents categorization report (PDFs, Archives, Images, Videos, Code, Engineering, etc.)</w:t>
@@ -5320,7 +5666,7 @@
     <w:p>
       <w:pPr>
         <w:pStyle w:val="ListBullet"/>
-        <w:spacing w:after="80"/>
+        <w:spacing w:after="40"/>
       </w:pPr>
       <w:r>
         <w:t>Before/after cleanup comparison</w:t>
@@ -5328,16 +5674,21 @@
     </w:p>
     <w:p>
       <w:pPr>
-        <w:pStyle w:val="Heading3"/>
-      </w:pPr>
-      <w:r>
+        <w:spacing w:before="200" w:after="80"/>
+      </w:pPr>
+      <w:r>
+        <w:rPr>
+          <w:rFonts w:ascii="Calibri" w:hAnsi="Calibri"/>
+          <w:b/>
+          <w:sz w:val="26"/>
+        </w:rPr>
         <w:t>9.2 Storage Reports</w:t>
       </w:r>
     </w:p>
     <w:p>
       <w:pPr>
         <w:pStyle w:val="ListBullet"/>
-        <w:spacing w:after="80"/>
+        <w:spacing w:after="40"/>
       </w:pPr>
       <w:r>
         <w:t>Phone storage breakdown report</w:t>
@@ -5346,7 +5697,7 @@
     <w:p>
       <w:pPr>
         <w:pStyle w:val="ListBullet"/>
-        <w:spacing w:after="80"/>
+        <w:spacing w:after="40"/>
       </w:pPr>
       <w:r>
         <w:t>Top apps by size report</w:t>
@@ -5355,7 +5706,7 @@
     <w:p>
       <w:pPr>
         <w:pStyle w:val="ListBullet"/>
-        <w:spacing w:after="80"/>
+        <w:spacing w:after="40"/>
       </w:pPr>
       <w:r>
         <w:t>Large files report</w:t>
@@ -5364,7 +5715,7 @@
     <w:p>
       <w:pPr>
         <w:pStyle w:val="ListBullet"/>
-        <w:spacing w:after="80"/>
+        <w:spacing w:after="40"/>
       </w:pPr>
       <w:r>
         <w:t>Storage trend: compare reports across sessions to see growth over time</w:t>
@@ -5372,16 +5723,21 @@
     </w:p>
     <w:p>
       <w:pPr>
-        <w:pStyle w:val="Heading3"/>
-      </w:pPr>
-      <w:r>
+        <w:spacing w:before="200" w:after="80"/>
+      </w:pPr>
+      <w:r>
+        <w:rPr>
+          <w:rFonts w:ascii="Calibri" w:hAnsi="Calibri"/>
+          <w:b/>
+          <w:sz w:val="26"/>
+        </w:rPr>
         <w:t>9.3 Backup Reports</w:t>
       </w:r>
     </w:p>
     <w:p>
       <w:pPr>
         <w:pStyle w:val="ListBullet"/>
-        <w:spacing w:after="80"/>
+        <w:spacing w:after="40"/>
       </w:pPr>
       <w:r>
         <w:t>Backup summary: what was backed up, file counts, sizes, duration</w:t>
@@ -5390,7 +5746,7 @@
     <w:p>
       <w:pPr>
         <w:pStyle w:val="ListBullet"/>
-        <w:spacing w:after="80"/>
+        <w:spacing w:after="40"/>
       </w:pPr>
       <w:r>
         <w:t>Backup verification report: match status between source and destination</w:t>
@@ -5399,7 +5755,7 @@
     <w:p>
       <w:pPr>
         <w:pStyle w:val="ListBullet"/>
-        <w:spacing w:after="80"/>
+        <w:spacing w:after="40"/>
       </w:pPr>
       <w:r>
         <w:t>Backup history log</w:t>
@@ -5408,7 +5764,7 @@
     <w:p>
       <w:pPr>
         <w:pStyle w:val="ListBullet"/>
-        <w:spacing w:after="80"/>
+        <w:spacing w:after="40"/>
       </w:pPr>
       <w:r>
         <w:t>Session summary: all operations performed in a session</w:t>
@@ -5416,16 +5772,21 @@
     </w:p>
     <w:p>
       <w:pPr>
-        <w:pStyle w:val="Heading3"/>
-      </w:pPr>
-      <w:r>
+        <w:spacing w:before="200" w:after="80"/>
+      </w:pPr>
+      <w:r>
+        <w:rPr>
+          <w:rFonts w:ascii="Calibri" w:hAnsi="Calibri"/>
+          <w:b/>
+          <w:sz w:val="26"/>
+        </w:rPr>
         <w:t>9.4 Deletion Reports</w:t>
       </w:r>
     </w:p>
     <w:p>
       <w:pPr>
         <w:pStyle w:val="ListBullet"/>
-        <w:spacing w:after="80"/>
+        <w:spacing w:after="40"/>
       </w:pPr>
       <w:r>
         <w:t>Pre-deletion preview report: what will be deleted, broken down by year and type</w:t>
@@ -5434,7 +5795,7 @@
     <w:p>
       <w:pPr>
         <w:pStyle w:val="ListBullet"/>
-        <w:spacing w:after="80"/>
+        <w:spacing w:after="40"/>
       </w:pPr>
       <w:r>
         <w:t>Post-deletion report: how many files deleted, how many failed, space freed</w:t>
@@ -5443,7 +5804,7 @@
     <w:p>
       <w:pPr>
         <w:pStyle w:val="ListBullet"/>
-        <w:spacing w:after="80"/>
+        <w:spacing w:after="40"/>
       </w:pPr>
       <w:r>
         <w:t>Phone storage before vs after comparison</w:t>
@@ -5451,9 +5812,14 @@
     </w:p>
     <w:p>
       <w:pPr>
-        <w:pStyle w:val="Heading3"/>
-      </w:pPr>
-      <w:r>
+        <w:spacing w:before="200" w:after="80"/>
+      </w:pPr>
+      <w:r>
+        <w:rPr>
+          <w:rFonts w:ascii="Calibri" w:hAnsi="Calibri"/>
+          <w:b/>
+          <w:sz w:val="26"/>
+        </w:rPr>
         <w:t>9.5 Report Formats</w:t>
       </w:r>
     </w:p>
@@ -5471,11 +5837,14 @@
         <w:tc>
           <w:tcPr>
             <w:tcW w:type="dxa" w:w="4320"/>
+            <w:shd w:val="clear" w:color="auto" w:fill="1F497D"/>
           </w:tcPr>
           <w:p>
             <w:r>
               <w:rPr>
                 <w:b/>
+                <w:color w:val="FFFFFF"/>
+                <w:sz w:val="22"/>
               </w:rPr>
               <w:t>Format</w:t>
             </w:r>
@@ -5484,11 +5853,14 @@
         <w:tc>
           <w:tcPr>
             <w:tcW w:type="dxa" w:w="4320"/>
+            <w:shd w:val="clear" w:color="auto" w:fill="1F497D"/>
           </w:tcPr>
           <w:p>
             <w:r>
               <w:rPr>
                 <w:b/>
+                <w:color w:val="FFFFFF"/>
+                <w:sz w:val="22"/>
               </w:rPr>
               <w:t>Use Case</w:t>
             </w:r>
@@ -5584,19 +5956,28 @@
         </w:tc>
       </w:tr>
     </w:tbl>
-    <w:p/>
-    <w:p>
-      <w:pPr>
-        <w:pStyle w:val="Heading3"/>
-      </w:pPr>
-      <w:r>
+    <w:p>
+      <w:pPr>
+        <w:spacing w:after="80"/>
+      </w:pPr>
+    </w:p>
+    <w:p>
+      <w:pPr>
+        <w:spacing w:before="200" w:after="80"/>
+      </w:pPr>
+      <w:r>
+        <w:rPr>
+          <w:rFonts w:ascii="Calibri" w:hAnsi="Calibri"/>
+          <w:b/>
+          <w:sz w:val="26"/>
+        </w:rPr>
         <w:t>9.6 Session Logs</w:t>
       </w:r>
     </w:p>
     <w:p>
       <w:pPr>
         <w:pStyle w:val="ListBullet"/>
-        <w:spacing w:after="80"/>
+        <w:spacing w:after="40"/>
       </w:pPr>
       <w:r>
         <w:t xml:space="preserve">All scripts generated during a session saved to </w:t>
@@ -5604,16 +5985,15 @@
       <w:r>
         <w:rPr>
           <w:rFonts w:ascii="Courier New" w:hAnsi="Courier New"/>
-          <w:sz w:val="18"/>
+          <w:sz w:val="19"/>
         </w:rPr>
         <w:t>session_logs/scripts/</w:t>
       </w:r>
-      <w:r/>
     </w:p>
     <w:p>
       <w:pPr>
         <w:pStyle w:val="ListBullet"/>
-        <w:spacing w:after="80"/>
+        <w:spacing w:after="40"/>
       </w:pPr>
       <w:r>
         <w:t xml:space="preserve">Sub-categorized: </w:t>
@@ -5621,7 +6001,7 @@
       <w:r>
         <w:rPr>
           <w:rFonts w:ascii="Courier New" w:hAnsi="Courier New"/>
-          <w:sz w:val="18"/>
+          <w:sz w:val="19"/>
         </w:rPr>
         <w:t>analysis/</w:t>
       </w:r>
@@ -5631,7 +6011,7 @@
       <w:r>
         <w:rPr>
           <w:rFonts w:ascii="Courier New" w:hAnsi="Courier New"/>
-          <w:sz w:val="18"/>
+          <w:sz w:val="19"/>
         </w:rPr>
         <w:t>organization/</w:t>
       </w:r>
@@ -5641,16 +6021,15 @@
       <w:r>
         <w:rPr>
           <w:rFonts w:ascii="Courier New" w:hAnsi="Courier New"/>
-          <w:sz w:val="18"/>
+          <w:sz w:val="19"/>
         </w:rPr>
         <w:t>deletion/</w:t>
       </w:r>
-      <w:r/>
     </w:p>
     <w:p>
       <w:pPr>
         <w:pStyle w:val="ListBullet"/>
-        <w:spacing w:after="80"/>
+        <w:spacing w:after="40"/>
       </w:pPr>
       <w:r>
         <w:t xml:space="preserve">All reports saved to </w:t>
@@ -5658,16 +6037,15 @@
       <w:r>
         <w:rPr>
           <w:rFonts w:ascii="Courier New" w:hAnsi="Courier New"/>
-          <w:sz w:val="18"/>
+          <w:sz w:val="19"/>
         </w:rPr>
         <w:t>session_logs/reports/</w:t>
       </w:r>
-      <w:r/>
     </w:p>
     <w:p>
       <w:pPr>
         <w:pStyle w:val="ListBullet"/>
-        <w:spacing w:after="80"/>
+        <w:spacing w:after="40"/>
       </w:pPr>
       <w:r>
         <w:t>Session summary updated after each major operation</w:t>
@@ -5676,7 +6054,7 @@
     <w:p>
       <w:pPr>
         <w:pStyle w:val="ListBullet"/>
-        <w:spacing w:after="80"/>
+        <w:spacing w:after="40"/>
       </w:pPr>
       <w:r>
         <w:t>Logs automatically synced to backup destination</w:t>
@@ -5686,21 +6064,25 @@
       <w:pPr>
         <w:spacing w:before="80" w:after="80"/>
         <w:pBdr>
-          <w:bottom w:val="single" w:sz="6" w:space="1" w:color="AAAAAA"/>
+          <w:bottom w:val="single" w:sz="6" w:space="4" w:color="CCCCCC"/>
         </w:pBdr>
       </w:pPr>
     </w:p>
     <w:p>
       <w:pPr>
         <w:pStyle w:val="Heading2"/>
-      </w:pPr>
-      <w:r>
-        <w:t>13. CLI Interface Specification 💻</w:t>
-      </w:r>
-    </w:p>
-    <w:p>
-      <w:pPr>
-        <w:spacing w:after="80"/>
+        <w:jc w:val="left"/>
+        <w:pBdr>
+          <w:bottom w:val="single" w:sz="4" w:space="4" w:color="CCCCCC"/>
+        </w:pBdr>
+      </w:pPr>
+      <w:r>
+        <w:t>13. CLI Interface Specification</w:t>
+      </w:r>
+    </w:p>
+    <w:p>
+      <w:pPr>
+        <w:spacing w:after="120"/>
       </w:pPr>
       <w:r>
         <w:t>The CLI provides full access to all features via terminal commands, suitable for scripting and automation.</w:t>
@@ -5717,12 +6099,13 @@
     <w:p>
       <w:pPr>
         <w:spacing w:before="80" w:after="80"/>
-        <w:ind w:left="360"/>
+        <w:ind w:left="288" w:right="288"/>
+        <w:shd w:val="clear" w:color="auto" w:fill="1E2D3D"/>
       </w:pPr>
       <w:r>
         <w:rPr>
           <w:rFonts w:ascii="Courier New" w:hAnsi="Courier New"/>
-          <w:color w:val="004000"/>
+          <w:color w:val="D4D4D4"/>
           <w:sz w:val="17"/>
         </w:rPr>
         <w:t>droidbridge &lt;module&gt; &lt;command&gt; [options]</w:t>
@@ -5750,11 +6133,14 @@
         <w:tc>
           <w:tcPr>
             <w:tcW w:type="dxa" w:w="4320"/>
+            <w:shd w:val="clear" w:color="auto" w:fill="1F497D"/>
           </w:tcPr>
           <w:p>
             <w:r>
               <w:rPr>
                 <w:b/>
+                <w:color w:val="FFFFFF"/>
+                <w:sz w:val="22"/>
               </w:rPr>
               <w:t>Command</w:t>
             </w:r>
@@ -5763,11 +6149,14 @@
         <w:tc>
           <w:tcPr>
             <w:tcW w:type="dxa" w:w="4320"/>
+            <w:shd w:val="clear" w:color="auto" w:fill="1F497D"/>
           </w:tcPr>
           <w:p>
             <w:r>
               <w:rPr>
                 <w:b/>
+                <w:color w:val="FFFFFF"/>
+                <w:sz w:val="22"/>
               </w:rPr>
               <w:t>Description</w:t>
             </w:r>
@@ -5781,7 +6170,11 @@
           </w:tcPr>
           <w:p>
             <w:r>
-              <w:t>`droidbridge device info`</w:t>
+              <w:rPr>
+                <w:rFonts w:ascii="Courier New" w:hAnsi="Courier New"/>
+                <w:sz w:val="19"/>
+              </w:rPr>
+              <w:t>droidbridge device info</w:t>
             </w:r>
           </w:p>
         </w:tc>
@@ -5803,7 +6196,11 @@
           </w:tcPr>
           <w:p>
             <w:r>
-              <w:t>`droidbridge device connect`</w:t>
+              <w:rPr>
+                <w:rFonts w:ascii="Courier New" w:hAnsi="Courier New"/>
+                <w:sz w:val="19"/>
+              </w:rPr>
+              <w:t>droidbridge device connect</w:t>
             </w:r>
           </w:p>
         </w:tc>
@@ -5825,7 +6222,11 @@
           </w:tcPr>
           <w:p>
             <w:r>
-              <w:t>`droidbridge files browse &lt;path&gt;`</w:t>
+              <w:rPr>
+                <w:rFonts w:ascii="Courier New" w:hAnsi="Courier New"/>
+                <w:sz w:val="19"/>
+              </w:rPr>
+              <w:t>droidbridge files browse &lt;path&gt;</w:t>
             </w:r>
           </w:p>
         </w:tc>
@@ -5847,7 +6248,11 @@
           </w:tcPr>
           <w:p>
             <w:r>
-              <w:t>`droidbridge files search --type jpg --after 2024-01-01`</w:t>
+              <w:rPr>
+                <w:rFonts w:ascii="Courier New" w:hAnsi="Courier New"/>
+                <w:sz w:val="19"/>
+              </w:rPr>
+              <w:t>droidbridge files search --type jpg --after 2024-01-01</w:t>
             </w:r>
           </w:p>
         </w:tc>
@@ -5869,7 +6274,11 @@
           </w:tcPr>
           <w:p>
             <w:r>
-              <w:t>`droidbridge transfer pull &lt;phone_path&gt; &lt;local_path&gt;`</w:t>
+              <w:rPr>
+                <w:rFonts w:ascii="Courier New" w:hAnsi="Courier New"/>
+                <w:sz w:val="19"/>
+              </w:rPr>
+              <w:t>droidbridge transfer pull &lt;phone_path&gt; &lt;local_path&gt;</w:t>
             </w:r>
           </w:p>
         </w:tc>
@@ -5891,7 +6300,11 @@
           </w:tcPr>
           <w:p>
             <w:r>
-              <w:t>`droidbridge transfer push &lt;local_path&gt; &lt;phone_path&gt;`</w:t>
+              <w:rPr>
+                <w:rFonts w:ascii="Courier New" w:hAnsi="Courier New"/>
+                <w:sz w:val="19"/>
+              </w:rPr>
+              <w:t>droidbridge transfer push &lt;local_path&gt; &lt;phone_path&gt;</w:t>
             </w:r>
           </w:p>
         </w:tc>
@@ -5913,7 +6326,11 @@
           </w:tcPr>
           <w:p>
             <w:r>
-              <w:t>`droidbridge whatsapp scan`</w:t>
+              <w:rPr>
+                <w:rFonts w:ascii="Courier New" w:hAnsi="Courier New"/>
+                <w:sz w:val="19"/>
+              </w:rPr>
+              <w:t>droidbridge whatsapp scan</w:t>
             </w:r>
           </w:p>
         </w:tc>
@@ -5935,7 +6352,11 @@
           </w:tcPr>
           <w:p>
             <w:r>
-              <w:t>`droidbridge whatsapp analyze --cutoff 2024-09-01`</w:t>
+              <w:rPr>
+                <w:rFonts w:ascii="Courier New" w:hAnsi="Courier New"/>
+                <w:sz w:val="19"/>
+              </w:rPr>
+              <w:t>droidbridge whatsapp analyze --cutoff 2024-09-01</w:t>
             </w:r>
           </w:p>
         </w:tc>
@@ -5957,7 +6378,11 @@
           </w:tcPr>
           <w:p>
             <w:r>
-              <w:t>`droidbridge whatsapp backup --dest /media/drive/`</w:t>
+              <w:rPr>
+                <w:rFonts w:ascii="Courier New" w:hAnsi="Courier New"/>
+                <w:sz w:val="19"/>
+              </w:rPr>
+              <w:t>droidbridge whatsapp backup --dest /media/drive/</w:t>
             </w:r>
           </w:p>
         </w:tc>
@@ -5979,7 +6404,11 @@
           </w:tcPr>
           <w:p>
             <w:r>
-              <w:t>`droidbridge whatsapp backup --type voice_notes,images`</w:t>
+              <w:rPr>
+                <w:rFonts w:ascii="Courier New" w:hAnsi="Courier New"/>
+                <w:sz w:val="19"/>
+              </w:rPr>
+              <w:t>droidbridge whatsapp backup --type voice_notes,images</w:t>
             </w:r>
           </w:p>
         </w:tc>
@@ -6001,7 +6430,11 @@
           </w:tcPr>
           <w:p>
             <w:r>
-              <w:t>`droidbridge whatsapp save-status --dest /media/drive/`</w:t>
+              <w:rPr>
+                <w:rFonts w:ascii="Courier New" w:hAnsi="Courier New"/>
+                <w:sz w:val="19"/>
+              </w:rPr>
+              <w:t>droidbridge whatsapp save-status --dest /media/drive/</w:t>
             </w:r>
           </w:p>
         </w:tc>
@@ -6023,7 +6456,11 @@
           </w:tcPr>
           <w:p>
             <w:r>
-              <w:t>`droidbridge whatsapp organize --src /backup/ --type images`</w:t>
+              <w:rPr>
+                <w:rFonts w:ascii="Courier New" w:hAnsi="Courier New"/>
+                <w:sz w:val="19"/>
+              </w:rPr>
+              <w:t>droidbridge whatsapp organize --src /backup/ --type images</w:t>
             </w:r>
           </w:p>
         </w:tc>
@@ -6045,7 +6482,11 @@
           </w:tcPr>
           <w:p>
             <w:r>
-              <w:t>`droidbridge whatsapp delete --before 2024-09-01 --keep images,audio`</w:t>
+              <w:rPr>
+                <w:rFonts w:ascii="Courier New" w:hAnsi="Courier New"/>
+                <w:sz w:val="19"/>
+              </w:rPr>
+              <w:t>droidbridge whatsapp delete --before 2024-09-01 --keep images,audio</w:t>
             </w:r>
           </w:p>
         </w:tc>
@@ -6067,7 +6508,11 @@
           </w:tcPr>
           <w:p>
             <w:r>
-              <w:t>`droidbridge whatsapp fix-extensions --path /backup/docs/`</w:t>
+              <w:rPr>
+                <w:rFonts w:ascii="Courier New" w:hAnsi="Courier New"/>
+                <w:sz w:val="19"/>
+              </w:rPr>
+              <w:t>droidbridge whatsapp fix-extensions --path /backup/docs/</w:t>
             </w:r>
           </w:p>
         </w:tc>
@@ -6089,7 +6534,11 @@
           </w:tcPr>
           <w:p>
             <w:r>
-              <w:t>`droidbridge storage analyze`</w:t>
+              <w:rPr>
+                <w:rFonts w:ascii="Courier New" w:hAnsi="Courier New"/>
+                <w:sz w:val="19"/>
+              </w:rPr>
+              <w:t>droidbridge storage analyze</w:t>
             </w:r>
           </w:p>
         </w:tc>
@@ -6111,7 +6560,11 @@
           </w:tcPr>
           <w:p>
             <w:r>
-              <w:t>`droidbridge storage apps --top 20`</w:t>
+              <w:rPr>
+                <w:rFonts w:ascii="Courier New" w:hAnsi="Courier New"/>
+                <w:sz w:val="19"/>
+              </w:rPr>
+              <w:t>droidbridge storage apps --top 20</w:t>
             </w:r>
           </w:p>
         </w:tc>
@@ -6133,7 +6586,11 @@
           </w:tcPr>
           <w:p>
             <w:r>
-              <w:t>`droidbridge storage large-files --min-size 50mb`</w:t>
+              <w:rPr>
+                <w:rFonts w:ascii="Courier New" w:hAnsi="Courier New"/>
+                <w:sz w:val="19"/>
+              </w:rPr>
+              <w:t>droidbridge storage large-files --min-size 50mb</w:t>
             </w:r>
           </w:p>
         </w:tc>
@@ -6155,7 +6612,11 @@
           </w:tcPr>
           <w:p>
             <w:r>
-              <w:t>`droidbridge backup run --profile whatsapp_full`</w:t>
+              <w:rPr>
+                <w:rFonts w:ascii="Courier New" w:hAnsi="Courier New"/>
+                <w:sz w:val="19"/>
+              </w:rPr>
+              <w:t>droidbridge backup run --profile whatsapp_full</w:t>
             </w:r>
           </w:p>
         </w:tc>
@@ -6177,7 +6638,11 @@
           </w:tcPr>
           <w:p>
             <w:r>
-              <w:t>`droidbridge backup verify --dest /media/drive/`</w:t>
+              <w:rPr>
+                <w:rFonts w:ascii="Courier New" w:hAnsi="Courier New"/>
+                <w:sz w:val="19"/>
+              </w:rPr>
+              <w:t>droidbridge backup verify --dest /media/drive/</w:t>
             </w:r>
           </w:p>
         </w:tc>
@@ -6199,7 +6664,11 @@
           </w:tcPr>
           <w:p>
             <w:r>
-              <w:t>`droidbridge apps list --sort size`</w:t>
+              <w:rPr>
+                <w:rFonts w:ascii="Courier New" w:hAnsi="Courier New"/>
+                <w:sz w:val="19"/>
+              </w:rPr>
+              <w:t>droidbridge apps list --sort size</w:t>
             </w:r>
           </w:p>
         </w:tc>
@@ -6221,7 +6690,11 @@
           </w:tcPr>
           <w:p>
             <w:r>
-              <w:t>`droidbridge apps clear-cache --all`</w:t>
+              <w:rPr>
+                <w:rFonts w:ascii="Courier New" w:hAnsi="Courier New"/>
+                <w:sz w:val="19"/>
+              </w:rPr>
+              <w:t>droidbridge apps clear-cache --all</w:t>
             </w:r>
           </w:p>
         </w:tc>
@@ -6243,7 +6716,11 @@
           </w:tcPr>
           <w:p>
             <w:r>
-              <w:t>`droidbridge report generate --format html`</w:t>
+              <w:rPr>
+                <w:rFonts w:ascii="Courier New" w:hAnsi="Courier New"/>
+                <w:sz w:val="19"/>
+              </w:rPr>
+              <w:t>droidbridge report generate --format html</w:t>
             </w:r>
           </w:p>
         </w:tc>
@@ -6259,26 +6736,34 @@
         </w:tc>
       </w:tr>
     </w:tbl>
-    <w:p/>
+    <w:p>
+      <w:pPr>
+        <w:spacing w:after="80"/>
+      </w:pPr>
+    </w:p>
     <w:p>
       <w:pPr>
         <w:spacing w:before="80" w:after="80"/>
         <w:pBdr>
-          <w:bottom w:val="single" w:sz="6" w:space="1" w:color="AAAAAA"/>
+          <w:bottom w:val="single" w:sz="6" w:space="4" w:color="CCCCCC"/>
         </w:pBdr>
       </w:pPr>
     </w:p>
     <w:p>
       <w:pPr>
         <w:pStyle w:val="Heading2"/>
-      </w:pPr>
-      <w:r>
-        <w:t>14. GUI Interface Specification 🖥️</w:t>
-      </w:r>
-    </w:p>
-    <w:p>
-      <w:pPr>
-        <w:spacing w:after="80"/>
+        <w:jc w:val="left"/>
+        <w:pBdr>
+          <w:bottom w:val="single" w:sz="4" w:space="4" w:color="CCCCCC"/>
+        </w:pBdr>
+      </w:pPr>
+      <w:r>
+        <w:t>14. GUI Interface Specification ️</w:t>
+      </w:r>
+    </w:p>
+    <w:p>
+      <w:pPr>
+        <w:spacing w:after="120"/>
       </w:pPr>
       <w:r>
         <w:t>The GUI provides all features in a clean desktop application suitable for general users.</w:t>
@@ -6295,7 +6780,7 @@
     <w:p>
       <w:pPr>
         <w:pStyle w:val="ListBullet"/>
-        <w:spacing w:after="80"/>
+        <w:spacing w:after="40"/>
       </w:pPr>
       <w:r>
         <w:t>Left sidebar: navigation between modules</w:t>
@@ -6304,7 +6789,7 @@
     <w:p>
       <w:pPr>
         <w:pStyle w:val="ListBullet"/>
-        <w:spacing w:after="80"/>
+        <w:spacing w:after="40"/>
       </w:pPr>
       <w:r>
         <w:t>Top bar: device status indicator, connection info, battery</w:t>
@@ -6313,7 +6798,7 @@
     <w:p>
       <w:pPr>
         <w:pStyle w:val="ListBullet"/>
-        <w:spacing w:after="80"/>
+        <w:spacing w:after="40"/>
       </w:pPr>
       <w:r>
         <w:t>Main area: module-specific content</w:t>
@@ -6322,7 +6807,7 @@
     <w:p>
       <w:pPr>
         <w:pStyle w:val="ListBullet"/>
-        <w:spacing w:after="80"/>
+        <w:spacing w:after="40"/>
       </w:pPr>
       <w:r>
         <w:t>Bottom status bar: current operation progress</w:t>
@@ -6331,7 +6816,7 @@
     <w:p>
       <w:pPr>
         <w:pStyle w:val="ListBullet"/>
-        <w:spacing w:after="80"/>
+        <w:spacing w:after="40"/>
       </w:pPr>
       <w:r>
         <w:t>Log panel (collapsible): real-time operation log</w:t>
@@ -6348,7 +6833,7 @@
     <w:p>
       <w:pPr>
         <w:pStyle w:val="ListBullet"/>
-        <w:spacing w:after="80"/>
+        <w:spacing w:after="40"/>
       </w:pPr>
       <w:r>
         <w:t>Dark mode and light mode support</w:t>
@@ -6357,7 +6842,7 @@
     <w:p>
       <w:pPr>
         <w:pStyle w:val="ListBullet"/>
-        <w:spacing w:after="80"/>
+        <w:spacing w:after="40"/>
       </w:pPr>
       <w:r>
         <w:t>Responsive layout — works at 1280x720 minimum</w:t>
@@ -6366,7 +6851,7 @@
     <w:p>
       <w:pPr>
         <w:pStyle w:val="ListBullet"/>
-        <w:spacing w:after="80"/>
+        <w:spacing w:after="40"/>
       </w:pPr>
       <w:r>
         <w:t>All destructive operations require explicit confirmation dialog</w:t>
@@ -6375,7 +6860,7 @@
     <w:p>
       <w:pPr>
         <w:pStyle w:val="ListBullet"/>
-        <w:spacing w:after="80"/>
+        <w:spacing w:after="40"/>
       </w:pPr>
       <w:r>
         <w:t>Progress dialogs for all long-running operations with cancel button</w:t>
@@ -6384,7 +6869,7 @@
     <w:p>
       <w:pPr>
         <w:pStyle w:val="ListBullet"/>
-        <w:spacing w:after="80"/>
+        <w:spacing w:after="40"/>
       </w:pPr>
       <w:r>
         <w:t>Color-coded status indicators (green=success, red=error, yellow=warning)</w:t>
@@ -6393,7 +6878,7 @@
     <w:p>
       <w:pPr>
         <w:pStyle w:val="ListBullet"/>
-        <w:spacing w:after="80"/>
+        <w:spacing w:after="40"/>
       </w:pPr>
       <w:r>
         <w:t>Tooltips on all buttons and options</w:t>
@@ -6402,7 +6887,7 @@
     <w:p>
       <w:pPr>
         <w:pStyle w:val="ListBullet"/>
-        <w:spacing w:after="80"/>
+        <w:spacing w:after="40"/>
       </w:pPr>
       <w:r>
         <w:t>Keyboard shortcuts for common actions</w:t>
@@ -6412,16 +6897,20 @@
       <w:pPr>
         <w:spacing w:before="80" w:after="80"/>
         <w:pBdr>
-          <w:bottom w:val="single" w:sz="6" w:space="1" w:color="AAAAAA"/>
+          <w:bottom w:val="single" w:sz="6" w:space="4" w:color="CCCCCC"/>
         </w:pBdr>
       </w:pPr>
     </w:p>
     <w:p>
       <w:pPr>
         <w:pStyle w:val="Heading2"/>
-      </w:pPr>
-      <w:r>
-        <w:t>15. Non-Functional Requirements 🔧</w:t>
+        <w:jc w:val="left"/>
+        <w:pBdr>
+          <w:bottom w:val="single" w:sz="4" w:space="4" w:color="CCCCCC"/>
+        </w:pBdr>
+      </w:pPr>
+      <w:r>
+        <w:t>15. Non-Functional Requirements</w:t>
       </w:r>
     </w:p>
     <w:tbl>
@@ -6438,11 +6927,14 @@
         <w:tc>
           <w:tcPr>
             <w:tcW w:type="dxa" w:w="4320"/>
+            <w:shd w:val="clear" w:color="auto" w:fill="1F497D"/>
           </w:tcPr>
           <w:p>
             <w:r>
               <w:rPr>
                 <w:b/>
+                <w:color w:val="FFFFFF"/>
+                <w:sz w:val="22"/>
               </w:rPr>
               <w:t>Requirement</w:t>
             </w:r>
@@ -6451,11 +6943,14 @@
         <w:tc>
           <w:tcPr>
             <w:tcW w:type="dxa" w:w="4320"/>
+            <w:shd w:val="clear" w:color="auto" w:fill="1F497D"/>
           </w:tcPr>
           <w:p>
             <w:r>
               <w:rPr>
                 <w:b/>
+                <w:color w:val="FFFFFF"/>
+                <w:sz w:val="22"/>
               </w:rPr>
               <w:t>Specification</w:t>
             </w:r>
@@ -6787,7 +7282,14 @@
           </w:tcPr>
           <w:p>
             <w:r>
-              <w:t>All operations logged with timestamps to `session_logs/`</w:t>
+              <w:t xml:space="preserve">All operations logged with timestamps to </w:t>
+            </w:r>
+            <w:r>
+              <w:rPr>
+                <w:rFonts w:ascii="Courier New" w:hAnsi="Courier New"/>
+                <w:sz w:val="19"/>
+              </w:rPr>
+              <w:t>session_logs/</w:t>
             </w:r>
           </w:p>
         </w:tc>
@@ -6815,18 +7317,26 @@
         </w:tc>
       </w:tr>
     </w:tbl>
-    <w:p/>
+    <w:p>
+      <w:pPr>
+        <w:spacing w:after="80"/>
+      </w:pPr>
+    </w:p>
     <w:p>
       <w:pPr>
         <w:spacing w:before="80" w:after="80"/>
         <w:pBdr>
-          <w:bottom w:val="single" w:sz="6" w:space="1" w:color="AAAAAA"/>
+          <w:bottom w:val="single" w:sz="6" w:space="4" w:color="CCCCCC"/>
         </w:pBdr>
       </w:pPr>
     </w:p>
     <w:p>
       <w:pPr>
         <w:pStyle w:val="Heading2"/>
+        <w:jc w:val="left"/>
+        <w:pBdr>
+          <w:bottom w:val="single" w:sz="4" w:space="4" w:color="CCCCCC"/>
+        </w:pBdr>
       </w:pPr>
       <w:r>
         <w:t>16. Implementation Phases (1–6)</w:t>
@@ -6834,7 +7344,7 @@
     </w:p>
     <w:p>
       <w:pPr>
-        <w:spacing w:after="80"/>
+        <w:spacing w:after="120"/>
       </w:pPr>
       <w:r>
         <w:t>The project is broken into 6 phases, each independently usable and testable. Each phase builds on the previous one without requiring rework. The CLI is fully functional after Phase 3; GUI and polish come later.</w:t>
@@ -6842,41 +7352,47 @@
     </w:p>
     <w:p>
       <w:pPr>
-        <w:spacing w:after="80" w:before="40"/>
-        <w:ind w:left="504"/>
+        <w:spacing w:before="120" w:after="160"/>
+        <w:ind w:left="144" w:right="144"/>
+        <w:shd w:val="clear" w:color="auto" w:fill="DEEAF1"/>
       </w:pPr>
       <w:r>
         <w:rPr>
-          <w:i/>
+          <w:color w:val="1F497D"/>
+          <w:sz w:val="22"/>
         </w:rPr>
         <w:t xml:space="preserve">Each phase ends with a working, testable CLI tool. </w:t>
       </w:r>
       <w:r>
         <w:rPr>
           <w:b/>
-          <w:i/>
+          <w:color w:val="1F497D"/>
+          <w:sz w:val="22"/>
         </w:rPr>
         <w:t>Do not start a phase until the previous phase's deliverables pass manual testing on a real device.</w:t>
       </w:r>
+    </w:p>
+    <w:p>
+      <w:pPr>
+        <w:pStyle w:val="Heading2"/>
+        <w:spacing w:before="200" w:after="280"/>
+        <w:jc w:val="center"/>
+        <w:shd w:val="clear" w:color="auto" w:fill="1F497D"/>
+      </w:pPr>
       <w:r>
         <w:rPr>
-          <w:i/>
+          <w:rFonts w:ascii="Calibri" w:hAnsi="Calibri"/>
+          <w:b/>
+          <w:color w:val="FFFFFF"/>
+          <w:sz w:val="32"/>
         </w:rPr>
-      </w:r>
-    </w:p>
-    <w:p>
-      <w:pPr>
-        <w:pStyle w:val="Heading3"/>
-      </w:pPr>
-      <w:r>
-        <w:t>Phase 1 — Foundation: ADB Core &amp; Device Manager 🏗️</w:t>
-      </w:r>
-    </w:p>
-    <w:p>
-      <w:pPr>
-        <w:spacing w:after="80"/>
-      </w:pPr>
-      <w:r/>
+        <w:t>Phase 1 — Foundation: ADB Core &amp; Device Manager ️</w:t>
+      </w:r>
+    </w:p>
+    <w:p>
+      <w:pPr>
+        <w:spacing w:after="120"/>
+      </w:pPr>
       <w:r>
         <w:rPr>
           <w:b/>
@@ -6889,21 +7405,19 @@
     </w:p>
     <w:p>
       <w:pPr>
-        <w:spacing w:after="80"/>
-      </w:pPr>
-      <w:r/>
+        <w:spacing w:after="120"/>
+      </w:pPr>
       <w:r>
         <w:rPr>
           <w:b/>
         </w:rPr>
         <w:t>Deliverables:</w:t>
       </w:r>
-      <w:r/>
     </w:p>
     <w:p>
       <w:pPr>
         <w:pStyle w:val="ListBullet"/>
-        <w:spacing w:after="80"/>
+        <w:spacing w:after="40"/>
       </w:pPr>
       <w:r>
         <w:t xml:space="preserve">Project skeleton: </w:t>
@@ -6911,7 +7425,7 @@
       <w:r>
         <w:rPr>
           <w:rFonts w:ascii="Courier New" w:hAnsi="Courier New"/>
-          <w:sz w:val="18"/>
+          <w:sz w:val="19"/>
         </w:rPr>
         <w:t>droidbridge/core</w:t>
       </w:r>
@@ -6921,7 +7435,7 @@
       <w:r>
         <w:rPr>
           <w:rFonts w:ascii="Courier New" w:hAnsi="Courier New"/>
-          <w:sz w:val="18"/>
+          <w:sz w:val="19"/>
         </w:rPr>
         <w:t>modules</w:t>
       </w:r>
@@ -6931,7 +7445,7 @@
       <w:r>
         <w:rPr>
           <w:rFonts w:ascii="Courier New" w:hAnsi="Courier New"/>
-          <w:sz w:val="18"/>
+          <w:sz w:val="19"/>
         </w:rPr>
         <w:t>cli</w:t>
       </w:r>
@@ -6941,7 +7455,7 @@
       <w:r>
         <w:rPr>
           <w:rFonts w:ascii="Courier New" w:hAnsi="Courier New"/>
-          <w:sz w:val="18"/>
+          <w:sz w:val="19"/>
         </w:rPr>
         <w:t>utils</w:t>
       </w:r>
@@ -6951,16 +7465,15 @@
       <w:r>
         <w:rPr>
           <w:rFonts w:ascii="Courier New" w:hAnsi="Courier New"/>
-          <w:sz w:val="18"/>
+          <w:sz w:val="19"/>
         </w:rPr>
         <w:t>reports</w:t>
       </w:r>
-      <w:r/>
     </w:p>
     <w:p>
       <w:pPr>
         <w:pStyle w:val="ListBullet"/>
-        <w:spacing w:after="80"/>
+        <w:spacing w:after="40"/>
       </w:pPr>
       <w:r>
         <w:t>Bundled ADB binaries for Linux (Windows/macOS binaries added in Phase 4)</w:t>
@@ -6969,13 +7482,12 @@
     <w:p>
       <w:pPr>
         <w:pStyle w:val="ListBullet"/>
-        <w:spacing w:after="80"/>
-      </w:pPr>
-      <w:r/>
+        <w:spacing w:after="40"/>
+      </w:pPr>
       <w:r>
         <w:rPr>
           <w:rFonts w:ascii="Courier New" w:hAnsi="Courier New"/>
-          <w:sz w:val="18"/>
+          <w:sz w:val="19"/>
         </w:rPr>
         <w:t>core/adb.py</w:t>
       </w:r>
@@ -6985,7 +7497,7 @@
       <w:r>
         <w:rPr>
           <w:rFonts w:ascii="Courier New" w:hAnsi="Courier New"/>
-          <w:sz w:val="18"/>
+          <w:sz w:val="19"/>
         </w:rPr>
         <w:t>adb devices</w:t>
       </w:r>
@@ -6995,7 +7507,7 @@
       <w:r>
         <w:rPr>
           <w:rFonts w:ascii="Courier New" w:hAnsi="Courier New"/>
-          <w:sz w:val="18"/>
+          <w:sz w:val="19"/>
         </w:rPr>
         <w:t>shell</w:t>
       </w:r>
@@ -7005,7 +7517,7 @@
       <w:r>
         <w:rPr>
           <w:rFonts w:ascii="Courier New" w:hAnsi="Courier New"/>
-          <w:sz w:val="18"/>
+          <w:sz w:val="19"/>
         </w:rPr>
         <w:t>pull</w:t>
       </w:r>
@@ -7015,7 +7527,7 @@
       <w:r>
         <w:rPr>
           <w:rFonts w:ascii="Courier New" w:hAnsi="Courier New"/>
-          <w:sz w:val="18"/>
+          <w:sz w:val="19"/>
         </w:rPr>
         <w:t>push</w:t>
       </w:r>
@@ -7026,7 +7538,7 @@
     <w:p>
       <w:pPr>
         <w:pStyle w:val="ListBullet"/>
-        <w:spacing w:after="80"/>
+        <w:spacing w:after="40"/>
       </w:pPr>
       <w:r>
         <w:t>Module 1 — Device Manager: detection, info, storage breakdown, connection health</w:t>
@@ -7035,7 +7547,7 @@
     <w:p>
       <w:pPr>
         <w:pStyle w:val="ListBullet"/>
-        <w:spacing w:after="80"/>
+        <w:spacing w:after="40"/>
       </w:pPr>
       <w:r>
         <w:t xml:space="preserve">CLI: </w:t>
@@ -7043,7 +7555,7 @@
       <w:r>
         <w:rPr>
           <w:rFonts w:ascii="Courier New" w:hAnsi="Courier New"/>
-          <w:sz w:val="18"/>
+          <w:sz w:val="19"/>
         </w:rPr>
         <w:t>droidbridge device info</w:t>
       </w:r>
@@ -7053,16 +7565,15 @@
       <w:r>
         <w:rPr>
           <w:rFonts w:ascii="Courier New" w:hAnsi="Courier New"/>
-          <w:sz w:val="18"/>
+          <w:sz w:val="19"/>
         </w:rPr>
         <w:t>connect</w:t>
       </w:r>
-      <w:r/>
     </w:p>
     <w:p>
       <w:pPr>
         <w:pStyle w:val="ListBullet"/>
-        <w:spacing w:after="80"/>
+        <w:spacing w:after="40"/>
       </w:pPr>
       <w:r>
         <w:t>Basic logging framework (</w:t>
@@ -7070,7 +7581,7 @@
       <w:r>
         <w:rPr>
           <w:rFonts w:ascii="Courier New" w:hAnsi="Courier New"/>
-          <w:sz w:val="18"/>
+          <w:sz w:val="19"/>
         </w:rPr>
         <w:t>session_logs/</w:t>
       </w:r>
@@ -7080,21 +7591,19 @@
     </w:p>
     <w:p>
       <w:pPr>
-        <w:spacing w:after="80"/>
-      </w:pPr>
-      <w:r/>
+        <w:spacing w:after="120"/>
+      </w:pPr>
       <w:r>
         <w:rPr>
           <w:b/>
         </w:rPr>
         <w:t>Exit Criteria:</w:t>
       </w:r>
-      <w:r/>
     </w:p>
     <w:p>
       <w:pPr>
         <w:pStyle w:val="ListBullet"/>
-        <w:spacing w:after="80"/>
+        <w:spacing w:after="40"/>
       </w:pPr>
       <w:r>
         <w:t>Can detect a connected device and print model, Android version, storage breakdown</w:t>
@@ -7103,7 +7612,7 @@
     <w:p>
       <w:pPr>
         <w:pStyle w:val="ListBullet"/>
-        <w:spacing w:after="80"/>
+        <w:spacing w:after="40"/>
       </w:pPr>
       <w:r>
         <w:t>Handles unauthorized/offline device states gracefully with guidance</w:t>
@@ -7112,7 +7621,7 @@
     <w:p>
       <w:pPr>
         <w:pStyle w:val="ListBullet"/>
-        <w:spacing w:after="80"/>
+        <w:spacing w:after="40"/>
       </w:pPr>
       <w:r>
         <w:t>ADB daemon restart works if connection drops</w:t>
@@ -7122,23 +7631,31 @@
       <w:pPr>
         <w:spacing w:before="80" w:after="80"/>
         <w:pBdr>
-          <w:bottom w:val="single" w:sz="6" w:space="1" w:color="AAAAAA"/>
+          <w:bottom w:val="single" w:sz="6" w:space="4" w:color="CCCCCC"/>
         </w:pBdr>
       </w:pPr>
     </w:p>
     <w:p>
       <w:pPr>
-        <w:pStyle w:val="Heading3"/>
-      </w:pPr>
-      <w:r>
-        <w:t>Phase 2 — File Operations: Browser, Search, Transfer 📂</w:t>
-      </w:r>
-    </w:p>
-    <w:p>
-      <w:pPr>
-        <w:spacing w:after="80"/>
-      </w:pPr>
-      <w:r/>
+        <w:pStyle w:val="Heading2"/>
+        <w:spacing w:before="200" w:after="280"/>
+        <w:jc w:val="center"/>
+        <w:shd w:val="clear" w:color="auto" w:fill="1F497D"/>
+      </w:pPr>
+      <w:r>
+        <w:rPr>
+          <w:rFonts w:ascii="Calibri" w:hAnsi="Calibri"/>
+          <w:b/>
+          <w:color w:val="FFFFFF"/>
+          <w:sz w:val="32"/>
+        </w:rPr>
+        <w:t>Phase 2 — File Operations: Browser, Search, Transfer</w:t>
+      </w:r>
+    </w:p>
+    <w:p>
+      <w:pPr>
+        <w:spacing w:after="120"/>
+      </w:pPr>
       <w:r>
         <w:rPr>
           <w:b/>
@@ -7151,21 +7668,19 @@
     </w:p>
     <w:p>
       <w:pPr>
-        <w:spacing w:after="80"/>
-      </w:pPr>
-      <w:r/>
+        <w:spacing w:after="120"/>
+      </w:pPr>
       <w:r>
         <w:rPr>
           <w:b/>
         </w:rPr>
         <w:t>Deliverables:</w:t>
       </w:r>
-      <w:r/>
     </w:p>
     <w:p>
       <w:pPr>
         <w:pStyle w:val="ListBullet"/>
-        <w:spacing w:after="80"/>
+        <w:spacing w:after="40"/>
       </w:pPr>
       <w:r>
         <w:t>Module 2 — File Browser: directory listing, filtering, sorting</w:t>
@@ -7174,7 +7689,7 @@
     <w:p>
       <w:pPr>
         <w:pStyle w:val="ListBullet"/>
-        <w:spacing w:after="80"/>
+        <w:spacing w:after="40"/>
       </w:pPr>
       <w:r>
         <w:t>Module 7 — Search &amp; Discovery: name/type/date/size filters, quick presets</w:t>
@@ -7183,7 +7698,7 @@
     <w:p>
       <w:pPr>
         <w:pStyle w:val="ListBullet"/>
-        <w:spacing w:after="80"/>
+        <w:spacing w:after="40"/>
       </w:pPr>
       <w:r>
         <w:t>Module 3 — Smart Transfer Engine:</w:t>
@@ -7192,7 +7707,7 @@
     <w:p>
       <w:pPr>
         <w:pStyle w:val="ListBullet2"/>
-        <w:spacing w:after="80"/>
+        <w:spacing w:after="40"/>
       </w:pPr>
       <w:r>
         <w:t>Single-file and folder pull/push</w:t>
@@ -7201,7 +7716,7 @@
     <w:p>
       <w:pPr>
         <w:pStyle w:val="ListBullet2"/>
-        <w:spacing w:after="80"/>
+        <w:spacing w:after="40"/>
       </w:pPr>
       <w:r>
         <w:t>Batch ADB commands (500 files per call)</w:t>
@@ -7210,7 +7725,7 @@
     <w:p>
       <w:pPr>
         <w:pStyle w:val="ListBullet2"/>
-        <w:spacing w:after="80"/>
+        <w:spacing w:after="40"/>
       </w:pPr>
       <w:r>
         <w:t>Progress tracking (count, bytes, speed, ETA)</w:t>
@@ -7219,7 +7734,7 @@
     <w:p>
       <w:pPr>
         <w:pStyle w:val="ListBullet2"/>
-        <w:spacing w:after="80"/>
+        <w:spacing w:after="40"/>
       </w:pPr>
       <w:r>
         <w:t>Conflict resolution (skip/overwrite/rename)</w:t>
@@ -7228,7 +7743,7 @@
     <w:p>
       <w:pPr>
         <w:pStyle w:val="ListBullet2"/>
-        <w:spacing w:after="80"/>
+        <w:spacing w:after="40"/>
       </w:pPr>
       <w:r>
         <w:t>Post-transfer verification (count + size)</w:t>
@@ -7237,7 +7752,7 @@
     <w:p>
       <w:pPr>
         <w:pStyle w:val="ListBullet2"/>
-        <w:spacing w:after="80"/>
+        <w:spacing w:after="40"/>
       </w:pPr>
       <w:r>
         <w:t>Resume support: detect partial transfers, skip completed files</w:t>
@@ -7246,7 +7761,7 @@
     <w:p>
       <w:pPr>
         <w:pStyle w:val="ListBullet"/>
-        <w:spacing w:after="80"/>
+        <w:spacing w:after="40"/>
       </w:pPr>
       <w:r>
         <w:t>Sleep inhibitor for Linux (</w:t>
@@ -7254,7 +7769,7 @@
       <w:r>
         <w:rPr>
           <w:rFonts w:ascii="Courier New" w:hAnsi="Courier New"/>
-          <w:sz w:val="18"/>
+          <w:sz w:val="19"/>
         </w:rPr>
         <w:t>systemd-inhibit</w:t>
       </w:r>
@@ -7265,7 +7780,7 @@
     <w:p>
       <w:pPr>
         <w:pStyle w:val="ListBullet"/>
-        <w:spacing w:after="80"/>
+        <w:spacing w:after="40"/>
       </w:pPr>
       <w:r>
         <w:t xml:space="preserve">CLI: </w:t>
@@ -7273,7 +7788,7 @@
       <w:r>
         <w:rPr>
           <w:rFonts w:ascii="Courier New" w:hAnsi="Courier New"/>
-          <w:sz w:val="18"/>
+          <w:sz w:val="19"/>
         </w:rPr>
         <w:t>droidbridge files browse / search</w:t>
       </w:r>
@@ -7283,29 +7798,26 @@
       <w:r>
         <w:rPr>
           <w:rFonts w:ascii="Courier New" w:hAnsi="Courier New"/>
-          <w:sz w:val="18"/>
+          <w:sz w:val="19"/>
         </w:rPr>
         <w:t>droidbridge transfer pull / push</w:t>
       </w:r>
-      <w:r/>
-    </w:p>
-    <w:p>
-      <w:pPr>
-        <w:spacing w:after="80"/>
-      </w:pPr>
-      <w:r/>
+    </w:p>
+    <w:p>
+      <w:pPr>
+        <w:spacing w:after="120"/>
+      </w:pPr>
       <w:r>
         <w:rPr>
           <w:b/>
         </w:rPr>
         <w:t>Exit Criteria:</w:t>
       </w:r>
-      <w:r/>
     </w:p>
     <w:p>
       <w:pPr>
         <w:pStyle w:val="ListBullet"/>
-        <w:spacing w:after="80"/>
+        <w:spacing w:after="40"/>
       </w:pPr>
       <w:r>
         <w:t>Can pull a 20+ GB folder with progress display and verify file count/size after</w:t>
@@ -7314,7 +7826,7 @@
     <w:p>
       <w:pPr>
         <w:pStyle w:val="ListBullet"/>
-        <w:spacing w:after="80"/>
+        <w:spacing w:after="40"/>
       </w:pPr>
       <w:r>
         <w:t>Interrupting and re-running a transfer skips already-copied files</w:t>
@@ -7323,7 +7835,7 @@
     <w:p>
       <w:pPr>
         <w:pStyle w:val="ListBullet"/>
-        <w:spacing w:after="80"/>
+        <w:spacing w:after="40"/>
       </w:pPr>
       <w:r>
         <w:t>Search returns correct results for combined filters (type + date + size)</w:t>
@@ -7333,23 +7845,31 @@
       <w:pPr>
         <w:spacing w:before="80" w:after="80"/>
         <w:pBdr>
-          <w:bottom w:val="single" w:sz="6" w:space="1" w:color="AAAAAA"/>
+          <w:bottom w:val="single" w:sz="6" w:space="4" w:color="CCCCCC"/>
         </w:pBdr>
       </w:pPr>
     </w:p>
     <w:p>
       <w:pPr>
-        <w:pStyle w:val="Heading3"/>
-      </w:pPr>
-      <w:r>
-        <w:t>Phase 3 — WhatsApp Toolkit: Analysis, Backup, Cleanup 💬</w:t>
-      </w:r>
-    </w:p>
-    <w:p>
-      <w:pPr>
-        <w:spacing w:after="80"/>
-      </w:pPr>
-      <w:r/>
+        <w:pStyle w:val="Heading2"/>
+        <w:spacing w:before="200" w:after="280"/>
+        <w:jc w:val="center"/>
+        <w:shd w:val="clear" w:color="auto" w:fill="1F497D"/>
+      </w:pPr>
+      <w:r>
+        <w:rPr>
+          <w:rFonts w:ascii="Calibri" w:hAnsi="Calibri"/>
+          <w:b/>
+          <w:color w:val="FFFFFF"/>
+          <w:sz w:val="32"/>
+        </w:rPr>
+        <w:t>Phase 3 — WhatsApp Toolkit: Analysis, Backup, Cleanup</w:t>
+      </w:r>
+    </w:p>
+    <w:p>
+      <w:pPr>
+        <w:spacing w:after="120"/>
+      </w:pPr>
       <w:r>
         <w:rPr>
           <w:b/>
@@ -7362,16 +7882,21 @@
     </w:p>
     <w:p>
       <w:pPr>
-        <w:pStyle w:val="Heading4"/>
-      </w:pPr>
-      <w:r>
+        <w:spacing w:before="160" w:after="80"/>
+      </w:pPr>
+      <w:r>
+        <w:rPr>
+          <w:rFonts w:ascii="Calibri" w:hAnsi="Calibri"/>
+          <w:b/>
+          <w:sz w:val="24"/>
+        </w:rPr>
         <w:t>3.1 Analysis Sub-Phase</w:t>
       </w:r>
     </w:p>
     <w:p>
       <w:pPr>
         <w:pStyle w:val="ListBullet"/>
-        <w:spacing w:after="80"/>
+        <w:spacing w:after="40"/>
       </w:pPr>
       <w:r>
         <w:t>Auto-detect WhatsApp media path (</w:t>
@@ -7379,7 +7904,7 @@
       <w:r>
         <w:rPr>
           <w:rFonts w:ascii="Courier New" w:hAnsi="Courier New"/>
-          <w:sz w:val="18"/>
+          <w:sz w:val="19"/>
         </w:rPr>
         <w:t>com.whatsapp</w:t>
       </w:r>
@@ -7389,7 +7914,7 @@
       <w:r>
         <w:rPr>
           <w:rFonts w:ascii="Courier New" w:hAnsi="Courier New"/>
-          <w:sz w:val="18"/>
+          <w:sz w:val="19"/>
         </w:rPr>
         <w:t>com.whatsapp.w4b</w:t>
       </w:r>
@@ -7400,7 +7925,7 @@
     <w:p>
       <w:pPr>
         <w:pStyle w:val="ListBullet"/>
-        <w:spacing w:after="80"/>
+        <w:spacing w:after="40"/>
       </w:pPr>
       <w:r>
         <w:t>Full scan of all 14 media folder types</w:t>
@@ -7409,7 +7934,7 @@
     <w:p>
       <w:pPr>
         <w:pStyle w:val="ListBullet"/>
-        <w:spacing w:after="80"/>
+        <w:spacing w:after="40"/>
       </w:pPr>
       <w:r>
         <w:t>Report by folder/section (Received/Sent/Private)/year/month/extension</w:t>
@@ -7418,7 +7943,7 @@
     <w:p>
       <w:pPr>
         <w:pStyle w:val="ListBullet"/>
-        <w:spacing w:after="80"/>
+        <w:spacing w:after="40"/>
       </w:pPr>
       <w:r>
         <w:t>Pre/post cutoff date comparison report</w:t>
@@ -7427,7 +7952,7 @@
     <w:p>
       <w:pPr>
         <w:pStyle w:val="ListBullet"/>
-        <w:spacing w:after="80"/>
+        <w:spacing w:after="40"/>
       </w:pPr>
       <w:r>
         <w:t>Orphaned media detection — out of scope on non-rooted devices (see §4.1</w:t>
@@ -7435,7 +7960,7 @@
     </w:p>
     <w:p>
       <w:pPr>
-        <w:spacing w:after="80"/>
+        <w:spacing w:after="120"/>
       </w:pPr>
       <w:r>
         <w:t>caveat)</w:t>
@@ -7444,7 +7969,7 @@
     <w:p>
       <w:pPr>
         <w:pStyle w:val="ListBullet"/>
-        <w:spacing w:after="80"/>
+        <w:spacing w:after="40"/>
       </w:pPr>
       <w:r>
         <w:t xml:space="preserve">CLI: </w:t>
@@ -7452,7 +7977,7 @@
       <w:r>
         <w:rPr>
           <w:rFonts w:ascii="Courier New" w:hAnsi="Courier New"/>
-          <w:sz w:val="18"/>
+          <w:sz w:val="19"/>
         </w:rPr>
         <w:t>droidbridge whatsapp scan</w:t>
       </w:r>
@@ -7462,24 +7987,28 @@
       <w:r>
         <w:rPr>
           <w:rFonts w:ascii="Courier New" w:hAnsi="Courier New"/>
-          <w:sz w:val="18"/>
+          <w:sz w:val="19"/>
         </w:rPr>
         <w:t>droidbridge whatsapp analyze --cutoff</w:t>
       </w:r>
-      <w:r/>
-    </w:p>
-    <w:p>
-      <w:pPr>
-        <w:pStyle w:val="Heading4"/>
-      </w:pPr>
-      <w:r>
+    </w:p>
+    <w:p>
+      <w:pPr>
+        <w:spacing w:before="160" w:after="80"/>
+      </w:pPr>
+      <w:r>
+        <w:rPr>
+          <w:rFonts w:ascii="Calibri" w:hAnsi="Calibri"/>
+          <w:b/>
+          <w:sz w:val="24"/>
+        </w:rPr>
         <w:t>3.2 Backup Sub-Phase</w:t>
       </w:r>
     </w:p>
     <w:p>
       <w:pPr>
         <w:pStyle w:val="ListBullet"/>
-        <w:spacing w:after="80"/>
+        <w:spacing w:after="40"/>
       </w:pPr>
       <w:r>
         <w:t>Full and selective backup using Phase 2 transfer engine</w:t>
@@ -7488,7 +8017,7 @@
     <w:p>
       <w:pPr>
         <w:pStyle w:val="ListBullet"/>
-        <w:spacing w:after="80"/>
+        <w:spacing w:after="40"/>
       </w:pPr>
       <w:r>
         <w:t>Direct-to-external-drive support</w:t>
@@ -7497,7 +8026,7 @@
     <w:p>
       <w:pPr>
         <w:pStyle w:val="ListBullet"/>
-        <w:spacing w:after="80"/>
+        <w:spacing w:after="40"/>
       </w:pPr>
       <w:r>
         <w:t>Post-backup verification (count + size match)</w:t>
@@ -7506,7 +8035,7 @@
     <w:p>
       <w:pPr>
         <w:pStyle w:val="ListBullet"/>
-        <w:spacing w:after="80"/>
+        <w:spacing w:after="40"/>
       </w:pPr>
       <w:r>
         <w:t>Backup report + session log generation</w:t>
@@ -7515,7 +8044,7 @@
     <w:p>
       <w:pPr>
         <w:pStyle w:val="ListBullet"/>
-        <w:spacing w:after="80"/>
+        <w:spacing w:after="40"/>
       </w:pPr>
       <w:r>
         <w:t xml:space="preserve">CLI: </w:t>
@@ -7523,16 +8052,15 @@
       <w:r>
         <w:rPr>
           <w:rFonts w:ascii="Courier New" w:hAnsi="Courier New"/>
-          <w:sz w:val="18"/>
+          <w:sz w:val="19"/>
         </w:rPr>
         <w:t>droidbridge whatsapp backup --dest --type</w:t>
       </w:r>
-      <w:r/>
     </w:p>
     <w:p>
       <w:pPr>
         <w:pStyle w:val="ListBullet"/>
-        <w:spacing w:after="80"/>
+        <w:spacing w:after="40"/>
       </w:pPr>
       <w:r>
         <w:t>Restore (media-only): push a backup folder back onto the phone's WhatsApp</w:t>
@@ -7540,7 +8068,7 @@
     </w:p>
     <w:p>
       <w:pPr>
-        <w:spacing w:after="80"/>
+        <w:spacing w:after="120"/>
       </w:pPr>
       <w:r>
         <w:t>media path using the Phase 2 transfer engine (push mode), with the same</w:t>
@@ -7548,7 +8076,7 @@
     </w:p>
     <w:p>
       <w:pPr>
-        <w:spacing w:after="80"/>
+        <w:spacing w:after="120"/>
       </w:pPr>
       <w:r>
         <w:t>conflict resolution and post-restore verification (see §4.9). Database/</w:t>
@@ -7556,7 +8084,7 @@
     </w:p>
     <w:p>
       <w:pPr>
-        <w:spacing w:after="80"/>
+        <w:spacing w:after="120"/>
       </w:pPr>
       <w:r>
         <w:t>account restore is deferred — see 3.5.</w:t>
@@ -7565,7 +8093,7 @@
     <w:p>
       <w:pPr>
         <w:pStyle w:val="ListBullet"/>
-        <w:spacing w:after="80"/>
+        <w:spacing w:after="40"/>
       </w:pPr>
       <w:r>
         <w:t xml:space="preserve">CLI: </w:t>
@@ -7573,16 +8101,15 @@
       <w:r>
         <w:rPr>
           <w:rFonts w:ascii="Courier New" w:hAnsi="Courier New"/>
-          <w:sz w:val="18"/>
+          <w:sz w:val="19"/>
         </w:rPr>
         <w:t>droidbridge whatsapp restore --src --dest-path</w:t>
       </w:r>
-      <w:r/>
     </w:p>
     <w:p>
       <w:pPr>
         <w:pStyle w:val="ListBullet"/>
-        <w:spacing w:after="80"/>
+        <w:spacing w:after="40"/>
       </w:pPr>
       <w:r>
         <w:t xml:space="preserve">Status Saver: pull currently-active </w:t>
@@ -7590,7 +8117,7 @@
       <w:r>
         <w:rPr>
           <w:rFonts w:ascii="Courier New" w:hAnsi="Courier New"/>
-          <w:sz w:val="18"/>
+          <w:sz w:val="19"/>
         </w:rPr>
         <w:t>.Statuses</w:t>
       </w:r>
@@ -7600,7 +8127,7 @@
     </w:p>
     <w:p>
       <w:pPr>
-        <w:spacing w:after="80"/>
+        <w:spacing w:after="120"/>
       </w:pPr>
       <w:r>
         <w:t>WhatsApp and WhatsApp Business into separate per-app subfolders (see §4.10)</w:t>
@@ -7609,7 +8136,7 @@
     <w:p>
       <w:pPr>
         <w:pStyle w:val="ListBullet"/>
-        <w:spacing w:after="80"/>
+        <w:spacing w:after="40"/>
       </w:pPr>
       <w:r>
         <w:t xml:space="preserve">CLI: </w:t>
@@ -7617,24 +8144,28 @@
       <w:r>
         <w:rPr>
           <w:rFonts w:ascii="Courier New" w:hAnsi="Courier New"/>
-          <w:sz w:val="18"/>
+          <w:sz w:val="19"/>
         </w:rPr>
         <w:t>droidbridge whatsapp save-status --dest</w:t>
       </w:r>
-      <w:r/>
-    </w:p>
-    <w:p>
-      <w:pPr>
-        <w:pStyle w:val="Heading4"/>
-      </w:pPr>
-      <w:r>
+    </w:p>
+    <w:p>
+      <w:pPr>
+        <w:spacing w:before="160" w:after="80"/>
+      </w:pPr>
+      <w:r>
+        <w:rPr>
+          <w:rFonts w:ascii="Calibri" w:hAnsi="Calibri"/>
+          <w:b/>
+          <w:sz w:val="24"/>
+        </w:rPr>
         <w:t>3.3 Organization Sub-Phase (Optional Step)</w:t>
       </w:r>
     </w:p>
     <w:p>
       <w:pPr>
         <w:pStyle w:val="ListBullet"/>
-        <w:spacing w:after="80"/>
+        <w:spacing w:after="40"/>
       </w:pPr>
       <w:r>
         <w:t>Organize-by-date for Voice Notes, Images, Video (Received/Sent/Private)</w:t>
@@ -7643,7 +8174,7 @@
     <w:p>
       <w:pPr>
         <w:pStyle w:val="ListBullet"/>
-        <w:spacing w:after="80"/>
+        <w:spacing w:after="40"/>
       </w:pPr>
       <w:r>
         <w:t>Organize-by-category for Documents (PDFs, Archives, Code, Engineering, etc.)</w:t>
@@ -7652,7 +8183,7 @@
     <w:p>
       <w:pPr>
         <w:pStyle w:val="ListBullet"/>
-        <w:spacing w:after="80"/>
+        <w:spacing w:after="40"/>
       </w:pPr>
       <w:r>
         <w:t>MIME-type extension fixing for files with no/wrong extension</w:t>
@@ -7661,7 +8192,7 @@
     <w:p>
       <w:pPr>
         <w:pStyle w:val="ListBullet"/>
-        <w:spacing w:after="80"/>
+        <w:spacing w:after="40"/>
       </w:pPr>
       <w:r>
         <w:t>Double-dot filename fixing</w:t>
@@ -7670,7 +8201,7 @@
     <w:p>
       <w:pPr>
         <w:pStyle w:val="ListBullet"/>
-        <w:spacing w:after="80"/>
+        <w:spacing w:after="40"/>
       </w:pPr>
       <w:r>
         <w:t>Bad year folder detection and correction (student IDs, serial numbers)</w:t>
@@ -7679,7 +8210,7 @@
     <w:p>
       <w:pPr>
         <w:pStyle w:val="ListBullet"/>
-        <w:spacing w:after="80"/>
+        <w:spacing w:after="40"/>
       </w:pPr>
       <w:r>
         <w:t xml:space="preserve">CLI: </w:t>
@@ -7687,24 +8218,28 @@
       <w:r>
         <w:rPr>
           <w:rFonts w:ascii="Courier New" w:hAnsi="Courier New"/>
-          <w:sz w:val="18"/>
+          <w:sz w:val="19"/>
         </w:rPr>
         <w:t>droidbridge whatsapp organize --src --type</w:t>
       </w:r>
-      <w:r/>
-    </w:p>
-    <w:p>
-      <w:pPr>
-        <w:pStyle w:val="Heading4"/>
-      </w:pPr>
-      <w:r>
+    </w:p>
+    <w:p>
+      <w:pPr>
+        <w:spacing w:before="160" w:after="80"/>
+      </w:pPr>
+      <w:r>
+        <w:rPr>
+          <w:rFonts w:ascii="Calibri" w:hAnsi="Calibri"/>
+          <w:b/>
+          <w:sz w:val="24"/>
+        </w:rPr>
         <w:t>3.4 Cleanup Sub-Phase</w:t>
       </w:r>
     </w:p>
     <w:p>
       <w:pPr>
         <w:pStyle w:val="ListBullet"/>
-        <w:spacing w:after="80"/>
+        <w:spacing w:after="40"/>
       </w:pPr>
       <w:r>
         <w:t>Pre-deletion preview report (count + size by year/type)</w:t>
@@ -7713,7 +8248,7 @@
     <w:p>
       <w:pPr>
         <w:pStyle w:val="ListBullet"/>
-        <w:spacing w:after="80"/>
+        <w:spacing w:after="40"/>
       </w:pPr>
       <w:r>
         <w:t>Keep/delete rules by file type and date cutoff</w:t>
@@ -7722,7 +8257,7 @@
     <w:p>
       <w:pPr>
         <w:pStyle w:val="ListBullet"/>
-        <w:spacing w:after="80"/>
+        <w:spacing w:after="40"/>
       </w:pPr>
       <w:r>
         <w:t>Mandatory typed confirmation (</w:t>
@@ -7730,7 +8265,7 @@
       <w:r>
         <w:rPr>
           <w:rFonts w:ascii="Courier New" w:hAnsi="Courier New"/>
-          <w:sz w:val="18"/>
+          <w:sz w:val="19"/>
         </w:rPr>
         <w:t>'YES DELETE'</w:t>
       </w:r>
@@ -7741,7 +8276,7 @@
     <w:p>
       <w:pPr>
         <w:pStyle w:val="ListBullet"/>
-        <w:spacing w:after="80"/>
+        <w:spacing w:after="40"/>
       </w:pPr>
       <w:r>
         <w:t>Batch deletion (500 files per ADB call)</w:t>
@@ -7750,7 +8285,7 @@
     <w:p>
       <w:pPr>
         <w:pStyle w:val="ListBullet"/>
-        <w:spacing w:after="80"/>
+        <w:spacing w:after="40"/>
       </w:pPr>
       <w:r>
         <w:t>Resume interrupted deletion via rescan</w:t>
@@ -7759,7 +8294,7 @@
     <w:p>
       <w:pPr>
         <w:pStyle w:val="ListBullet"/>
-        <w:spacing w:after="80"/>
+        <w:spacing w:after="40"/>
       </w:pPr>
       <w:r>
         <w:t>Post-deletion verification and report</w:t>
@@ -7768,7 +8303,7 @@
     <w:p>
       <w:pPr>
         <w:pStyle w:val="ListBullet"/>
-        <w:spacing w:after="80"/>
+        <w:spacing w:after="40"/>
       </w:pPr>
       <w:r>
         <w:t>Block deletion if backup not verified</w:t>
@@ -7777,7 +8312,7 @@
     <w:p>
       <w:pPr>
         <w:pStyle w:val="ListBullet"/>
-        <w:spacing w:after="80"/>
+        <w:spacing w:after="40"/>
       </w:pPr>
       <w:r>
         <w:t xml:space="preserve">CLI: </w:t>
@@ -7785,24 +8320,28 @@
       <w:r>
         <w:rPr>
           <w:rFonts w:ascii="Courier New" w:hAnsi="Courier New"/>
-          <w:sz w:val="18"/>
+          <w:sz w:val="19"/>
         </w:rPr>
         <w:t>droidbridge whatsapp delete --before --keep</w:t>
       </w:r>
-      <w:r/>
-    </w:p>
-    <w:p>
-      <w:pPr>
-        <w:pStyle w:val="Heading4"/>
-      </w:pPr>
-      <w:r>
+    </w:p>
+    <w:p>
+      <w:pPr>
+        <w:spacing w:before="160" w:after="80"/>
+      </w:pPr>
+      <w:r>
+        <w:rPr>
+          <w:rFonts w:ascii="Calibri" w:hAnsi="Calibri"/>
+          <w:b/>
+          <w:sz w:val="24"/>
+        </w:rPr>
         <w:t>3.5 Database Sub-Phase</w:t>
       </w:r>
     </w:p>
     <w:p>
       <w:pPr>
         <w:pStyle w:val="ListBullet"/>
-        <w:spacing w:after="80"/>
+        <w:spacing w:after="40"/>
       </w:pPr>
       <w:r>
         <w:t xml:space="preserve">Backup </w:t>
@@ -7810,7 +8349,7 @@
       <w:r>
         <w:rPr>
           <w:rFonts w:ascii="Courier New" w:hAnsi="Courier New"/>
-          <w:sz w:val="18"/>
+          <w:sz w:val="19"/>
         </w:rPr>
         <w:t>Databases/</w:t>
       </w:r>
@@ -7820,7 +8359,7 @@
       <w:r>
         <w:rPr>
           <w:rFonts w:ascii="Courier New" w:hAnsi="Courier New"/>
-          <w:sz w:val="18"/>
+          <w:sz w:val="19"/>
         </w:rPr>
         <w:t>Backups/</w:t>
       </w:r>
@@ -7830,7 +8369,7 @@
       <w:r>
         <w:rPr>
           <w:rFonts w:ascii="Courier New" w:hAnsi="Courier New"/>
-          <w:sz w:val="18"/>
+          <w:sz w:val="19"/>
         </w:rPr>
         <w:t>accounts/</w:t>
       </w:r>
@@ -7841,7 +8380,7 @@
     <w:p>
       <w:pPr>
         <w:pStyle w:val="ListBullet"/>
-        <w:spacing w:after="80"/>
+        <w:spacing w:after="40"/>
       </w:pPr>
       <w:r>
         <w:t xml:space="preserve">CLI: </w:t>
@@ -7849,16 +8388,15 @@
       <w:r>
         <w:rPr>
           <w:rFonts w:ascii="Courier New" w:hAnsi="Courier New"/>
-          <w:sz w:val="18"/>
+          <w:sz w:val="19"/>
         </w:rPr>
         <w:t>droidbridge whatsapp backup-db --dest</w:t>
       </w:r>
-      <w:r/>
     </w:p>
     <w:p>
       <w:pPr>
         <w:pStyle w:val="ListBullet"/>
-        <w:spacing w:after="80"/>
+        <w:spacing w:after="40"/>
       </w:pPr>
       <w:r>
         <w:t>Database restore is intentionally out of scope for the CLI toolkit: WhatsApp</w:t>
@@ -7866,7 +8404,7 @@
     </w:p>
     <w:p>
       <w:pPr>
-        <w:spacing w:after="80"/>
+        <w:spacing w:after="120"/>
       </w:pPr>
       <w:r>
         <w:t xml:space="preserve">only picks up a restored </w:t>
@@ -7874,7 +8412,7 @@
       <w:r>
         <w:rPr>
           <w:rFonts w:ascii="Courier New" w:hAnsi="Courier New"/>
-          <w:sz w:val="18"/>
+          <w:sz w:val="19"/>
         </w:rPr>
         <w:t>msgstore.db.crypt*</w:t>
       </w:r>
@@ -7884,7 +8422,7 @@
     </w:p>
     <w:p>
       <w:pPr>
-        <w:spacing w:after="80"/>
+        <w:spacing w:after="120"/>
       </w:pPr>
       <w:r>
         <w:t xml:space="preserve">(not while already set up), and </w:t>
@@ -7892,7 +8430,7 @@
       <w:r>
         <w:rPr>
           <w:rFonts w:ascii="Courier New" w:hAnsi="Courier New"/>
-          <w:sz w:val="18"/>
+          <w:sz w:val="19"/>
         </w:rPr>
         <w:t>Android/data/com.whatsapp</w:t>
       </w:r>
@@ -7902,7 +8440,7 @@
     </w:p>
     <w:p>
       <w:pPr>
-        <w:spacing w:after="80"/>
+        <w:spacing w:after="120"/>
       </w:pPr>
       <w:r>
         <w:t>Android 11+. Document this caveat rather than implementing an automated</w:t>
@@ -7910,7 +8448,7 @@
     </w:p>
     <w:p>
       <w:pPr>
-        <w:spacing w:after="80"/>
+        <w:spacing w:after="120"/>
       </w:pPr>
       <w:r>
         <w:t>restore-db command.</w:t>
@@ -7918,21 +8456,19 @@
     </w:p>
     <w:p>
       <w:pPr>
-        <w:spacing w:after="80"/>
-      </w:pPr>
-      <w:r/>
+        <w:spacing w:after="120"/>
+      </w:pPr>
       <w:r>
         <w:rPr>
           <w:b/>
         </w:rPr>
         <w:t>Exit Criteria:</w:t>
       </w:r>
-      <w:r/>
     </w:p>
     <w:p>
       <w:pPr>
         <w:pStyle w:val="ListBullet"/>
-        <w:spacing w:after="80"/>
+        <w:spacing w:after="40"/>
       </w:pPr>
       <w:r>
         <w:t>Full WhatsApp scan on a real device with 500k+ files completes in under 5 minutes</w:t>
@@ -7941,7 +8477,7 @@
     <w:p>
       <w:pPr>
         <w:pStyle w:val="ListBullet"/>
-        <w:spacing w:after="80"/>
+        <w:spacing w:after="40"/>
       </w:pPr>
       <w:r>
         <w:t>Backup, organize, and delete workflow tested end-to-end on a real device</w:t>
@@ -7950,7 +8486,7 @@
     <w:p>
       <w:pPr>
         <w:pStyle w:val="ListBullet"/>
-        <w:spacing w:after="80"/>
+        <w:spacing w:after="40"/>
       </w:pPr>
       <w:r>
         <w:t>Deletion never proceeds without a verified backup and typed confirmation</w:t>
@@ -7959,7 +8495,7 @@
     <w:p>
       <w:pPr>
         <w:pStyle w:val="ListBullet"/>
-        <w:spacing w:after="80"/>
+        <w:spacing w:after="40"/>
       </w:pPr>
       <w:r>
         <w:t>All session logs (scripts/reports/summary) generated correctly</w:t>
@@ -7969,23 +8505,31 @@
       <w:pPr>
         <w:spacing w:before="80" w:after="80"/>
         <w:pBdr>
-          <w:bottom w:val="single" w:sz="6" w:space="1" w:color="AAAAAA"/>
+          <w:bottom w:val="single" w:sz="6" w:space="4" w:color="CCCCCC"/>
         </w:pBdr>
       </w:pPr>
     </w:p>
     <w:p>
       <w:pPr>
-        <w:pStyle w:val="Heading3"/>
-      </w:pPr>
-      <w:r>
-        <w:t>Phase 4 — Storage, Apps &amp; Backup Manager + Cross-Platform 🔧</w:t>
-      </w:r>
-    </w:p>
-    <w:p>
-      <w:pPr>
-        <w:spacing w:after="80"/>
-      </w:pPr>
-      <w:r/>
+        <w:pStyle w:val="Heading2"/>
+        <w:spacing w:before="200" w:after="280"/>
+        <w:jc w:val="center"/>
+        <w:shd w:val="clear" w:color="auto" w:fill="1F497D"/>
+      </w:pPr>
+      <w:r>
+        <w:rPr>
+          <w:rFonts w:ascii="Calibri" w:hAnsi="Calibri"/>
+          <w:b/>
+          <w:color w:val="FFFFFF"/>
+          <w:sz w:val="32"/>
+        </w:rPr>
+        <w:t>Phase 4 — Storage, Apps &amp; Backup Manager + Cross-Platform</w:t>
+      </w:r>
+    </w:p>
+    <w:p>
+      <w:pPr>
+        <w:spacing w:after="120"/>
+      </w:pPr>
       <w:r>
         <w:rPr>
           <w:b/>
@@ -7998,21 +8542,19 @@
     </w:p>
     <w:p>
       <w:pPr>
-        <w:spacing w:after="80"/>
-      </w:pPr>
-      <w:r/>
+        <w:spacing w:after="120"/>
+      </w:pPr>
       <w:r>
         <w:rPr>
           <w:b/>
         </w:rPr>
         <w:t>Deliverables:</w:t>
       </w:r>
-      <w:r/>
     </w:p>
     <w:p>
       <w:pPr>
         <w:pStyle w:val="ListBullet"/>
-        <w:spacing w:after="80"/>
+        <w:spacing w:after="40"/>
       </w:pPr>
       <w:r>
         <w:t>Module 5 — Storage Analyzer: full breakdown, top apps, large files, duplicates, suggestions</w:t>
@@ -8021,7 +8563,7 @@
     <w:p>
       <w:pPr>
         <w:pStyle w:val="ListBullet"/>
-        <w:spacing w:after="80"/>
+        <w:spacing w:after="40"/>
       </w:pPr>
       <w:r>
         <w:t>Module 8 — App Manager: list, clear cache, uninstall, APK extraction, bloatware manager</w:t>
@@ -8030,7 +8572,7 @@
     <w:p>
       <w:pPr>
         <w:pStyle w:val="ListBullet"/>
-        <w:spacing w:after="80"/>
+        <w:spacing w:after="40"/>
       </w:pPr>
       <w:r>
         <w:t>Module 6 — Backup Manager: profiles, incremental backup, history, restore</w:t>
@@ -8039,7 +8581,7 @@
     <w:p>
       <w:pPr>
         <w:pStyle w:val="ListBullet"/>
-        <w:spacing w:after="80"/>
+        <w:spacing w:after="40"/>
       </w:pPr>
       <w:r>
         <w:t xml:space="preserve">Platform abstraction layer: </w:t>
@@ -8047,7 +8589,7 @@
       <w:r>
         <w:rPr>
           <w:rFonts w:ascii="Courier New" w:hAnsi="Courier New"/>
-          <w:sz w:val="18"/>
+          <w:sz w:val="19"/>
         </w:rPr>
         <w:t>core/platform/</w:t>
       </w:r>
@@ -8057,7 +8599,7 @@
       <w:r>
         <w:rPr>
           <w:rFonts w:ascii="Courier New" w:hAnsi="Courier New"/>
-          <w:sz w:val="18"/>
+          <w:sz w:val="19"/>
         </w:rPr>
         <w:t>windows.py</w:t>
       </w:r>
@@ -8067,7 +8609,7 @@
       <w:r>
         <w:rPr>
           <w:rFonts w:ascii="Courier New" w:hAnsi="Courier New"/>
-          <w:sz w:val="18"/>
+          <w:sz w:val="19"/>
         </w:rPr>
         <w:t>linux.py</w:t>
       </w:r>
@@ -8077,7 +8619,7 @@
       <w:r>
         <w:rPr>
           <w:rFonts w:ascii="Courier New" w:hAnsi="Courier New"/>
-          <w:sz w:val="18"/>
+          <w:sz w:val="19"/>
         </w:rPr>
         <w:t>macos.py</w:t>
       </w:r>
@@ -8088,7 +8630,7 @@
     <w:p>
       <w:pPr>
         <w:pStyle w:val="ListBullet"/>
-        <w:spacing w:after="80"/>
+        <w:spacing w:after="40"/>
       </w:pPr>
       <w:r>
         <w:t>Bundle ADB binaries for Windows and macOS</w:t>
@@ -8097,7 +8639,7 @@
     <w:p>
       <w:pPr>
         <w:pStyle w:val="ListBullet"/>
-        <w:spacing w:after="80"/>
+        <w:spacing w:after="40"/>
       </w:pPr>
       <w:r>
         <w:t>Sleep inhibitor for Windows (</w:t>
@@ -8105,7 +8647,7 @@
       <w:r>
         <w:rPr>
           <w:rFonts w:ascii="Courier New" w:hAnsi="Courier New"/>
-          <w:sz w:val="18"/>
+          <w:sz w:val="19"/>
         </w:rPr>
         <w:t>SetThreadExecutionState</w:t>
       </w:r>
@@ -8115,7 +8657,7 @@
       <w:r>
         <w:rPr>
           <w:rFonts w:ascii="Courier New" w:hAnsi="Courier New"/>
-          <w:sz w:val="18"/>
+          <w:sz w:val="19"/>
         </w:rPr>
         <w:t>caffeinate</w:t>
       </w:r>
@@ -8126,7 +8668,7 @@
     <w:p>
       <w:pPr>
         <w:pStyle w:val="ListBullet"/>
-        <w:spacing w:after="80"/>
+        <w:spacing w:after="40"/>
       </w:pPr>
       <w:r>
         <w:t>Test full CLI suite on Windows and macOS</w:t>
@@ -8134,21 +8676,19 @@
     </w:p>
     <w:p>
       <w:pPr>
-        <w:spacing w:after="80"/>
-      </w:pPr>
-      <w:r/>
+        <w:spacing w:after="120"/>
+      </w:pPr>
       <w:r>
         <w:rPr>
           <w:b/>
         </w:rPr>
         <w:t>Exit Criteria:</w:t>
       </w:r>
-      <w:r/>
     </w:p>
     <w:p>
       <w:pPr>
         <w:pStyle w:val="ListBullet"/>
-        <w:spacing w:after="80"/>
+        <w:spacing w:after="40"/>
       </w:pPr>
       <w:r>
         <w:t>All CLI commands work identically on Linux, Windows, and macOS</w:t>
@@ -8157,7 +8697,7 @@
     <w:p>
       <w:pPr>
         <w:pStyle w:val="ListBullet"/>
-        <w:spacing w:after="80"/>
+        <w:spacing w:after="40"/>
       </w:pPr>
       <w:r>
         <w:t>Storage analyzer and app manager tested on a real device</w:t>
@@ -8166,7 +8706,7 @@
     <w:p>
       <w:pPr>
         <w:pStyle w:val="ListBullet"/>
-        <w:spacing w:after="80"/>
+        <w:spacing w:after="40"/>
       </w:pPr>
       <w:r>
         <w:t>Backup profiles save/load correctly and incremental backup skips unchanged files</w:t>
@@ -8176,23 +8716,31 @@
       <w:pPr>
         <w:spacing w:before="80" w:after="80"/>
         <w:pBdr>
-          <w:bottom w:val="single" w:sz="6" w:space="1" w:color="AAAAAA"/>
+          <w:bottom w:val="single" w:sz="6" w:space="4" w:color="CCCCCC"/>
         </w:pBdr>
       </w:pPr>
     </w:p>
     <w:p>
       <w:pPr>
-        <w:pStyle w:val="Heading3"/>
-      </w:pPr>
-      <w:r>
-        <w:t>Phase 5 — Reports &amp; Analysis Module 📈</w:t>
-      </w:r>
-    </w:p>
-    <w:p>
-      <w:pPr>
-        <w:spacing w:after="80"/>
-      </w:pPr>
-      <w:r/>
+        <w:pStyle w:val="Heading2"/>
+        <w:spacing w:before="200" w:after="280"/>
+        <w:jc w:val="center"/>
+        <w:shd w:val="clear" w:color="auto" w:fill="1F497D"/>
+      </w:pPr>
+      <w:r>
+        <w:rPr>
+          <w:rFonts w:ascii="Calibri" w:hAnsi="Calibri"/>
+          <w:b/>
+          <w:color w:val="FFFFFF"/>
+          <w:sz w:val="32"/>
+        </w:rPr>
+        <w:t>Phase 5 — Reports &amp; Analysis Module</w:t>
+      </w:r>
+    </w:p>
+    <w:p>
+      <w:pPr>
+        <w:spacing w:after="120"/>
+      </w:pPr>
       <w:r>
         <w:rPr>
           <w:b/>
@@ -8205,21 +8753,19 @@
     </w:p>
     <w:p>
       <w:pPr>
-        <w:spacing w:after="80"/>
-      </w:pPr>
-      <w:r/>
+        <w:spacing w:after="120"/>
+      </w:pPr>
       <w:r>
         <w:rPr>
           <w:b/>
         </w:rPr>
         <w:t>Deliverables:</w:t>
       </w:r>
-      <w:r/>
     </w:p>
     <w:p>
       <w:pPr>
         <w:pStyle w:val="ListBullet"/>
-        <w:spacing w:after="80"/>
+        <w:spacing w:after="40"/>
       </w:pPr>
       <w:r>
         <w:t>Module 9 — Reports: TXT, HTML, CSV, JSON generators for all report types</w:t>
@@ -8228,7 +8774,7 @@
     <w:p>
       <w:pPr>
         <w:pStyle w:val="ListBullet"/>
-        <w:spacing w:after="80"/>
+        <w:spacing w:after="40"/>
       </w:pPr>
       <w:r>
         <w:t>Session log management: consistent structure across all modules</w:t>
@@ -8237,7 +8783,7 @@
     <w:p>
       <w:pPr>
         <w:pStyle w:val="ListBullet"/>
-        <w:spacing w:after="80"/>
+        <w:spacing w:after="40"/>
       </w:pPr>
       <w:r>
         <w:t>Storage trend comparison across multiple sessions</w:t>
@@ -8246,7 +8792,7 @@
     <w:p>
       <w:pPr>
         <w:pStyle w:val="ListBullet"/>
-        <w:spacing w:after="80"/>
+        <w:spacing w:after="40"/>
       </w:pPr>
       <w:r>
         <w:t xml:space="preserve">CLI: </w:t>
@@ -8254,29 +8800,26 @@
       <w:r>
         <w:rPr>
           <w:rFonts w:ascii="Courier New" w:hAnsi="Courier New"/>
-          <w:sz w:val="18"/>
+          <w:sz w:val="19"/>
         </w:rPr>
         <w:t>droidbridge report generate --format</w:t>
       </w:r>
-      <w:r/>
-    </w:p>
-    <w:p>
-      <w:pPr>
-        <w:spacing w:after="80"/>
-      </w:pPr>
-      <w:r/>
+    </w:p>
+    <w:p>
+      <w:pPr>
+        <w:spacing w:after="120"/>
+      </w:pPr>
       <w:r>
         <w:rPr>
           <w:b/>
         </w:rPr>
         <w:t>Exit Criteria:</w:t>
       </w:r>
-      <w:r/>
     </w:p>
     <w:p>
       <w:pPr>
         <w:pStyle w:val="ListBullet"/>
-        <w:spacing w:after="80"/>
+        <w:spacing w:after="40"/>
       </w:pPr>
       <w:r>
         <w:t>Every module's output can be exported in all 4 formats</w:t>
@@ -8285,7 +8828,7 @@
     <w:p>
       <w:pPr>
         <w:pStyle w:val="ListBullet"/>
-        <w:spacing w:after="80"/>
+        <w:spacing w:after="40"/>
       </w:pPr>
       <w:r>
         <w:t>HTML reports render correctly in a browser with no external dependencies</w:t>
@@ -8295,23 +8838,31 @@
       <w:pPr>
         <w:spacing w:before="80" w:after="80"/>
         <w:pBdr>
-          <w:bottom w:val="single" w:sz="6" w:space="1" w:color="AAAAAA"/>
+          <w:bottom w:val="single" w:sz="6" w:space="4" w:color="CCCCCC"/>
         </w:pBdr>
       </w:pPr>
     </w:p>
     <w:p>
       <w:pPr>
-        <w:pStyle w:val="Heading3"/>
-      </w:pPr>
-      <w:r>
-        <w:t>Phase 6 — GUI &amp; Packaging 🖥️ ✅ Complete (v1.0.0)</w:t>
-      </w:r>
-    </w:p>
-    <w:p>
-      <w:pPr>
-        <w:spacing w:after="80"/>
-      </w:pPr>
-      <w:r/>
+        <w:pStyle w:val="Heading2"/>
+        <w:spacing w:before="200" w:after="280"/>
+        <w:jc w:val="center"/>
+        <w:shd w:val="clear" w:color="auto" w:fill="1F497D"/>
+      </w:pPr>
+      <w:r>
+        <w:rPr>
+          <w:rFonts w:ascii="Calibri" w:hAnsi="Calibri"/>
+          <w:b/>
+          <w:color w:val="FFFFFF"/>
+          <w:sz w:val="32"/>
+        </w:rPr>
+        <w:t>Phase 6 — GUI &amp; Packaging ️  Complete (v1.0.0)</w:t>
+      </w:r>
+    </w:p>
+    <w:p>
+      <w:pPr>
+        <w:spacing w:after="120"/>
+      </w:pPr>
       <w:r>
         <w:rPr>
           <w:b/>
@@ -8324,21 +8875,19 @@
     </w:p>
     <w:p>
       <w:pPr>
-        <w:spacing w:after="80"/>
-      </w:pPr>
-      <w:r/>
+        <w:spacing w:after="120"/>
+      </w:pPr>
       <w:r>
         <w:rPr>
           <w:b/>
         </w:rPr>
         <w:t>Deliverables (all shipped):</w:t>
       </w:r>
-      <w:r/>
     </w:p>
     <w:p>
       <w:pPr>
         <w:pStyle w:val="ListBullet"/>
-        <w:spacing w:after="80"/>
+        <w:spacing w:after="40"/>
       </w:pPr>
       <w:r>
         <w:t>PyQt6 GUI with sidebar navigation for all 9 modules (Ctrl+1–9)</w:t>
@@ -8347,7 +8896,7 @@
     <w:p>
       <w:pPr>
         <w:pStyle w:val="ListBullet"/>
-        <w:spacing w:after="80"/>
+        <w:spacing w:after="40"/>
       </w:pPr>
       <w:r>
         <w:t xml:space="preserve">GUI calls into the same </w:t>
@@ -8355,7 +8904,7 @@
       <w:r>
         <w:rPr>
           <w:rFonts w:ascii="Courier New" w:hAnsi="Courier New"/>
-          <w:sz w:val="18"/>
+          <w:sz w:val="19"/>
         </w:rPr>
         <w:t>core/</w:t>
       </w:r>
@@ -8365,7 +8914,7 @@
       <w:r>
         <w:rPr>
           <w:rFonts w:ascii="Courier New" w:hAnsi="Courier New"/>
-          <w:sz w:val="18"/>
+          <w:sz w:val="19"/>
         </w:rPr>
         <w:t>modules/</w:t>
       </w:r>
@@ -8376,7 +8925,7 @@
     <w:p>
       <w:pPr>
         <w:pStyle w:val="ListBullet"/>
-        <w:spacing w:after="80"/>
+        <w:spacing w:after="40"/>
       </w:pPr>
       <w:r>
         <w:t>Progress bars, confirmation dialogs, dark/light theme toggle</w:t>
@@ -8385,7 +8934,7 @@
     <w:p>
       <w:pPr>
         <w:pStyle w:val="ListBullet"/>
-        <w:spacing w:after="80"/>
+        <w:spacing w:after="40"/>
       </w:pPr>
       <w:r>
         <w:t>Status Saver panel: thumbnail grid with ffmpeg video thumbnails, checkbox selection</w:t>
@@ -8394,7 +8943,7 @@
     <w:p>
       <w:pPr>
         <w:pStyle w:val="ListBullet"/>
-        <w:spacing w:after="80"/>
+        <w:spacing w:after="40"/>
       </w:pPr>
       <w:r>
         <w:t>Export button on every results table (TXT/CSV/HTML/JSON)</w:t>
@@ -8403,7 +8952,7 @@
     <w:p>
       <w:pPr>
         <w:pStyle w:val="ListBullet"/>
-        <w:spacing w:after="80"/>
+        <w:spacing w:after="40"/>
       </w:pPr>
       <w:r>
         <w:t xml:space="preserve">PyInstaller </w:t>
@@ -8411,7 +8960,7 @@
       <w:r>
         <w:rPr>
           <w:rFonts w:ascii="Courier New" w:hAnsi="Courier New"/>
-          <w:sz w:val="18"/>
+          <w:sz w:val="19"/>
         </w:rPr>
         <w:t>--onedir</w:t>
       </w:r>
@@ -8421,7 +8970,7 @@
       <w:r>
         <w:rPr>
           <w:rFonts w:ascii="Courier New" w:hAnsi="Courier New"/>
-          <w:sz w:val="18"/>
+          <w:sz w:val="19"/>
         </w:rPr>
         <w:t>.deb</w:t>
       </w:r>
@@ -8432,7 +8981,7 @@
     <w:p>
       <w:pPr>
         <w:pStyle w:val="ListBullet"/>
-        <w:spacing w:after="80"/>
+        <w:spacing w:after="40"/>
       </w:pPr>
       <w:r>
         <w:t>ADB v37 official Google binaries bundled for all three platforms</w:t>
@@ -8441,7 +8990,7 @@
     <w:p>
       <w:pPr>
         <w:pStyle w:val="ListBullet"/>
-        <w:spacing w:after="80"/>
+        <w:spacing w:after="40"/>
       </w:pPr>
       <w:r>
         <w:t xml:space="preserve">Packaging scripts: </w:t>
@@ -8449,7 +8998,7 @@
       <w:r>
         <w:rPr>
           <w:rFonts w:ascii="Courier New" w:hAnsi="Courier New"/>
-          <w:sz w:val="18"/>
+          <w:sz w:val="19"/>
         </w:rPr>
         <w:t>scripts/package-linux.sh</w:t>
       </w:r>
@@ -8459,7 +9008,7 @@
       <w:r>
         <w:rPr>
           <w:rFonts w:ascii="Courier New" w:hAnsi="Courier New"/>
-          <w:sz w:val="18"/>
+          <w:sz w:val="19"/>
         </w:rPr>
         <w:t>package-windows.bat</w:t>
       </w:r>
@@ -8469,16 +9018,15 @@
       <w:r>
         <w:rPr>
           <w:rFonts w:ascii="Courier New" w:hAnsi="Courier New"/>
-          <w:sz w:val="18"/>
+          <w:sz w:val="19"/>
         </w:rPr>
         <w:t>package-macos.sh</w:t>
       </w:r>
-      <w:r/>
     </w:p>
     <w:p>
       <w:pPr>
         <w:pStyle w:val="ListBullet"/>
-        <w:spacing w:after="80"/>
+        <w:spacing w:after="40"/>
       </w:pPr>
       <w:r>
         <w:t xml:space="preserve">Full documentation: </w:t>
@@ -8486,7 +9034,7 @@
       <w:r>
         <w:rPr>
           <w:rFonts w:ascii="Courier New" w:hAnsi="Courier New"/>
-          <w:sz w:val="18"/>
+          <w:sz w:val="19"/>
         </w:rPr>
         <w:t>README.md</w:t>
       </w:r>
@@ -8496,7 +9044,7 @@
       <w:r>
         <w:rPr>
           <w:rFonts w:ascii="Courier New" w:hAnsi="Courier New"/>
-          <w:sz w:val="18"/>
+          <w:sz w:val="19"/>
         </w:rPr>
         <w:t>docs/USER_GUIDE.md</w:t>
       </w:r>
@@ -8506,29 +9054,26 @@
       <w:r>
         <w:rPr>
           <w:rFonts w:ascii="Courier New" w:hAnsi="Courier New"/>
-          <w:sz w:val="18"/>
+          <w:sz w:val="19"/>
         </w:rPr>
         <w:t>docs/INSTALL.md</w:t>
       </w:r>
-      <w:r/>
-    </w:p>
-    <w:p>
-      <w:pPr>
-        <w:spacing w:after="80"/>
-      </w:pPr>
-      <w:r/>
+    </w:p>
+    <w:p>
+      <w:pPr>
+        <w:spacing w:after="120"/>
+      </w:pPr>
       <w:r>
         <w:rPr>
           <w:b/>
         </w:rPr>
         <w:t>Exit Criteria (met):</w:t>
       </w:r>
-      <w:r/>
     </w:p>
     <w:p>
       <w:pPr>
         <w:pStyle w:val="ListBullet"/>
-        <w:spacing w:after="80"/>
+        <w:spacing w:after="40"/>
       </w:pPr>
       <w:r>
         <w:t>GUI performs every operation the CLI can perform ✅</w:t>
@@ -8537,7 +9082,7 @@
     <w:p>
       <w:pPr>
         <w:pStyle w:val="ListBullet"/>
-        <w:spacing w:after="80"/>
+        <w:spacing w:after="40"/>
       </w:pPr>
       <w:r>
         <w:t>Self-contained bundle runs on Linux without Python installed ✅ (Windows/macOS: builds prepared, real-device validation deferred)</w:t>
@@ -8546,7 +9091,7 @@
     <w:p>
       <w:pPr>
         <w:pStyle w:val="ListBullet"/>
-        <w:spacing w:after="80"/>
+        <w:spacing w:after="40"/>
       </w:pPr>
       <w:r>
         <w:t>All destructive operations show confirmation dialogs in GUI ✅</w:t>
@@ -8554,24 +9099,22 @@
     </w:p>
     <w:p>
       <w:pPr>
-        <w:spacing w:after="80" w:before="40"/>
-        <w:ind w:left="504"/>
-      </w:pPr>
-      <w:r>
-        <w:rPr>
-          <w:i/>
-        </w:rPr>
-      </w:r>
+        <w:spacing w:before="120" w:after="160"/>
+        <w:ind w:left="144" w:right="144"/>
+        <w:shd w:val="clear" w:color="auto" w:fill="E2EFDA"/>
+      </w:pPr>
       <w:r>
         <w:rPr>
           <w:b/>
-          <w:i/>
+          <w:color w:val="375623"/>
+          <w:sz w:val="22"/>
         </w:rPr>
         <w:t>Recommended approach:</w:t>
       </w:r>
       <w:r>
         <w:rPr>
-          <w:i/>
+          <w:color w:val="375623"/>
+          <w:sz w:val="22"/>
         </w:rPr>
         <w:t xml:space="preserve"> complete Phases 1–3 fully and use the CLI for real backups before starting Phase 4. This validates the core WhatsApp toolkit against real-world data early.</w:t>
       </w:r>
@@ -8580,21 +9123,25 @@
       <w:pPr>
         <w:spacing w:before="80" w:after="80"/>
         <w:pBdr>
-          <w:bottom w:val="single" w:sz="6" w:space="1" w:color="AAAAAA"/>
+          <w:bottom w:val="single" w:sz="6" w:space="4" w:color="CCCCCC"/>
         </w:pBdr>
       </w:pPr>
     </w:p>
     <w:p>
       <w:pPr>
         <w:pStyle w:val="Heading2"/>
-      </w:pPr>
-      <w:r>
-        <w:t>17. Future Ideas / Research Backlog 🔮</w:t>
-      </w:r>
-    </w:p>
-    <w:p>
-      <w:pPr>
-        <w:spacing w:after="80"/>
+        <w:jc w:val="left"/>
+        <w:pBdr>
+          <w:bottom w:val="single" w:sz="4" w:space="4" w:color="CCCCCC"/>
+        </w:pBdr>
+      </w:pPr>
+      <w:r>
+        <w:t>17. Future Ideas / Research Backlog</w:t>
+      </w:r>
+    </w:p>
+    <w:p>
+      <w:pPr>
+        <w:spacing w:after="120"/>
       </w:pPr>
       <w:r>
         <w:t>Ideas raised during development that are **out of scope for the current</w:t>
@@ -8602,7 +9149,7 @@
     </w:p>
     <w:p>
       <w:pPr>
-        <w:spacing w:after="80"/>
+        <w:spacing w:after="120"/>
       </w:pPr>
       <w:r>
         <w:t>6-phase plan** but worth documenting for later research. Nothing here is</w:t>
@@ -8610,7 +9157,7 @@
     </w:p>
     <w:p>
       <w:pPr>
-        <w:spacing w:after="80"/>
+        <w:spacing w:after="120"/>
       </w:pPr>
       <w:r>
         <w:t>scheduled — revisit only after Phase 6 is complete, and only with explicit</w:t>
@@ -8618,7 +9165,7 @@
     </w:p>
     <w:p>
       <w:pPr>
-        <w:spacing w:after="80"/>
+        <w:spacing w:after="120"/>
       </w:pPr>
       <w:r>
         <w:t>user sign-off.</w:t>
@@ -8634,7 +9181,7 @@
     </w:p>
     <w:p>
       <w:pPr>
-        <w:spacing w:after="80"/>
+        <w:spacing w:after="120"/>
       </w:pPr>
       <w:r>
         <w:t>Raised during the Phase 3.5 wrap-up: could DroidBridge clone WhatsApp chat</w:t>
@@ -8642,7 +9189,7 @@
     </w:p>
     <w:p>
       <w:pPr>
-        <w:spacing w:after="80"/>
+        <w:spacing w:after="120"/>
       </w:pPr>
       <w:r>
         <w:t>history between phones the way paid tools (MobileTrans, dr.fone, iCareFone,</w:t>
@@ -8650,7 +9197,7 @@
     </w:p>
     <w:p>
       <w:pPr>
-        <w:spacing w:after="80"/>
+        <w:spacing w:after="120"/>
       </w:pPr>
       <w:r>
         <w:t>etc.) do — Android→Android and Android→iOS?</w:t>
@@ -8658,21 +9205,19 @@
     </w:p>
     <w:p>
       <w:pPr>
-        <w:spacing w:after="80"/>
-      </w:pPr>
-      <w:r/>
+        <w:spacing w:after="120"/>
+      </w:pPr>
       <w:r>
         <w:rPr>
           <w:b/>
         </w:rPr>
         <w:t>Android → Android (same account):</w:t>
       </w:r>
-      <w:r/>
     </w:p>
     <w:p>
       <w:pPr>
         <w:pStyle w:val="ListBullet"/>
-        <w:spacing w:after="80"/>
+        <w:spacing w:after="40"/>
       </w:pPr>
       <w:r>
         <w:t xml:space="preserve">Closest to in-scope — builds on </w:t>
@@ -8680,7 +9225,7 @@
       <w:r>
         <w:rPr>
           <w:rFonts w:ascii="Courier New" w:hAnsi="Courier New"/>
-          <w:sz w:val="18"/>
+          <w:sz w:val="19"/>
         </w:rPr>
         <w:t>whatsapp backup-db</w:t>
       </w:r>
@@ -8690,7 +9235,7 @@
     </w:p>
     <w:p>
       <w:pPr>
-        <w:spacing w:after="80"/>
+        <w:spacing w:after="120"/>
       </w:pPr>
       <w:r>
         <w:t xml:space="preserve">accounts) and </w:t>
@@ -8698,7 +9243,7 @@
       <w:r>
         <w:rPr>
           <w:rFonts w:ascii="Courier New" w:hAnsi="Courier New"/>
-          <w:sz w:val="18"/>
+          <w:sz w:val="19"/>
         </w:rPr>
         <w:t>whatsapp backup</w:t>
       </w:r>
@@ -8709,9 +9254,8 @@
     <w:p>
       <w:pPr>
         <w:pStyle w:val="ListBullet"/>
-        <w:spacing w:after="80"/>
-      </w:pPr>
-      <w:r/>
+        <w:spacing w:after="40"/>
+      </w:pPr>
       <w:r>
         <w:rPr>
           <w:b/>
@@ -8724,7 +9268,7 @@
       <w:r>
         <w:rPr>
           <w:rFonts w:ascii="Courier New" w:hAnsi="Courier New"/>
-          <w:sz w:val="18"/>
+          <w:sz w:val="19"/>
         </w:rPr>
         <w:t>msgstore.db.crypt14</w:t>
       </w:r>
@@ -8734,7 +9278,7 @@
       <w:r>
         <w:rPr>
           <w:rFonts w:ascii="Courier New" w:hAnsi="Courier New"/>
-          <w:sz w:val="18"/>
+          <w:sz w:val="19"/>
         </w:rPr>
         <w:t>.crypt15</w:t>
       </w:r>
@@ -8744,13 +9288,12 @@
     </w:p>
     <w:p>
       <w:pPr>
-        <w:spacing w:after="80"/>
-      </w:pPr>
-      <w:r/>
+        <w:spacing w:after="120"/>
+      </w:pPr>
       <w:r>
         <w:rPr>
           <w:rFonts w:ascii="Courier New" w:hAnsi="Courier New"/>
-          <w:sz w:val="18"/>
+          <w:sz w:val="19"/>
         </w:rPr>
         <w:t>/data/data/com.whatsapp/files/key</w:t>
       </w:r>
@@ -8760,7 +9303,7 @@
     </w:p>
     <w:p>
       <w:pPr>
-        <w:spacing w:after="80"/>
+        <w:spacing w:after="120"/>
       </w:pPr>
       <w:r>
         <w:t>Android 11+ (same restriction already documented in §4.8/§4.9 for database</w:t>
@@ -8768,7 +9311,7 @@
     </w:p>
     <w:p>
       <w:pPr>
-        <w:spacing w:after="80"/>
+        <w:spacing w:after="120"/>
       </w:pPr>
       <w:r>
         <w:t>restore). Without that key, WhatsApp on the target device can't decrypt a</w:t>
@@ -8776,7 +9319,7 @@
     </w:p>
     <w:p>
       <w:pPr>
-        <w:spacing w:after="80"/>
+        <w:spacing w:after="120"/>
       </w:pPr>
       <w:r>
         <w:t>restored database.</w:t>
@@ -8785,7 +9328,7 @@
     <w:p>
       <w:pPr>
         <w:pStyle w:val="ListBullet"/>
-        <w:spacing w:after="80"/>
+        <w:spacing w:after="40"/>
       </w:pPr>
       <w:r>
         <w:t xml:space="preserve">WhatsApp's own </w:t>
@@ -8802,7 +9345,7 @@
     </w:p>
     <w:p>
       <w:pPr>
-        <w:spacing w:after="80"/>
+        <w:spacing w:after="120"/>
       </w:pPr>
       <w:r>
         <w:t>running WhatsApp, same network) already solves this via its own</w:t>
@@ -8810,7 +9353,7 @@
     </w:p>
     <w:p>
       <w:pPr>
-        <w:spacing w:after="80"/>
+        <w:spacing w:after="120"/>
       </w:pPr>
       <w:r>
         <w:t>device-to-device protocol — not something an external ADB tool can drive</w:t>
@@ -8818,7 +9361,7 @@
     </w:p>
     <w:p>
       <w:pPr>
-        <w:spacing w:after="80"/>
+        <w:spacing w:after="120"/>
       </w:pPr>
       <w:r>
         <w:t>without root or the app's cooperation.</w:t>
@@ -8826,21 +9369,19 @@
     </w:p>
     <w:p>
       <w:pPr>
-        <w:spacing w:after="80"/>
-      </w:pPr>
-      <w:r/>
+        <w:spacing w:after="120"/>
+      </w:pPr>
       <w:r>
         <w:rPr>
           <w:b/>
         </w:rPr>
         <w:t>Android → iOS:</w:t>
       </w:r>
-      <w:r/>
     </w:p>
     <w:p>
       <w:pPr>
         <w:pStyle w:val="ListBullet"/>
-        <w:spacing w:after="80"/>
+        <w:spacing w:after="40"/>
       </w:pPr>
       <w:r>
         <w:t>This is what the paid tools actually do: reverse-engineer WhatsApp iOS's</w:t>
@@ -8848,13 +9389,12 @@
     </w:p>
     <w:p>
       <w:pPr>
-        <w:spacing w:after="80"/>
-      </w:pPr>
-      <w:r/>
+        <w:spacing w:after="120"/>
+      </w:pPr>
       <w:r>
         <w:rPr>
           <w:rFonts w:ascii="Courier New" w:hAnsi="Courier New"/>
-          <w:sz w:val="18"/>
+          <w:sz w:val="19"/>
         </w:rPr>
         <w:t>ChatStorage.sqlite</w:t>
       </w:r>
@@ -8864,15 +9404,14 @@
       <w:r>
         <w:rPr>
           <w:rFonts w:ascii="Courier New" w:hAnsi="Courier New"/>
-          <w:sz w:val="18"/>
+          <w:sz w:val="19"/>
         </w:rPr>
         <w:t>msgstore.db</w:t>
       </w:r>
-      <w:r/>
-    </w:p>
-    <w:p>
-      <w:pPr>
-        <w:spacing w:after="80"/>
+    </w:p>
+    <w:p>
+      <w:pPr>
+        <w:spacing w:after="120"/>
       </w:pPr>
       <w:r>
         <w:t>(SQLite) + media into it, package the result as an iTunes/Finder-style</w:t>
@@ -8880,7 +9419,7 @@
     </w:p>
     <w:p>
       <w:pPr>
-        <w:spacing w:after="80"/>
+        <w:spacing w:after="120"/>
       </w:pPr>
       <w:r>
         <w:t xml:space="preserve">backup, and restore it to the iPhone via </w:t>
@@ -8888,7 +9427,7 @@
       <w:r>
         <w:rPr>
           <w:rFonts w:ascii="Courier New" w:hAnsi="Courier New"/>
-          <w:sz w:val="18"/>
+          <w:sz w:val="19"/>
         </w:rPr>
         <w:t>libimobiledevice</w:t>
       </w:r>
@@ -8898,13 +9437,12 @@
     </w:p>
     <w:p>
       <w:pPr>
-        <w:spacing w:after="80"/>
-      </w:pPr>
-      <w:r/>
+        <w:spacing w:after="120"/>
+      </w:pPr>
       <w:r>
         <w:rPr>
           <w:rFonts w:ascii="Courier New" w:hAnsi="Courier New"/>
-          <w:sz w:val="18"/>
+          <w:sz w:val="19"/>
         </w:rPr>
         <w:t>pymobiledevice3</w:t>
       </w:r>
@@ -8915,7 +9453,7 @@
     <w:p>
       <w:pPr>
         <w:pStyle w:val="ListBullet"/>
-        <w:spacing w:after="80"/>
+        <w:spacing w:after="40"/>
       </w:pPr>
       <w:r>
         <w:t xml:space="preserve">This is a </w:t>
@@ -8932,7 +9470,7 @@
     </w:p>
     <w:p>
       <w:pPr>
-        <w:spacing w:after="80"/>
+        <w:spacing w:after="120"/>
       </w:pPr>
       <w:r>
         <w:t>The iOS schema changes with every WhatsApp release, which is why these</w:t>
@@ -8940,7 +9478,7 @@
     </w:p>
     <w:p>
       <w:pPr>
-        <w:spacing w:after="80"/>
+        <w:spacing w:after="120"/>
       </w:pPr>
       <w:r>
         <w:t>tools are paid/subscription products with constant maintenance, and</w:t>
@@ -8948,7 +9486,7 @@
     </w:p>
     <w:p>
       <w:pPr>
-        <w:spacing w:after="80"/>
+        <w:spacing w:after="120"/>
       </w:pPr>
       <w:r>
         <w:t>building/distributing one carries real reverse-engineering/ToS exposure.</w:t>
@@ -8956,9 +9494,8 @@
     </w:p>
     <w:p>
       <w:pPr>
-        <w:spacing w:after="80"/>
-      </w:pPr>
-      <w:r/>
+        <w:spacing w:after="120"/>
+      </w:pPr>
       <w:r>
         <w:rPr>
           <w:b/>
@@ -8971,7 +9508,7 @@
     </w:p>
     <w:p>
       <w:pPr>
-        <w:spacing w:after="80"/>
+        <w:spacing w:after="120"/>
       </w:pPr>
       <w:r>
         <w:t>offline, MIT, Android-focused CLI/GUI). If ever pursued, it would be a</w:t>
@@ -8979,9 +9516,8 @@
     </w:p>
     <w:p>
       <w:pPr>
-        <w:spacing w:after="80"/>
-      </w:pPr>
-      <w:r/>
+        <w:spacing w:after="120"/>
+      </w:pPr>
       <w:r>
         <w:rPr>
           <w:b/>
@@ -8994,7 +9530,7 @@
     </w:p>
     <w:p>
       <w:pPr>
-        <w:spacing w:after="80"/>
+        <w:spacing w:after="120"/>
       </w:pPr>
       <w:r>
         <w:t xml:space="preserve">existing </w:t>
@@ -9002,7 +9538,7 @@
       <w:r>
         <w:rPr>
           <w:rFonts w:ascii="Courier New" w:hAnsi="Courier New"/>
-          <w:sz w:val="18"/>
+          <w:sz w:val="19"/>
         </w:rPr>
         <w:t>backup</w:t>
       </w:r>
@@ -9012,7 +9548,7 @@
       <w:r>
         <w:rPr>
           <w:rFonts w:ascii="Courier New" w:hAnsi="Courier New"/>
-          <w:sz w:val="18"/>
+          <w:sz w:val="19"/>
         </w:rPr>
         <w:t>backup-db</w:t>
       </w:r>
@@ -9022,7 +9558,7 @@
       <w:r>
         <w:rPr>
           <w:rFonts w:ascii="Courier New" w:hAnsi="Courier New"/>
-          <w:sz w:val="18"/>
+          <w:sz w:val="19"/>
         </w:rPr>
         <w:t>restore</w:t>
       </w:r>
@@ -9032,7 +9568,7 @@
     </w:p>
     <w:p>
       <w:pPr>
-        <w:spacing w:after="80"/>
+        <w:spacing w:after="120"/>
       </w:pPr>
       <w:r>
         <w:t>Android-side data extraction such a project would need as input.</w:t>
@@ -9040,9 +9576,8 @@
     </w:p>
     <w:p>
       <w:pPr>
-        <w:spacing w:after="80"/>
-      </w:pPr>
-      <w:r/>
+        <w:spacing w:after="120"/>
+      </w:pPr>
       <w:r>
         <w:rPr>
           <w:b/>
@@ -9056,7 +9591,7 @@
     <w:p>
       <w:pPr>
         <w:pStyle w:val="ListNumber"/>
-        <w:spacing w:after="80"/>
+        <w:spacing w:after="40"/>
       </w:pPr>
       <w:r>
         <w:t xml:space="preserve">Does WhatsApp's local-backup restore flow accept a </w:t>
@@ -9064,7 +9599,7 @@
       <w:r>
         <w:rPr>
           <w:rFonts w:ascii="Courier New" w:hAnsi="Courier New"/>
-          <w:sz w:val="18"/>
+          <w:sz w:val="19"/>
         </w:rPr>
         <w:t>Databases/</w:t>
       </w:r>
@@ -9074,15 +9609,14 @@
       <w:r>
         <w:rPr>
           <w:rFonts w:ascii="Courier New" w:hAnsi="Courier New"/>
-          <w:sz w:val="18"/>
+          <w:sz w:val="19"/>
         </w:rPr>
         <w:t>Media/</w:t>
       </w:r>
-      <w:r/>
-    </w:p>
-    <w:p>
-      <w:pPr>
-        <w:spacing w:after="80"/>
+    </w:p>
+    <w:p>
+      <w:pPr>
+        <w:spacing w:after="120"/>
       </w:pPr>
       <w:r>
         <w:t>drop-in for a *fresh install, same phone number* without the original</w:t>
@@ -9090,7 +9624,7 @@
     </w:p>
     <w:p>
       <w:pPr>
-        <w:spacing w:after="80"/>
+        <w:spacing w:after="120"/>
       </w:pPr>
       <w:r>
         <w:t>key — or does local (non-Drive) restore require key continuity</w:t>
@@ -9098,7 +9632,7 @@
     </w:p>
     <w:p>
       <w:pPr>
-        <w:spacing w:after="80"/>
+        <w:spacing w:after="120"/>
       </w:pPr>
       <w:r>
         <w:t>regardless? (Needs real-device testing; unconfirmed either way.)</w:t>
@@ -9107,7 +9641,7 @@
     <w:p>
       <w:pPr>
         <w:pStyle w:val="ListNumber"/>
-        <w:spacing w:after="80"/>
+        <w:spacing w:after="40"/>
       </w:pPr>
       <w:r>
         <w:t xml:space="preserve">On a </w:t>
@@ -9124,13 +9658,12 @@
     </w:p>
     <w:p>
       <w:pPr>
-        <w:spacing w:after="80"/>
-      </w:pPr>
-      <w:r/>
+        <w:spacing w:after="120"/>
+      </w:pPr>
       <w:r>
         <w:rPr>
           <w:rFonts w:ascii="Courier New" w:hAnsi="Courier New"/>
-          <w:sz w:val="18"/>
+          <w:sz w:val="19"/>
         </w:rPr>
         <w:t>/data/data/com.whatsapp/files/key</w:t>
       </w:r>
@@ -9140,15 +9673,14 @@
       <w:r>
         <w:rPr>
           <w:rFonts w:ascii="Courier New" w:hAnsi="Courier New"/>
-          <w:sz w:val="18"/>
+          <w:sz w:val="19"/>
         </w:rPr>
         <w:t>msgstore.db.crypt14</w:t>
       </w:r>
-      <w:r/>
-    </w:p>
-    <w:p>
-      <w:pPr>
-        <w:spacing w:after="80"/>
+    </w:p>
+    <w:p>
+      <w:pPr>
+        <w:spacing w:after="120"/>
       </w:pPr>
       <w:r>
         <w:t>sufficient for cross-device restore? (Android→Android only.)</w:t>
@@ -9157,7 +9689,7 @@
     <w:p>
       <w:pPr>
         <w:pStyle w:val="ListNumber"/>
-        <w:spacing w:after="80"/>
+        <w:spacing w:after="40"/>
       </w:pPr>
       <w:r>
         <w:t xml:space="preserve">iOS side: survey </w:t>
@@ -9165,7 +9697,7 @@
       <w:r>
         <w:rPr>
           <w:rFonts w:ascii="Courier New" w:hAnsi="Courier New"/>
-          <w:sz w:val="18"/>
+          <w:sz w:val="19"/>
         </w:rPr>
         <w:t>pymobiledevice3</w:t>
       </w:r>
@@ -9175,7 +9707,7 @@
     </w:p>
     <w:p>
       <w:pPr>
-        <w:spacing w:after="80"/>
+        <w:spacing w:after="120"/>
       </w:pPr>
       <w:r>
         <w:t xml:space="preserve">iTunes/Finder, and document a current WhatsApp-iOS </w:t>
@@ -9183,15 +9715,14 @@
       <w:r>
         <w:rPr>
           <w:rFonts w:ascii="Courier New" w:hAnsi="Courier New"/>
-          <w:sz w:val="18"/>
+          <w:sz w:val="19"/>
         </w:rPr>
         <w:t>ChatStorage.sqlite</w:t>
       </w:r>
-      <w:r/>
-    </w:p>
-    <w:p>
-      <w:pPr>
-        <w:spacing w:after="80"/>
+    </w:p>
+    <w:p>
+      <w:pPr>
+        <w:spacing w:after="120"/>
       </w:pPr>
       <w:r>
         <w:t>schema as a starting point, if a separate project is ever started.</w:t>
@@ -9201,13 +9732,17 @@
       <w:pPr>
         <w:spacing w:before="80" w:after="80"/>
         <w:pBdr>
-          <w:bottom w:val="single" w:sz="6" w:space="1" w:color="AAAAAA"/>
+          <w:bottom w:val="single" w:sz="6" w:space="4" w:color="CCCCCC"/>
         </w:pBdr>
       </w:pPr>
     </w:p>
     <w:p>
       <w:pPr>
         <w:pStyle w:val="Heading2"/>
+        <w:jc w:val="left"/>
+        <w:pBdr>
+          <w:bottom w:val="single" w:sz="4" w:space="4" w:color="CCCCCC"/>
+        </w:pBdr>
       </w:pPr>
       <w:r>
         <w:t>19. Version 1.0.0 — Implementation Notes &amp; Deviations</w:t>
@@ -9215,7 +9750,7 @@
     </w:p>
     <w:p>
       <w:pPr>
-        <w:spacing w:after="80"/>
+        <w:spacing w:after="120"/>
       </w:pPr>
       <w:r>
         <w:t>This section records how the shipped v1.0.0 implementation differs from or extends the original spec above. The spec remains the canonical design reference; this section supplements it with ground-truth implementation details.</w:t>
@@ -9223,9 +9758,18 @@
     </w:p>
     <w:p>
       <w:pPr>
-        <w:pStyle w:val="Heading3"/>
-      </w:pPr>
-      <w:r>
+        <w:pStyle w:val="Heading2"/>
+        <w:spacing w:before="200" w:after="280"/>
+        <w:jc w:val="center"/>
+        <w:shd w:val="clear" w:color="auto" w:fill="1F497D"/>
+      </w:pPr>
+      <w:r>
+        <w:rPr>
+          <w:rFonts w:ascii="Calibri" w:hAnsi="Calibri"/>
+          <w:b/>
+          <w:color w:val="FFFFFF"/>
+          <w:sz w:val="32"/>
+        </w:rPr>
         <w:t>19.1 Phase Completion Summary</w:t>
       </w:r>
     </w:p>
@@ -9245,11 +9789,14 @@
         <w:tc>
           <w:tcPr>
             <w:tcW w:type="dxa" w:w="2160"/>
+            <w:shd w:val="clear" w:color="auto" w:fill="1F497D"/>
           </w:tcPr>
           <w:p>
             <w:r>
               <w:rPr>
                 <w:b/>
+                <w:color w:val="FFFFFF"/>
+                <w:sz w:val="22"/>
               </w:rPr>
               <w:t>Phase</w:t>
             </w:r>
@@ -9258,11 +9805,14 @@
         <w:tc>
           <w:tcPr>
             <w:tcW w:type="dxa" w:w="2160"/>
+            <w:shd w:val="clear" w:color="auto" w:fill="1F497D"/>
           </w:tcPr>
           <w:p>
             <w:r>
               <w:rPr>
                 <w:b/>
+                <w:color w:val="FFFFFF"/>
+                <w:sz w:val="22"/>
               </w:rPr>
               <w:t>Status</w:t>
             </w:r>
@@ -9271,11 +9821,14 @@
         <w:tc>
           <w:tcPr>
             <w:tcW w:type="dxa" w:w="2160"/>
+            <w:shd w:val="clear" w:color="auto" w:fill="1F497D"/>
           </w:tcPr>
           <w:p>
             <w:r>
               <w:rPr>
                 <w:b/>
+                <w:color w:val="FFFFFF"/>
+                <w:sz w:val="22"/>
               </w:rPr>
               <w:t>Test count</w:t>
             </w:r>
@@ -9284,11 +9837,14 @@
         <w:tc>
           <w:tcPr>
             <w:tcW w:type="dxa" w:w="2160"/>
+            <w:shd w:val="clear" w:color="auto" w:fill="1F497D"/>
           </w:tcPr>
           <w:p>
             <w:r>
               <w:rPr>
                 <w:b/>
+                <w:color w:val="FFFFFF"/>
+                <w:sz w:val="22"/>
               </w:rPr>
               <w:t>Real-device validated</w:t>
             </w:r>
@@ -9548,18 +10104,27 @@
         </w:tc>
       </w:tr>
     </w:tbl>
-    <w:p/>
-    <w:p>
-      <w:pPr>
-        <w:pStyle w:val="Heading3"/>
-      </w:pPr>
-      <w:r>
+    <w:p>
+      <w:pPr>
+        <w:spacing w:after="80"/>
+      </w:pPr>
+    </w:p>
+    <w:p>
+      <w:pPr>
+        <w:spacing w:before="200" w:after="80"/>
+      </w:pPr>
+      <w:r>
+        <w:rPr>
+          <w:rFonts w:ascii="Calibri" w:hAnsi="Calibri"/>
+          <w:b/>
+          <w:sz w:val="26"/>
+        </w:rPr>
         <w:t>19.2 ADB Binary</w:t>
       </w:r>
     </w:p>
     <w:p>
       <w:pPr>
-        <w:spacing w:after="80"/>
+        <w:spacing w:after="120"/>
       </w:pPr>
       <w:r>
         <w:t xml:space="preserve">The bundled Linux ADB was initially from the Debian </w:t>
@@ -9567,7 +10132,7 @@
       <w:r>
         <w:rPr>
           <w:rFonts w:ascii="Courier New" w:hAnsi="Courier New"/>
-          <w:sz w:val="18"/>
+          <w:sz w:val="19"/>
         </w:rPr>
         <w:t>android-sdk-platform-tools</w:t>
       </w:r>
@@ -9590,11 +10155,14 @@
         <w:tc>
           <w:tcPr>
             <w:tcW w:type="dxa" w:w="2880"/>
+            <w:shd w:val="clear" w:color="auto" w:fill="1F497D"/>
           </w:tcPr>
           <w:p>
             <w:r>
               <w:rPr>
                 <w:b/>
+                <w:color w:val="FFFFFF"/>
+                <w:sz w:val="22"/>
               </w:rPr>
               <w:t>Platform</w:t>
             </w:r>
@@ -9603,11 +10171,14 @@
         <w:tc>
           <w:tcPr>
             <w:tcW w:type="dxa" w:w="2880"/>
+            <w:shd w:val="clear" w:color="auto" w:fill="1F497D"/>
           </w:tcPr>
           <w:p>
             <w:r>
               <w:rPr>
                 <w:b/>
+                <w:color w:val="FFFFFF"/>
+                <w:sz w:val="22"/>
               </w:rPr>
               <w:t>Path</w:t>
             </w:r>
@@ -9616,11 +10187,14 @@
         <w:tc>
           <w:tcPr>
             <w:tcW w:type="dxa" w:w="2880"/>
+            <w:shd w:val="clear" w:color="auto" w:fill="1F497D"/>
           </w:tcPr>
           <w:p>
             <w:r>
               <w:rPr>
                 <w:b/>
+                <w:color w:val="FFFFFF"/>
+                <w:sz w:val="22"/>
               </w:rPr>
               <w:t>Version</w:t>
             </w:r>
@@ -9644,7 +10218,11 @@
           </w:tcPr>
           <w:p>
             <w:r>
-              <w:t>`droidbridge/resources/platform-tools-linux/adb`</w:t>
+              <w:rPr>
+                <w:rFonts w:ascii="Courier New" w:hAnsi="Courier New"/>
+                <w:sz w:val="19"/>
+              </w:rPr>
+              <w:t>droidbridge/resources/platform-tools-linux/adb</w:t>
             </w:r>
           </w:p>
         </w:tc>
@@ -9676,7 +10254,11 @@
           </w:tcPr>
           <w:p>
             <w:r>
-              <w:t>`droidbridge/resources/platform-tools-windows/adb.exe`</w:t>
+              <w:rPr>
+                <w:rFonts w:ascii="Courier New" w:hAnsi="Courier New"/>
+                <w:sz w:val="19"/>
+              </w:rPr>
+              <w:t>droidbridge/resources/platform-tools-windows/adb.exe</w:t>
             </w:r>
           </w:p>
         </w:tc>
@@ -9708,7 +10290,11 @@
           </w:tcPr>
           <w:p>
             <w:r>
-              <w:t>`droidbridge/resources/platform-tools-darwin/adb`</w:t>
+              <w:rPr>
+                <w:rFonts w:ascii="Courier New" w:hAnsi="Courier New"/>
+                <w:sz w:val="19"/>
+              </w:rPr>
+              <w:t>droidbridge/resources/platform-tools-darwin/adb</w:t>
             </w:r>
           </w:p>
         </w:tc>
@@ -9724,18 +10310,27 @@
         </w:tc>
       </w:tr>
     </w:tbl>
-    <w:p/>
-    <w:p>
-      <w:pPr>
-        <w:pStyle w:val="Heading3"/>
-      </w:pPr>
-      <w:r>
+    <w:p>
+      <w:pPr>
+        <w:spacing w:after="80"/>
+      </w:pPr>
+    </w:p>
+    <w:p>
+      <w:pPr>
+        <w:spacing w:before="200" w:after="80"/>
+      </w:pPr>
+      <w:r>
+        <w:rPr>
+          <w:rFonts w:ascii="Calibri" w:hAnsi="Calibri"/>
+          <w:b/>
+          <w:sz w:val="26"/>
+        </w:rPr>
         <w:t>19.3 GUI Sub-Phases (Phase 6 breakdown)</w:t>
       </w:r>
     </w:p>
     <w:p>
       <w:pPr>
-        <w:spacing w:after="80"/>
+        <w:spacing w:after="120"/>
       </w:pPr>
       <w:r>
         <w:t>The GUI was built in 6 sub-phases beyond what §16 described:</w:t>
@@ -9755,11 +10350,14 @@
         <w:tc>
           <w:tcPr>
             <w:tcW w:type="dxa" w:w="4320"/>
+            <w:shd w:val="clear" w:color="auto" w:fill="1F497D"/>
           </w:tcPr>
           <w:p>
             <w:r>
               <w:rPr>
                 <w:b/>
+                <w:color w:val="FFFFFF"/>
+                <w:sz w:val="22"/>
               </w:rPr>
               <w:t>Sub-phase</w:t>
             </w:r>
@@ -9768,11 +10366,14 @@
         <w:tc>
           <w:tcPr>
             <w:tcW w:type="dxa" w:w="4320"/>
+            <w:shd w:val="clear" w:color="auto" w:fill="1F497D"/>
           </w:tcPr>
           <w:p>
             <w:r>
               <w:rPr>
                 <w:b/>
+                <w:color w:val="FFFFFF"/>
+                <w:sz w:val="22"/>
               </w:rPr>
               <w:t>Deliverable</w:t>
             </w:r>
@@ -9912,21 +10513,29 @@
         </w:tc>
       </w:tr>
     </w:tbl>
-    <w:p/>
-    <w:p>
-      <w:pPr>
-        <w:pStyle w:val="Heading3"/>
-      </w:pPr>
-      <w:r>
+    <w:p>
+      <w:pPr>
+        <w:spacing w:after="80"/>
+      </w:pPr>
+    </w:p>
+    <w:p>
+      <w:pPr>
+        <w:spacing w:before="200" w:after="80"/>
+      </w:pPr>
+      <w:r>
+        <w:rPr>
+          <w:rFonts w:ascii="Calibri" w:hAnsi="Calibri"/>
+          <w:b/>
+          <w:sz w:val="26"/>
+        </w:rPr>
         <w:t>19.4 Features Added Beyond Spec</w:t>
       </w:r>
     </w:p>
     <w:p>
       <w:pPr>
         <w:pStyle w:val="ListBullet"/>
-        <w:spacing w:after="80"/>
-      </w:pPr>
-      <w:r/>
+        <w:spacing w:after="40"/>
+      </w:pPr>
       <w:r>
         <w:rPr>
           <w:b/>
@@ -9940,9 +10549,8 @@
     <w:p>
       <w:pPr>
         <w:pStyle w:val="ListBullet"/>
-        <w:spacing w:after="80"/>
-      </w:pPr>
-      <w:r/>
+        <w:spacing w:after="40"/>
+      </w:pPr>
       <w:r>
         <w:rPr>
           <w:b/>
@@ -9955,7 +10563,7 @@
       <w:r>
         <w:rPr>
           <w:rFonts w:ascii="Courier New" w:hAnsi="Courier New"/>
-          <w:sz w:val="18"/>
+          <w:sz w:val="19"/>
         </w:rPr>
         <w:t>aapt2 dump badging</w:t>
       </w:r>
@@ -9965,7 +10573,7 @@
       <w:r>
         <w:rPr>
           <w:rFonts w:ascii="Courier New" w:hAnsi="Courier New"/>
-          <w:sz w:val="18"/>
+          <w:sz w:val="19"/>
         </w:rPr>
         <w:t>~/.local/share/droidbridge/label_cache/&lt;serial&gt;.json</w:t>
       </w:r>
@@ -9976,9 +10584,8 @@
     <w:p>
       <w:pPr>
         <w:pStyle w:val="ListBullet"/>
-        <w:spacing w:after="80"/>
-      </w:pPr>
-      <w:r/>
+        <w:spacing w:after="40"/>
+      </w:pPr>
       <w:r>
         <w:rPr>
           <w:b/>
@@ -9991,7 +10598,7 @@
       <w:r>
         <w:rPr>
           <w:rFonts w:ascii="Courier New" w:hAnsi="Courier New"/>
-          <w:sz w:val="18"/>
+          <w:sz w:val="19"/>
         </w:rPr>
         <w:t>ffmpeg</w:t>
       </w:r>
@@ -10001,7 +10608,7 @@
       <w:r>
         <w:rPr>
           <w:rFonts w:ascii="Courier New" w:hAnsi="Courier New"/>
-          <w:sz w:val="18"/>
+          <w:sz w:val="19"/>
         </w:rPr>
         <w:t>.mp4</w:t>
       </w:r>
@@ -10011,7 +10618,7 @@
       <w:r>
         <w:rPr>
           <w:rFonts w:ascii="Courier New" w:hAnsi="Courier New"/>
-          <w:sz w:val="18"/>
+          <w:sz w:val="19"/>
         </w:rPr>
         <w:t>.3gp</w:t>
       </w:r>
@@ -10022,9 +10629,8 @@
     <w:p>
       <w:pPr>
         <w:pStyle w:val="ListBullet"/>
-        <w:spacing w:after="80"/>
-      </w:pPr>
-      <w:r/>
+        <w:spacing w:after="40"/>
+      </w:pPr>
       <w:r>
         <w:rPr>
           <w:b/>
@@ -10037,7 +10643,7 @@
       <w:r>
         <w:rPr>
           <w:rFonts w:ascii="Courier New" w:hAnsi="Courier New"/>
-          <w:sz w:val="18"/>
+          <w:sz w:val="19"/>
         </w:rPr>
         <w:t>adb shell content query</w:t>
       </w:r>
@@ -10048,9 +10654,8 @@
     <w:p>
       <w:pPr>
         <w:pStyle w:val="ListBullet"/>
-        <w:spacing w:after="80"/>
-      </w:pPr>
-      <w:r/>
+        <w:spacing w:after="40"/>
+      </w:pPr>
       <w:r>
         <w:rPr>
           <w:b/>
@@ -10064,9 +10669,8 @@
     <w:p>
       <w:pPr>
         <w:pStyle w:val="ListBullet"/>
-        <w:spacing w:after="80"/>
-      </w:pPr>
-      <w:r/>
+        <w:spacing w:after="40"/>
+      </w:pPr>
       <w:r>
         <w:rPr>
           <w:b/>
@@ -10079,7 +10683,7 @@
       <w:r>
         <w:rPr>
           <w:rFonts w:ascii="Courier New" w:hAnsi="Courier New"/>
-          <w:sz w:val="18"/>
+          <w:sz w:val="19"/>
         </w:rPr>
         <w:t>adb shell mkdir -p</w:t>
       </w:r>
@@ -10090,9 +10694,8 @@
     <w:p>
       <w:pPr>
         <w:pStyle w:val="ListBullet"/>
-        <w:spacing w:after="80"/>
-      </w:pPr>
-      <w:r/>
+        <w:spacing w:after="40"/>
+      </w:pPr>
       <w:r>
         <w:rPr>
           <w:b/>
@@ -10105,7 +10708,7 @@
       <w:r>
         <w:rPr>
           <w:rFonts w:ascii="Courier New" w:hAnsi="Courier New"/>
-          <w:sz w:val="18"/>
+          <w:sz w:val="19"/>
         </w:rPr>
         <w:t>session_logs/</w:t>
       </w:r>
@@ -10116,9 +10719,8 @@
     <w:p>
       <w:pPr>
         <w:pStyle w:val="ListBullet"/>
-        <w:spacing w:after="80"/>
-      </w:pPr>
-      <w:r/>
+        <w:spacing w:after="40"/>
+      </w:pPr>
       <w:r>
         <w:rPr>
           <w:b/>
@@ -10131,7 +10733,7 @@
       <w:r>
         <w:rPr>
           <w:rFonts w:ascii="Courier New" w:hAnsi="Courier New"/>
-          <w:sz w:val="18"/>
+          <w:sz w:val="19"/>
         </w:rPr>
         <w:t>pm list packages</w:t>
       </w:r>
@@ -10141,7 +10743,7 @@
       <w:r>
         <w:rPr>
           <w:rFonts w:ascii="Courier New" w:hAnsi="Courier New"/>
-          <w:sz w:val="18"/>
+          <w:sz w:val="19"/>
         </w:rPr>
         <w:t>dumpsys diskstats</w:t>
       </w:r>
@@ -10151,15 +10753,20 @@
     </w:p>
     <w:p>
       <w:pPr>
-        <w:pStyle w:val="Heading3"/>
-      </w:pPr>
-      <w:r>
+        <w:spacing w:before="200" w:after="80"/>
+      </w:pPr>
+      <w:r>
+        <w:rPr>
+          <w:rFonts w:ascii="Calibri" w:hAnsi="Calibri"/>
+          <w:b/>
+          <w:sz w:val="26"/>
+        </w:rPr>
         <w:t>19.5 Features Deferred from Spec</w:t>
       </w:r>
     </w:p>
     <w:p>
       <w:pPr>
-        <w:spacing w:after="80"/>
+        <w:spacing w:after="120"/>
       </w:pPr>
       <w:r>
         <w:t xml:space="preserve">Several spec items were explicitly deferred after feasibility analysis. See </w:t>
@@ -10167,7 +10774,7 @@
       <w:r>
         <w:rPr>
           <w:rFonts w:ascii="Courier New" w:hAnsi="Courier New"/>
-          <w:sz w:val="18"/>
+          <w:sz w:val="19"/>
         </w:rPr>
         <w:t>docs/DEFERRED_AND_FUTURE_WORK.md</w:t>
       </w:r>
@@ -10178,9 +10785,8 @@
     <w:p>
       <w:pPr>
         <w:pStyle w:val="ListBullet"/>
-        <w:spacing w:after="80"/>
-      </w:pPr>
-      <w:r/>
+        <w:spacing w:after="40"/>
+      </w:pPr>
       <w:r>
         <w:rPr>
           <w:b/>
@@ -10194,9 +10800,8 @@
     <w:p>
       <w:pPr>
         <w:pStyle w:val="ListBullet"/>
-        <w:spacing w:after="80"/>
-      </w:pPr>
-      <w:r/>
+        <w:spacing w:after="40"/>
+      </w:pPr>
       <w:r>
         <w:rPr>
           <w:b/>
@@ -10210,9 +10815,8 @@
     <w:p>
       <w:pPr>
         <w:pStyle w:val="ListBullet"/>
-        <w:spacing w:after="80"/>
-      </w:pPr>
-      <w:r/>
+        <w:spacing w:after="40"/>
+      </w:pPr>
       <w:r>
         <w:rPr>
           <w:b/>
@@ -10226,9 +10830,8 @@
     <w:p>
       <w:pPr>
         <w:pStyle w:val="ListBullet"/>
-        <w:spacing w:after="80"/>
-      </w:pPr>
-      <w:r/>
+        <w:spacing w:after="40"/>
+      </w:pPr>
       <w:r>
         <w:rPr>
           <w:b/>
@@ -10242,9 +10845,8 @@
     <w:p>
       <w:pPr>
         <w:pStyle w:val="ListBullet"/>
-        <w:spacing w:after="80"/>
-      </w:pPr>
-      <w:r/>
+        <w:spacing w:after="40"/>
+      </w:pPr>
       <w:r>
         <w:rPr>
           <w:b/>
@@ -10257,16 +10859,21 @@
     </w:p>
     <w:p>
       <w:pPr>
-        <w:pStyle w:val="Heading3"/>
-      </w:pPr>
-      <w:r>
+        <w:spacing w:before="200" w:after="80"/>
+      </w:pPr>
+      <w:r>
+        <w:rPr>
+          <w:rFonts w:ascii="Calibri" w:hAnsi="Calibri"/>
+          <w:b/>
+          <w:sz w:val="26"/>
+        </w:rPr>
         <w:t>19.6 Known Limitations (non-bugs)</w:t>
       </w:r>
     </w:p>
     <w:p>
       <w:pPr>
         <w:pStyle w:val="ListBullet"/>
-        <w:spacing w:after="80"/>
+        <w:spacing w:after="40"/>
       </w:pPr>
       <w:r>
         <w:t>App cache clear (</w:t>
@@ -10274,7 +10881,7 @@
       <w:r>
         <w:rPr>
           <w:rFonts w:ascii="Courier New" w:hAnsi="Courier New"/>
-          <w:sz w:val="18"/>
+          <w:sz w:val="19"/>
         </w:rPr>
         <w:t>apps clear-cache</w:t>
       </w:r>
@@ -10284,7 +10891,7 @@
       <w:r>
         <w:rPr>
           <w:rFonts w:ascii="Courier New" w:hAnsi="Courier New"/>
-          <w:sz w:val="18"/>
+          <w:sz w:val="19"/>
         </w:rPr>
         <w:t>pm clear</w:t>
       </w:r>
@@ -10295,7 +10902,7 @@
     <w:p>
       <w:pPr>
         <w:pStyle w:val="ListBullet"/>
-        <w:spacing w:after="80"/>
+        <w:spacing w:after="40"/>
       </w:pPr>
       <w:r>
         <w:t xml:space="preserve">WhatsApp database restore is intentionally not implemented: </w:t>
@@ -10303,7 +10910,7 @@
       <w:r>
         <w:rPr>
           <w:rFonts w:ascii="Courier New" w:hAnsi="Courier New"/>
-          <w:sz w:val="18"/>
+          <w:sz w:val="19"/>
         </w:rPr>
         <w:t>msgstore.db.crypt14</w:t>
       </w:r>
@@ -10313,7 +10920,7 @@
       <w:r>
         <w:rPr>
           <w:rFonts w:ascii="Courier New" w:hAnsi="Courier New"/>
-          <w:sz w:val="18"/>
+          <w:sz w:val="19"/>
         </w:rPr>
         <w:t>/data/data/com.whatsapp/files/key</w:t>
       </w:r>
@@ -10324,7 +10931,7 @@
     <w:p>
       <w:pPr>
         <w:pStyle w:val="ListBullet"/>
-        <w:spacing w:after="80"/>
+        <w:spacing w:after="40"/>
       </w:pPr>
       <w:r>
         <w:t xml:space="preserve">Large files (&gt;2 GB) in a single ADB </w:t>
@@ -10332,7 +10939,7 @@
       <w:r>
         <w:rPr>
           <w:rFonts w:ascii="Courier New" w:hAnsi="Courier New"/>
-          <w:sz w:val="18"/>
+          <w:sz w:val="19"/>
         </w:rPr>
         <w:t>pull</w:t>
       </w:r>
@@ -10342,7 +10949,7 @@
       <w:r>
         <w:rPr>
           <w:rFonts w:ascii="Courier New" w:hAnsi="Courier New"/>
-          <w:sz w:val="18"/>
+          <w:sz w:val="19"/>
         </w:rPr>
         <w:t>AdbClient.DEFAULT_TIMEOUT</w:t>
       </w:r>
@@ -10352,7 +10959,7 @@
       <w:r>
         <w:rPr>
           <w:rFonts w:ascii="Courier New" w:hAnsi="Courier New"/>
-          <w:sz w:val="18"/>
+          <w:sz w:val="19"/>
         </w:rPr>
         <w:t>--timeout</w:t>
       </w:r>
@@ -10364,13 +10971,17 @@
       <w:pPr>
         <w:spacing w:before="80" w:after="80"/>
         <w:pBdr>
-          <w:bottom w:val="single" w:sz="6" w:space="1" w:color="AAAAAA"/>
+          <w:bottom w:val="single" w:sz="6" w:space="4" w:color="CCCCCC"/>
         </w:pBdr>
       </w:pPr>
     </w:p>
     <w:p>
       <w:pPr>
         <w:pStyle w:val="Heading2"/>
+        <w:jc w:val="left"/>
+        <w:pBdr>
+          <w:bottom w:val="single" w:sz="4" w:space="4" w:color="CCCCCC"/>
+        </w:pBdr>
       </w:pPr>
       <w:r>
         <w:t>20. Deferred, Blocked &amp; Future Work</w:t>
@@ -10378,7 +10989,7 @@
     </w:p>
     <w:p>
       <w:pPr>
-        <w:spacing w:after="80"/>
+        <w:spacing w:after="120"/>
       </w:pPr>
       <w:r>
         <w:t>All items that were evaluated and not shipped in v1.0.0 are documented in full detail in:</w:t>
@@ -10386,30 +10997,22 @@
     </w:p>
     <w:p>
       <w:pPr>
-        <w:spacing w:after="80" w:before="40"/>
-        <w:ind w:left="504"/>
-      </w:pPr>
-      <w:r>
-        <w:rPr>
-          <w:i/>
-        </w:rPr>
-      </w:r>
+        <w:spacing w:before="120" w:after="160"/>
+        <w:ind w:left="144" w:right="144"/>
+        <w:shd w:val="clear" w:color="auto" w:fill="DEEAF1"/>
+      </w:pPr>
       <w:r>
         <w:rPr>
           <w:b/>
-          <w:i/>
+          <w:color w:val="1F497D"/>
+          <w:sz w:val="22"/>
         </w:rPr>
         <w:t>`docs/DEFERRED_AND_FUTURE_WORK.md`</w:t>
       </w:r>
-      <w:r>
-        <w:rPr>
-          <w:i/>
-        </w:rPr>
-      </w:r>
-    </w:p>
-    <w:p>
-      <w:pPr>
-        <w:spacing w:after="80"/>
+    </w:p>
+    <w:p>
+      <w:pPr>
+        <w:spacing w:after="120"/>
       </w:pPr>
       <w:r>
         <w:t>That document is organized into:</w:t>
@@ -10418,9 +11021,8 @@
     <w:p>
       <w:pPr>
         <w:pStyle w:val="ListNumber"/>
-        <w:spacing w:after="80"/>
-      </w:pPr>
-      <w:r/>
+        <w:spacing w:after="40"/>
+      </w:pPr>
       <w:r>
         <w:rPr>
           <w:b/>
@@ -10434,9 +11036,8 @@
     <w:p>
       <w:pPr>
         <w:pStyle w:val="ListNumber"/>
-        <w:spacing w:after="80"/>
-      </w:pPr>
-      <w:r/>
+        <w:spacing w:after="40"/>
+      </w:pPr>
       <w:r>
         <w:rPr>
           <w:b/>
@@ -10450,9 +11051,8 @@
     <w:p>
       <w:pPr>
         <w:pStyle w:val="ListNumber"/>
-        <w:spacing w:after="80"/>
-      </w:pPr>
-      <w:r/>
+        <w:spacing w:after="40"/>
+      </w:pPr>
       <w:r>
         <w:rPr>
           <w:b/>
@@ -10466,9 +11066,8 @@
     <w:p>
       <w:pPr>
         <w:pStyle w:val="ListNumber"/>
-        <w:spacing w:after="80"/>
-      </w:pPr>
-      <w:r/>
+        <w:spacing w:after="40"/>
+      </w:pPr>
       <w:r>
         <w:rPr>
           <w:b/>
@@ -10482,9 +11081,8 @@
     <w:p>
       <w:pPr>
         <w:pStyle w:val="ListNumber"/>
-        <w:spacing w:after="80"/>
-      </w:pPr>
-      <w:r/>
+        <w:spacing w:after="40"/>
+      </w:pPr>
       <w:r>
         <w:rPr>
           <w:b/>
@@ -10498,9 +11096,8 @@
     <w:p>
       <w:pPr>
         <w:pStyle w:val="ListNumber"/>
-        <w:spacing w:after="80"/>
-      </w:pPr>
-      <w:r/>
+        <w:spacing w:after="40"/>
+      </w:pPr>
       <w:r>
         <w:rPr>
           <w:b/>
@@ -10521,7 +11118,7 @@
     </w:p>
     <w:p>
       <w:pPr>
-        <w:spacing w:after="80"/>
+        <w:spacing w:after="120"/>
       </w:pPr>
       <w:r>
         <w:t>The highest-value items to pursue after the current release:</w:t>
@@ -10530,9 +11127,8 @@
     <w:p>
       <w:pPr>
         <w:pStyle w:val="ListNumber"/>
-        <w:spacing w:after="80"/>
-      </w:pPr>
-      <w:r/>
+        <w:spacing w:after="40"/>
+      </w:pPr>
       <w:r>
         <w:rPr>
           <w:b/>
@@ -10546,9 +11142,8 @@
     <w:p>
       <w:pPr>
         <w:pStyle w:val="ListNumber"/>
-        <w:spacing w:after="80"/>
-      </w:pPr>
-      <w:r/>
+        <w:spacing w:after="40"/>
+      </w:pPr>
       <w:r>
         <w:rPr>
           <w:b/>
@@ -10562,9 +11157,8 @@
     <w:p>
       <w:pPr>
         <w:pStyle w:val="ListNumber"/>
-        <w:spacing w:after="80"/>
-      </w:pPr>
-      <w:r/>
+        <w:spacing w:after="40"/>
+      </w:pPr>
       <w:r>
         <w:rPr>
           <w:b/>
@@ -10577,7 +11171,7 @@
       <w:r>
         <w:rPr>
           <w:rFonts w:ascii="Courier New" w:hAnsi="Courier New"/>
-          <w:sz w:val="18"/>
+          <w:sz w:val="19"/>
         </w:rPr>
         <w:t>reports/</w:t>
       </w:r>
@@ -10588,9 +11182,8 @@
     <w:p>
       <w:pPr>
         <w:pStyle w:val="ListNumber"/>
-        <w:spacing w:after="80"/>
-      </w:pPr>
-      <w:r/>
+        <w:spacing w:after="40"/>
+      </w:pPr>
       <w:r>
         <w:rPr>
           <w:b/>
@@ -10604,9 +11197,8 @@
     <w:p>
       <w:pPr>
         <w:pStyle w:val="ListNumber"/>
-        <w:spacing w:after="80"/>
-      </w:pPr>
-      <w:r/>
+        <w:spacing w:after="40"/>
+      </w:pPr>
       <w:r>
         <w:rPr>
           <w:b/>
@@ -10621,11 +11213,12 @@
       <w:pPr>
         <w:spacing w:before="80" w:after="80"/>
         <w:pBdr>
-          <w:bottom w:val="single" w:sz="6" w:space="1" w:color="AAAAAA"/>
+          <w:bottom w:val="single" w:sz="6" w:space="4" w:color="CCCCCC"/>
         </w:pBdr>
       </w:pPr>
     </w:p>
     <w:sectPr>
+      <w:footerReference w:type="default" r:id="rId9"/>
       <w:pgSz w:w="12240" w:h="15840"/>
       <w:pgMar w:top="1440" w:right="1800" w:bottom="1440" w:left="1800" w:header="720" w:footer="720" w:gutter="0"/>
       <w:cols w:space="720"/>
@@ -10633,6 +11226,73 @@
     </w:sectPr>
   </w:body>
 </w:document>
+</file>
+
+<file path=word/footer1.xml><?xml version="1.0" encoding="utf-8"?>
+<w:ftr xmlns:m="http://schemas.openxmlformats.org/officeDocument/2006/math" xmlns:mc="http://schemas.openxmlformats.org/markup-compatibility/2006" xmlns:mo="http://schemas.microsoft.com/office/mac/office/2008/main" xmlns:mv="urn:schemas-microsoft-com:mac:vml" xmlns:o="urn:schemas-microsoft-com:office:office" xmlns:r="http://schemas.openxmlformats.org/officeDocument/2006/relationships" xmlns:v="urn:schemas-microsoft-com:vml" xmlns:w10="urn:schemas-microsoft-com:office:word" xmlns:w14="http://schemas.microsoft.com/office/word/2010/wordml" xmlns:w="http://schemas.openxmlformats.org/wordprocessingml/2006/main" xmlns:wne="http://schemas.microsoft.com/office/word/2006/wordml" xmlns:wp14="http://schemas.microsoft.com/office/word/2010/wordprocessingDrawing" xmlns:wp="http://schemas.openxmlformats.org/drawingml/2006/wordprocessingDrawing" xmlns:wpc="http://schemas.microsoft.com/office/word/2010/wordprocessingCanvas" xmlns:wpg="http://schemas.microsoft.com/office/word/2010/wordprocessingGroup" xmlns:wpi="http://schemas.microsoft.com/office/word/2010/wordprocessingInk" xmlns:wps="http://schemas.microsoft.com/office/word/2010/wordprocessingShape" mc:Ignorable="w14 wp14">
+  <w:p>
+    <w:pPr>
+      <w:pStyle w:val="Footer"/>
+      <w:jc w:val="center"/>
+    </w:pPr>
+    <w:r>
+      <w:rPr>
+        <w:color w:val="595959"/>
+        <w:sz w:val="18"/>
+      </w:rPr>
+      <w:t xml:space="preserve">DroidBridge Project Document  |  Page </w:t>
+    </w:r>
+    <w:r>
+      <w:rPr>
+        <w:color w:val="595959"/>
+        <w:sz w:val="18"/>
+      </w:rPr>
+      <w:fldChar w:fldCharType="begin"/>
+    </w:r>
+    <w:r>
+      <w:rPr>
+        <w:color w:val="595959"/>
+        <w:sz w:val="18"/>
+      </w:rPr>
+      <w:instrText xml:space="preserve"> PAGE </w:instrText>
+    </w:r>
+    <w:r>
+      <w:rPr>
+        <w:color w:val="595959"/>
+        <w:sz w:val="18"/>
+      </w:rPr>
+      <w:fldChar w:fldCharType="end"/>
+    </w:r>
+    <w:r>
+      <w:rPr>
+        <w:color w:val="595959"/>
+        <w:sz w:val="18"/>
+      </w:rPr>
+      <w:t xml:space="preserve">  of  </w:t>
+    </w:r>
+    <w:r>
+      <w:rPr>
+        <w:color w:val="595959"/>
+        <w:sz w:val="18"/>
+      </w:rPr>
+      <w:fldChar w:fldCharType="begin"/>
+    </w:r>
+    <w:r>
+      <w:rPr>
+        <w:color w:val="595959"/>
+        <w:sz w:val="18"/>
+      </w:rPr>
+      <w:instrText xml:space="preserve"> NUMPAGES </w:instrText>
+    </w:r>
+    <w:r>
+      <w:rPr>
+        <w:color w:val="595959"/>
+        <w:sz w:val="18"/>
+      </w:rPr>
+      <w:fldChar w:fldCharType="end"/>
+    </w:r>
+  </w:p>
+</w:ftr>
 </file>
 
 <file path=word/numbering.xml><?xml version="1.0" encoding="utf-8"?>
@@ -11058,15 +11718,15 @@
     <w:pPr>
       <w:keepNext/>
       <w:keepLines/>
-      <w:spacing w:before="240" w:after="80"/>
+      <w:spacing w:before="480" w:after="0"/>
       <w:outlineLvl w:val="0"/>
     </w:pPr>
     <w:rPr>
-      <w:rFonts w:asciiTheme="majorHAnsi" w:eastAsiaTheme="majorEastAsia" w:hAnsiTheme="majorHAnsi" w:cstheme="majorBidi" w:ascii="Calibri" w:hAnsi="Calibri"/>
+      <w:rFonts w:asciiTheme="majorHAnsi" w:eastAsiaTheme="majorEastAsia" w:hAnsiTheme="majorHAnsi" w:cstheme="majorBidi"/>
       <w:b/>
       <w:bCs/>
-      <w:color w:val="1F497D"/>
-      <w:sz w:val="40"/>
+      <w:color w:val="365F91" w:themeColor="accent1" w:themeShade="BF"/>
+      <w:sz w:val="28"/>
       <w:szCs w:val="28"/>
     </w:rPr>
   </w:style>
@@ -11082,15 +11742,15 @@
     <w:pPr>
       <w:keepNext/>
       <w:keepLines/>
-      <w:spacing w:before="240" w:after="80"/>
+      <w:spacing w:before="280" w:after="120"/>
       <w:outlineLvl w:val="1"/>
     </w:pPr>
     <w:rPr>
       <w:rFonts w:asciiTheme="majorHAnsi" w:eastAsiaTheme="majorEastAsia" w:hAnsiTheme="majorHAnsi" w:cstheme="majorBidi" w:ascii="Calibri" w:hAnsi="Calibri"/>
       <w:b/>
       <w:bCs/>
-      <w:color w:val="1F497D"/>
-      <w:sz w:val="32"/>
+      <w:color w:val="2E75B6"/>
+      <w:sz w:val="40"/>
       <w:szCs w:val="26"/>
     </w:rPr>
   </w:style>
@@ -11106,15 +11766,15 @@
     <w:pPr>
       <w:keepNext/>
       <w:keepLines/>
-      <w:spacing w:before="240" w:after="80"/>
+      <w:spacing w:before="200" w:after="80"/>
       <w:outlineLvl w:val="2"/>
     </w:pPr>
     <w:rPr>
       <w:rFonts w:asciiTheme="majorHAnsi" w:eastAsiaTheme="majorEastAsia" w:hAnsiTheme="majorHAnsi" w:cstheme="majorBidi" w:ascii="Calibri" w:hAnsi="Calibri"/>
       <w:b/>
       <w:bCs/>
-      <w:color w:val="1F497D"/>
-      <w:sz w:val="26"/>
+      <w:color w:val="2E75B6"/>
+      <w:sz w:val="28"/>
     </w:rPr>
   </w:style>
   <w:style w:type="paragraph" w:styleId="Heading4">
@@ -11130,7 +11790,7 @@
     <w:pPr>
       <w:keepNext/>
       <w:keepLines/>
-      <w:spacing w:before="240" w:after="80"/>
+      <w:spacing w:before="200" w:after="80"/>
       <w:outlineLvl w:val="3"/>
     </w:pPr>
     <w:rPr>
@@ -11139,8 +11799,8 @@
       <w:bCs/>
       <w:i/>
       <w:iCs/>
-      <w:color w:val="1F497D"/>
-      <w:sz w:val="22"/>
+      <w:color w:val="000000"/>
+      <w:sz w:val="24"/>
     </w:rPr>
   </w:style>
   <w:style w:type="paragraph" w:styleId="Heading5">

--- a/docs/DroidBridge_Project_Document.docx
+++ b/docs/DroidBridge_Project_Document.docx
@@ -11216,6 +11216,549 @@
           <w:bottom w:val="single" w:sz="6" w:space="4" w:color="CCCCCC"/>
         </w:pBdr>
       </w:pPr>
+    </w:p>
+    <w:p>
+      <w:pPr>
+        <w:spacing w:before="80" w:after="80"/>
+        <w:pBdr>
+          <w:bottom w:val="single" w:sz="6" w:space="4" w:color="CCCCCC"/>
+        </w:pBdr>
+      </w:pPr>
+    </w:p>
+    <w:p>
+      <w:pPr>
+        <w:pStyle w:val="Heading2"/>
+        <w:jc w:val="left"/>
+        <w:pBdr>
+          <w:bottom w:val="single" w:sz="4" w:space="4" w:color="CCCCCC"/>
+        </w:pBdr>
+      </w:pPr>
+      <w:r>
+        <w:t>21. Architecture Overview</w:t>
+      </w:r>
+    </w:p>
+    <w:p>
+      <w:pPr>
+        <w:spacing w:after="120"/>
+      </w:pPr>
+      <w:r>
+        <w:t xml:space="preserve">DroidBridge uses a </w:t>
+      </w:r>
+      <w:r>
+        <w:rPr>
+          <w:b/>
+        </w:rPr>
+        <w:t>shared-core, dual-interface</w:t>
+      </w:r>
+      <w:r>
+        <w:t xml:space="preserve"> architecture: both the CLI and the GUI call the same Python modules — no logic is duplicated. The only difference is the presentation layer.</w:t>
+      </w:r>
+    </w:p>
+    <w:p>
+      <w:pPr>
+        <w:pStyle w:val="Heading3"/>
+      </w:pPr>
+      <w:r>
+        <w:t>21.1 Shared Core</w:t>
+      </w:r>
+    </w:p>
+    <w:p>
+      <w:pPr>
+        <w:spacing w:before="80" w:after="80"/>
+        <w:ind w:left="288" w:right="288"/>
+        <w:shd w:val="clear" w:color="auto" w:fill="1E2D3D"/>
+      </w:pPr>
+      <w:r>
+        <w:rPr>
+          <w:rFonts w:ascii="Courier New" w:hAnsi="Courier New"/>
+          <w:color w:val="D4D4D4"/>
+          <w:sz w:val="17"/>
+        </w:rPr>
+        <w:t>droidbridge/</w:t>
+        <w:br/>
+        <w:t xml:space="preserve">  core/</w:t>
+        <w:br/>
+        <w:t xml:space="preserve">    adb.py          # ADB wrapper: devices(), shell(), pull(), push()</w:t>
+        <w:br/>
+        <w:t xml:space="preserve">    platform/       # OS-specific sleep inhibitor, path helpers</w:t>
+        <w:br/>
+        <w:t xml:space="preserve">  modules/</w:t>
+        <w:br/>
+        <w:t xml:space="preserve">    device.py       # Module 1 — Device Manager</w:t>
+        <w:br/>
+        <w:t xml:space="preserve">    files.py        # Module 2 — File Browser</w:t>
+        <w:br/>
+        <w:t xml:space="preserve">    transfer.py     # Module 3 — Smart Transfer Engine</w:t>
+        <w:br/>
+        <w:t xml:space="preserve">    whatsapp.py     # Module 4 — WhatsApp Toolkit</w:t>
+        <w:br/>
+        <w:t xml:space="preserve">    storage.py      # Module 5 — Storage Analyzer</w:t>
+        <w:br/>
+        <w:t xml:space="preserve">    backup.py       # Module 6 — Backup Manager</w:t>
+        <w:br/>
+        <w:t xml:space="preserve">    search.py       # Module 7 — Search &amp; Discovery</w:t>
+        <w:br/>
+        <w:t xml:space="preserve">    apps.py         # Module 8 — App Manager</w:t>
+        <w:br/>
+        <w:t xml:space="preserve">    reports.py      # Module 9 — Reports &amp; Analysis</w:t>
+        <w:br/>
+        <w:t xml:space="preserve">  reports/          # TXT / HTML / CSV / JSON generators</w:t>
+        <w:br/>
+        <w:t xml:space="preserve">  utils/            # Size formatting, date parsing, helpers</w:t>
+      </w:r>
+    </w:p>
+    <w:p>
+      <w:pPr>
+        <w:pStyle w:val="Heading3"/>
+      </w:pPr>
+      <w:r>
+        <w:t>21.2 CLI Architecture</w:t>
+      </w:r>
+    </w:p>
+    <w:p>
+      <w:pPr>
+        <w:spacing w:before="80" w:after="80"/>
+        <w:ind w:left="288" w:right="288"/>
+        <w:shd w:val="clear" w:color="auto" w:fill="1E2D3D"/>
+      </w:pPr>
+      <w:r>
+        <w:rPr>
+          <w:rFonts w:ascii="Courier New" w:hAnsi="Courier New"/>
+          <w:color w:val="D4D4D4"/>
+          <w:sz w:val="17"/>
+        </w:rPr>
+        <w:t xml:space="preserve">  User Terminal</w:t>
+        <w:br/>
+        <w:t xml:space="preserve">       |</w:t>
+        <w:br/>
+        <w:t xml:space="preserve">  droidbridge &lt;command&gt; [args]       (cli/main.py — Click framework)</w:t>
+        <w:br/>
+        <w:t xml:space="preserve">       |</w:t>
+        <w:br/>
+        <w:t xml:space="preserve">  +----------+----------+-----------+----------+----------+</w:t>
+        <w:br/>
+        <w:t xml:space="preserve">  | device   | files    | transfer  | whatsapp | storage  |</w:t>
+        <w:br/>
+        <w:t xml:space="preserve">  | connect  | browse   | pull/push | scan     | analyze  |</w:t>
+        <w:br/>
+        <w:t xml:space="preserve">  | info     | search   |           | backup   | large    |</w:t>
+        <w:br/>
+        <w:t xml:space="preserve">  |          |          |           | organize | apps     |</w:t>
+        <w:br/>
+        <w:t xml:space="preserve">  |          |          |           | delete   |          |</w:t>
+        <w:br/>
+        <w:t xml:space="preserve">  +----------+----------+-----------+----------+----------+</w:t>
+        <w:br/>
+        <w:t xml:space="preserve">                              |</w:t>
+        <w:br/>
+        <w:t xml:space="preserve">                    Core Modules (shared)</w:t>
+        <w:br/>
+        <w:t xml:space="preserve">                    modules/*.py</w:t>
+        <w:br/>
+        <w:t xml:space="preserve">                              |</w:t>
+        <w:br/>
+        <w:t xml:space="preserve">                         core/adb.py           (ADB Wrapper)</w:t>
+        <w:br/>
+        <w:t xml:space="preserve">                              |</w:t>
+        <w:br/>
+        <w:t xml:space="preserve">                    platform-tools/adb         (bundled binary)</w:t>
+        <w:br/>
+        <w:t xml:space="preserve">                              |</w:t>
+        <w:br/>
+        <w:t xml:space="preserve">                       Android Device          (USB)</w:t>
+      </w:r>
+    </w:p>
+    <w:p>
+      <w:pPr>
+        <w:spacing w:after="120"/>
+      </w:pPr>
+      <w:r>
+        <w:rPr>
+          <w:b/>
+        </w:rPr>
+        <w:t>Data flow:</w:t>
+      </w:r>
+      <w:r>
+        <w:t xml:space="preserve"> the CLI handler validates user input, calls the relevant module function, and prints the returned data structure. All output goes to stdout; session logs go to </w:t>
+      </w:r>
+      <w:r>
+        <w:rPr>
+          <w:rFonts w:ascii="Courier New" w:hAnsi="Courier New"/>
+          <w:sz w:val="19"/>
+        </w:rPr>
+        <w:t>session_logs/</w:t>
+      </w:r>
+      <w:r>
+        <w:t>. No GUI state is touched.</w:t>
+      </w:r>
+    </w:p>
+    <w:p>
+      <w:pPr>
+        <w:pStyle w:val="Heading3"/>
+      </w:pPr>
+      <w:r>
+        <w:t>21.3 GUI Architecture</w:t>
+      </w:r>
+    </w:p>
+    <w:p>
+      <w:pPr>
+        <w:spacing w:before="80" w:after="80"/>
+        <w:ind w:left="288" w:right="288"/>
+        <w:shd w:val="clear" w:color="auto" w:fill="1E2D3D"/>
+      </w:pPr>
+      <w:r>
+        <w:rPr>
+          <w:rFonts w:ascii="Courier New" w:hAnsi="Courier New"/>
+          <w:color w:val="D4D4D4"/>
+          <w:sz w:val="17"/>
+        </w:rPr>
+        <w:t xml:space="preserve">  User (mouse / keyboard)</w:t>
+        <w:br/>
+        <w:t xml:space="preserve">         |</w:t>
+        <w:br/>
+        <w:t xml:space="preserve">   MainWindow (PyQt6)              gui/main_window.py</w:t>
+        <w:br/>
+        <w:t xml:space="preserve">   |  Sidebar (QListWidget)        9 module entries + About</w:t>
+        <w:br/>
+        <w:t xml:space="preserve">   |  QStackedWidget               one Page per module</w:t>
+        <w:br/>
+        <w:t xml:space="preserve">   |  DeviceContext                shared ADB state (serial, model)</w:t>
+        <w:br/>
+        <w:t xml:space="preserve">   |  LogPanel                     live session log viewer</w:t>
+        <w:br/>
+        <w:t xml:space="preserve">         |</w:t>
+        <w:br/>
+        <w:t xml:space="preserve">   Page (active module)            gui/pages/*.py</w:t>
+        <w:br/>
+        <w:t xml:space="preserve">   |  Signals / Slots              Qt event bus</w:t>
+        <w:br/>
+        <w:t xml:space="preserve">   |  QTableWidget / QTreeWidget   results display</w:t>
+        <w:br/>
+        <w:t xml:space="preserve">   |  Export button                CSV / TXT / HTML / JSON</w:t>
+        <w:br/>
+        <w:t xml:space="preserve">         |</w:t>
+        <w:br/>
+        <w:t xml:space="preserve">   Worker (QThread)                gui/workers/*.py</w:t>
+        <w:br/>
+        <w:t xml:space="preserve">   |  progress / result signals    emitted back to the Page</w:t>
+        <w:br/>
+        <w:t xml:space="preserve">   |  cancel support               via _cancelled flag</w:t>
+        <w:br/>
+        <w:t xml:space="preserve">         |</w:t>
+        <w:br/>
+        <w:t xml:space="preserve">   Core Modules (shared)           modules/*.py</w:t>
+        <w:br/>
+        <w:t xml:space="preserve">         |</w:t>
+        <w:br/>
+        <w:t xml:space="preserve">   core/adb.py                     (ADB Wrapper — same as CLI)</w:t>
+        <w:br/>
+        <w:t xml:space="preserve">         |</w:t>
+        <w:br/>
+        <w:t xml:space="preserve">   Android Device (USB)</w:t>
+      </w:r>
+    </w:p>
+    <w:p>
+      <w:pPr>
+        <w:spacing w:after="120"/>
+      </w:pPr>
+      <w:r>
+        <w:rPr>
+          <w:b/>
+        </w:rPr>
+        <w:t>Key design rule:</w:t>
+      </w:r>
+      <w:r>
+        <w:t xml:space="preserve"> workers and pages never call </w:t>
+      </w:r>
+      <w:r>
+        <w:rPr>
+          <w:rFonts w:ascii="Courier New" w:hAnsi="Courier New"/>
+          <w:sz w:val="19"/>
+        </w:rPr>
+        <w:t>adb</w:t>
+      </w:r>
+      <w:r>
+        <w:t xml:space="preserve"> directly — they always go through </w:t>
+      </w:r>
+      <w:r>
+        <w:rPr>
+          <w:rFonts w:ascii="Courier New" w:hAnsi="Courier New"/>
+          <w:sz w:val="19"/>
+        </w:rPr>
+        <w:t>core/adb.py</w:t>
+      </w:r>
+      <w:r>
+        <w:t>. This means every operation is automatically testable from the CLI without running the GUI.</w:t>
+      </w:r>
+    </w:p>
+    <w:p>
+      <w:pPr>
+        <w:pStyle w:val="Heading3"/>
+      </w:pPr>
+      <w:r>
+        <w:t>21.4 Layered Component Map</w:t>
+      </w:r>
+    </w:p>
+    <w:p>
+      <w:pPr>
+        <w:spacing w:before="80" w:after="80"/>
+        <w:ind w:left="288" w:right="288"/>
+        <w:shd w:val="clear" w:color="auto" w:fill="1E2D3D"/>
+      </w:pPr>
+      <w:r>
+        <w:rPr>
+          <w:rFonts w:ascii="Courier New" w:hAnsi="Courier New"/>
+          <w:color w:val="D4D4D4"/>
+          <w:sz w:val="17"/>
+        </w:rPr>
+        <w:t xml:space="preserve">  ┌──────────────────────────────────────────────────────┐</w:t>
+        <w:br/>
+        <w:t xml:space="preserve">  │  Presentation Layer                                   │</w:t>
+        <w:br/>
+        <w:t xml:space="preserve">  │  CLI (Click)              GUI (PyQt6)                │</w:t>
+        <w:br/>
+        <w:t xml:space="preserve">  └──────────────┬───────────────────┬───────────────────┘</w:t>
+        <w:br/>
+        <w:t xml:space="preserve">                 │                   │</w:t>
+        <w:br/>
+        <w:t xml:space="preserve">  ┌──────────────▼───────────────────▼───────────────────┐</w:t>
+        <w:br/>
+        <w:t xml:space="preserve">  │  Application Layer                                    │</w:t>
+        <w:br/>
+        <w:t xml:space="preserve">  │  modules/device  modules/whatsapp  modules/storage   │</w:t>
+        <w:br/>
+        <w:t xml:space="preserve">  │  modules/files   modules/search    modules/apps      │</w:t>
+        <w:br/>
+        <w:t xml:space="preserve">  │  modules/backup  modules/reports   modules/transfer  │</w:t>
+        <w:br/>
+        <w:t xml:space="preserve">  └──────────────────────────┬───────────────────────────┘</w:t>
+        <w:br/>
+        <w:t xml:space="preserve">                             │</w:t>
+        <w:br/>
+        <w:t xml:space="preserve">  ┌──────────────────────────▼───────────────────────────┐</w:t>
+        <w:br/>
+        <w:t xml:space="preserve">  │  Infrastructure Layer                                 │</w:t>
+        <w:br/>
+        <w:t xml:space="preserve">  │  core/adb.py      core/platform/      utils/         │</w:t>
+        <w:br/>
+        <w:t xml:space="preserve">  │  reports/ (formatters)   session_logs/               │</w:t>
+        <w:br/>
+        <w:t xml:space="preserve">  └──────────────────────────┬───────────────────────────┘</w:t>
+        <w:br/>
+        <w:t xml:space="preserve">                             │  USB  (ADB protocol)</w:t>
+        <w:br/>
+        <w:t xml:space="preserve">  ┌──────────────────────────▼───────────────────────────┐</w:t>
+        <w:br/>
+        <w:t xml:space="preserve">  │  Android Device                                       │</w:t>
+        <w:br/>
+        <w:t xml:space="preserve">  │  bundled platform-tools/adb  (Google v37.0.0)        │</w:t>
+        <w:br/>
+        <w:t xml:space="preserve">  └──────────────────────────────────────────────────────┘</w:t>
+      </w:r>
+    </w:p>
+    <w:p>
+      <w:pPr>
+        <w:spacing w:before="80" w:after="80"/>
+        <w:pBdr>
+          <w:bottom w:val="single" w:sz="6" w:space="4" w:color="CCCCCC"/>
+        </w:pBdr>
+      </w:pPr>
+    </w:p>
+    <w:p>
+      <w:pPr>
+        <w:pStyle w:val="Heading2"/>
+        <w:jc w:val="left"/>
+        <w:pBdr>
+          <w:bottom w:val="single" w:sz="4" w:space="4" w:color="CCCCCC"/>
+        </w:pBdr>
+      </w:pPr>
+      <w:r>
+        <w:t>22. About the Developer</w:t>
+      </w:r>
+    </w:p>
+    <w:p>
+      <w:pPr>
+        <w:spacing w:after="120"/>
+      </w:pPr>
+      <w:r>
+        <w:t>DroidBridge was designed and built by:</w:t>
+      </w:r>
+    </w:p>
+    <w:tbl>
+      <w:tblPr>
+        <w:tblStyle w:val="TableGrid"/>
+        <w:tblW w:type="auto" w:w="0"/>
+        <w:tblLook w:firstColumn="1" w:firstRow="1" w:lastColumn="0" w:lastRow="0" w:noHBand="0" w:noVBand="1" w:val="04A0"/>
+      </w:tblPr>
+      <w:tblGrid>
+        <w:gridCol w:w="4320"/>
+        <w:gridCol w:w="4320"/>
+      </w:tblGrid>
+      <w:tr>
+        <w:tc>
+          <w:tcPr>
+            <w:tcW w:type="dxa" w:w="4320"/>
+            <w:shd w:val="clear" w:color="auto" w:fill="1F497D"/>
+          </w:tcPr>
+          <w:p>
+            <w:r>
+              <w:rPr>
+                <w:b/>
+                <w:color w:val="FFFFFF"/>
+                <w:sz w:val="22"/>
+              </w:rPr>
+              <w:t>Field</w:t>
+            </w:r>
+          </w:p>
+        </w:tc>
+        <w:tc>
+          <w:tcPr>
+            <w:tcW w:type="dxa" w:w="4320"/>
+            <w:shd w:val="clear" w:color="auto" w:fill="1F497D"/>
+          </w:tcPr>
+          <w:p>
+            <w:r>
+              <w:rPr>
+                <w:b/>
+                <w:color w:val="FFFFFF"/>
+                <w:sz w:val="22"/>
+              </w:rPr>
+              <w:t>Details</w:t>
+            </w:r>
+          </w:p>
+        </w:tc>
+      </w:tr>
+      <w:tr>
+        <w:tc>
+          <w:tcPr>
+            <w:tcW w:type="dxa" w:w="4320"/>
+          </w:tcPr>
+          <w:p>
+            <w:r>
+              <w:t>Name</w:t>
+            </w:r>
+          </w:p>
+        </w:tc>
+        <w:tc>
+          <w:tcPr>
+            <w:tcW w:type="dxa" w:w="4320"/>
+          </w:tcPr>
+          <w:p>
+            <w:r>
+              <w:t>Ali Elmansoury</w:t>
+            </w:r>
+          </w:p>
+        </w:tc>
+      </w:tr>
+      <w:tr>
+        <w:tc>
+          <w:tcPr>
+            <w:tcW w:type="dxa" w:w="4320"/>
+          </w:tcPr>
+          <w:p>
+            <w:r>
+              <w:t>Title</w:t>
+            </w:r>
+          </w:p>
+        </w:tc>
+        <w:tc>
+          <w:tcPr>
+            <w:tcW w:type="dxa" w:w="4320"/>
+          </w:tcPr>
+          <w:p>
+            <w:r>
+              <w:t>Junior Embedded Software / Android Automotive Engineer</w:t>
+            </w:r>
+          </w:p>
+        </w:tc>
+      </w:tr>
+      <w:tr>
+        <w:tc>
+          <w:tcPr>
+            <w:tcW w:type="dxa" w:w="4320"/>
+          </w:tcPr>
+          <w:p>
+            <w:r>
+              <w:t>Email</w:t>
+            </w:r>
+          </w:p>
+        </w:tc>
+        <w:tc>
+          <w:tcPr>
+            <w:tcW w:type="dxa" w:w="4320"/>
+          </w:tcPr>
+          <w:p>
+            <w:r>
+              <w:t>ali.elmansoury21@gmail.com</w:t>
+            </w:r>
+          </w:p>
+        </w:tc>
+      </w:tr>
+      <w:tr>
+        <w:tc>
+          <w:tcPr>
+            <w:tcW w:type="dxa" w:w="4320"/>
+          </w:tcPr>
+          <w:p>
+            <w:r>
+              <w:t>GitHub</w:t>
+            </w:r>
+          </w:p>
+        </w:tc>
+        <w:tc>
+          <w:tcPr>
+            <w:tcW w:type="dxa" w:w="4320"/>
+          </w:tcPr>
+          <w:p>
+            <w:r>
+              <w:t>https://github.com/Ali-Elmansoury</w:t>
+            </w:r>
+          </w:p>
+        </w:tc>
+      </w:tr>
+      <w:tr>
+        <w:tc>
+          <w:tcPr>
+            <w:tcW w:type="dxa" w:w="4320"/>
+          </w:tcPr>
+          <w:p>
+            <w:r>
+              <w:t>LinkedIn</w:t>
+            </w:r>
+          </w:p>
+        </w:tc>
+        <w:tc>
+          <w:tcPr>
+            <w:tcW w:type="dxa" w:w="4320"/>
+          </w:tcPr>
+          <w:p>
+            <w:r>
+              <w:t>https://www.linkedin.com/in/ali-elmansoury/</w:t>
+            </w:r>
+          </w:p>
+        </w:tc>
+      </w:tr>
+    </w:tbl>
+    <w:p>
+      <w:pPr>
+        <w:spacing w:after="80"/>
+      </w:pPr>
+    </w:p>
+    <w:p>
+      <w:pPr>
+        <w:spacing w:after="120"/>
+      </w:pPr>
+      <w:r>
+        <w:t>DroidBridge grew out of a personal frustration with the painfully slow MTP transfers and the lack of good offline tools for managing large WhatsApp media archives on Android devices. Every feature in the tool was driven by real-world usage on real data.</w:t>
+      </w:r>
+    </w:p>
+    <w:p>
+      <w:pPr>
+        <w:spacing w:after="120"/>
+      </w:pPr>
+      <w:r>
+        <w:t>The project is open source (MIT License). Contributions, issues, and feedback are welcome on GitHub.</w:t>
+      </w:r>
     </w:p>
     <w:sectPr>
       <w:footerReference w:type="default" r:id="rId9"/>

--- a/docs/DroidBridge_Project_Document.docx
+++ b/docs/DroidBridge_Project_Document.docx
@@ -80,14 +80,14 @@
     </w:p>
     <w:p>
       <w:pPr>
-        <w:spacing w:before="0" w:after="280"/>
-        <w:ind w:left="0" w:right="5040"/>
-        <w:jc w:val="left"/>
+        <w:spacing w:before="80" w:after="280"/>
+        <w:ind w:left="2160" w:right="2160"/>
+        <w:jc w:val="center"/>
         <w:shd w:val="clear" w:color="auto" w:fill="2E75B6"/>
       </w:pPr>
       <w:r>
         <w:rPr>
-          <w:sz w:val="10"/>
+          <w:sz w:val="36"/>
         </w:rPr>
         <w:t xml:space="preserve"> </w:t>
       </w:r>

--- a/docs/DroidBridge_Project_Document.docx
+++ b/docs/DroidBridge_Project_Document.docx
@@ -115,7 +115,7 @@
           <w:color w:val="595959"/>
           <w:sz w:val="22"/>
         </w:rPr>
-        <w:t>Version 1.0.0 | Released June 2026</w:t>
+        <w:t>Version 1.0.3 | Released June 2026</w:t>
       </w:r>
     </w:p>
     <w:p>
@@ -128,7 +128,7 @@
           <w:color w:val="595959"/>
           <w:sz w:val="22"/>
         </w:rPr>
-        <w:t>Open Source Project (MIT License)</w:t>
+        <w:t>Proprietary Source-Available License</w:t>
       </w:r>
     </w:p>
     <w:p>
@@ -937,7 +937,7 @@
           </w:tcPr>
           <w:p>
             <w:r>
-              <w:t>Open source collaboration</w:t>
+              <w:t>Source control and collaboration</w:t>
             </w:r>
           </w:p>
         </w:tc>
@@ -7172,7 +7172,7 @@
           </w:tcPr>
           <w:p>
             <w:r>
-              <w:t>MIT Open Source License</w:t>
+              <w:t>Proprietary Source-Available — free for personal use, commercial license required for business use</w:t>
             </w:r>
           </w:p>
         </w:tc>
@@ -9511,7 +9511,7 @@
         <w:spacing w:after="120"/>
       </w:pPr>
       <w:r>
-        <w:t>offline, MIT, Android-focused CLI/GUI). If ever pursued, it would be a</w:t>
+        <w:t>offline, source-available, Android-focused CLI/GUI). If ever pursued, it would be a</w:t>
       </w:r>
     </w:p>
     <w:p>
@@ -11757,7 +11757,7 @@
         <w:spacing w:after="120"/>
       </w:pPr>
       <w:r>
-        <w:t>The project is open source (MIT License). Contributions, issues, and feedback are welcome on GitHub.</w:t>
+        <w:t>DroidBridge is released under a proprietary source-available license — free for personal use, with a commercial license required for business use. Source code is publicly visible on GitHub. Contributions, issues, and feedback are welcome.</w:t>
       </w:r>
     </w:p>
     <w:sectPr>

--- a/docs/DroidBridge_Project_Document.docx
+++ b/docs/DroidBridge_Project_Document.docx
@@ -115,7 +115,7 @@
           <w:color w:val="595959"/>
           <w:sz w:val="22"/>
         </w:rPr>
-        <w:t>Version 1.0.3 | Released June 2026</w:t>
+        <w:t>Version 1.0.5 | Released June 2026</w:t>
       </w:r>
     </w:p>
     <w:p>
